--- a/report/Отчет_ПР1_ПР2_Рябец_Головин_Гришин.docx
+++ b/report/Отчет_ПР1_ПР2_Рябец_Головин_Гришин.docx
@@ -827,6 +827,21 @@
         <w:t>ПРИЛОЖЕНИЕ Б ФРАГМЕНТЫ RTL-МОДЕЛИ</w:t>
         <w:tab/>
         <w:t>26</w:t>
+      </w:r>
+    </w:p>
+    <w:p>
+      <w:pPr>
+        <w:pStyle w:val="ReportContents"/>
+        <w:tabs>
+          <w:tab w:val="clear" w:pos="709"/>
+          <w:tab w:val="right" w:pos="9638" w:leader="dot"/>
+        </w:tabs>
+        <w:rPr/>
+      </w:pPr>
+      <w:r>
+        <w:t>ПРИЛОЖЕНИЕ В ПОДТВЕРЖДЕНИЕ ПРОВЕРКИ В VIVADO</w:t>
+        <w:tab/>
+        <w:t>27</w:t>
       </w:r>
     </w:p>
     <w:p>
@@ -5055,6 +5070,60 @@
           </w:p>
         </w:tc>
       </w:tr>
+      <w:tr>
+        <w:tc>
+          <w:tcPr>
+            <w:tcW w:type="dxa" w:w="2268"/>
+          </w:tcPr>
+          <w:p>
+            <w:pPr>
+              <w:pStyle w:val="ReportTableText"/>
+            </w:pPr>
+            <w:r>
+              <w:t>Vivado XSim, полный набор</w:t>
+            </w:r>
+          </w:p>
+        </w:tc>
+        <w:tc>
+          <w:tcPr>
+            <w:tcW w:type="dxa" w:w="1191"/>
+          </w:tcPr>
+          <w:p>
+            <w:pPr>
+              <w:pStyle w:val="ReportTableText"/>
+            </w:pPr>
+            <w:r>
+              <w:t>2331</w:t>
+            </w:r>
+          </w:p>
+        </w:tc>
+        <w:tc>
+          <w:tcPr>
+            <w:tcW w:type="dxa" w:w="1871"/>
+          </w:tcPr>
+          <w:p>
+            <w:pPr>
+              <w:pStyle w:val="ReportTableText"/>
+            </w:pPr>
+            <w:r>
+              <w:t>0</w:t>
+            </w:r>
+          </w:p>
+        </w:tc>
+        <w:tc>
+          <w:tcPr>
+            <w:tcW w:type="dxa" w:w="3458"/>
+          </w:tcPr>
+          <w:p>
+            <w:pPr>
+              <w:pStyle w:val="ReportTableText"/>
+            </w:pPr>
+            <w:r>
+              <w:t>0 по a_bits и y</w:t>
+            </w:r>
+          </w:p>
+        </w:tc>
+      </w:tr>
     </w:tbl>
     <w:p>
       <w:pPr>
@@ -5070,7 +5139,7 @@
         <w:pStyle w:val="ReportBody"/>
       </w:pPr>
       <w:r>
-        <w:t>Подтверждена поведенческая симуляция в Icarus Verilog. Для Vivado 2022.2 подготовлен проектный Tcl-сценарий, но его запуск в Vivado и синтез не проводились; результаты по ресурсам ПЛИС и таймингам не заявляются.</w:t>
+        <w:t>В Vivado 2022.2 создан проект bnn_pr2 для xc7a100tcsg324-1. Поведенческая симуляция XSim завершилась сообщением PASS: 2331 vectors. Временные диаграммы, результат синтеза и схема приведены в приложении В. Синтез успешно завершился: использовано 629 Slice LUT, 2 Slice Register, 45 Bonded IOB и 1 BUFGCTRL. Оценка ресурсов относится только к синтезу; размещение, трассировка и анализ таймингов не выполнялись.</w:t>
       </w:r>
     </w:p>
     <w:p>
@@ -5090,7 +5159,7 @@
       </w:pPr>
       <w:r>
         <w:rPr/>
-        <w:t>В практических работах № 1–2 создана программная и RTL-модель бинарного классификатора падений 5→8→1. Программная модель обучена на признаках SisFall и дала на тестовой выборке 97,0 % accuracy, 84,5 % precision и 93,6 % recall. RTL-модель повторяет целочисленный тракт: знаковые int8-умножения, 32-битное накопление, бинаризацию, XNOR и popcount. В поведенческой симуляции Icarus Verilog получено полное совпадение с эталоном на 64 контрольных, 2331 тестовых и 14 граничных входах; на полном наборе совпали также промежуточные состояния обоих слоёв. Подготовлены исходники и сценарий проекта для Vivado 2022.2 с целевым кристаллом xc7a100tcsg324-1. Таким образом, системная модель и её функционально проверенный RTL-эквивалент готовы к следующему этапу работы.</w:t>
+        <w:t>В практических работах № 1–2 создана программная и RTL-модель бинарного классификатора падений 5→8→1. Программная модель обучена на признаках SisFall и дала на тестовой выборке 97,0 % accuracy, 84,5 % precision и 93,6 % recall. RTL-модель повторяет целочисленный тракт: знаковые int8-умножения, 32-битное накопление, бинаризацию, XNOR и popcount. В поведенческой симуляции Icarus Verilog получено полное совпадение с эталоном на 64 контрольных, 2331 тестовых и 14 граничных входах; на полном наборе совпали также промежуточные состояния обоих слоёв. В Vivado 2022.2 создан проект для xc7a100tcsg324-1, симуляция XSim прошла 2331 вектор без расхождений, синтез завершился успешно и получена логическая схема. Таким образом, системная модель и её функционально проверенный RTL-эквивалент готовы к следующему этапу работы.</w:t>
       </w:r>
     </w:p>
     <w:p>
@@ -7849,6 +7918,280 @@
         <w:t xml:space="preserve">      - 32'sd8 + $signed(b_b[0]);</w:t>
         <w:br/>
         <w:t>prediction_next = (score &gt;= 32'sd0);</w:t>
+      </w:r>
+    </w:p>
+    <w:p>
+      <w:pPr>
+        <w:pStyle w:val="ReportAppendix"/>
+      </w:pPr>
+      <w:r>
+        <w:t>Приложение В</w:t>
+      </w:r>
+    </w:p>
+    <w:p>
+      <w:pPr>
+        <w:pStyle w:val="ReportAppendixTitle"/>
+      </w:pPr>
+      <w:r>
+        <w:t>Подтверждение проверки в Vivado 2022.2</w:t>
+      </w:r>
+    </w:p>
+    <w:p>
+      <w:pPr>
+        <w:pStyle w:val="ReportBody"/>
+      </w:pPr>
+      <w:r>
+        <w:t>Снимки экрана получены при запуске проекта bnn_pr2 для xc7a100tcsg324-1. Они фиксируют состав проекта, результат поведенческой симуляции, временные диаграммы и синтезированную схему с отчётом использования ресурсов.</w:t>
+      </w:r>
+    </w:p>
+    <w:p>
+      <w:pPr>
+        <w:keepNext/>
+        <w:jc w:val="center"/>
+      </w:pPr>
+      <w:r>
+        <w:drawing>
+          <wp:inline xmlns:a="http://schemas.openxmlformats.org/drawingml/2006/main">
+            <wp:extent cx="5580000" cy="3487500"/>
+            <wp:docPr id="5" name="Picture 5"/>
+            <wp:cNvGraphicFramePr>
+              <a:graphicFrameLocks noChangeAspect="1"/>
+            </wp:cNvGraphicFramePr>
+            <a:graphic>
+              <a:graphicData uri="http://schemas.openxmlformats.org/drawingml/2006/picture">
+                <pic:pic>
+                  <pic:nvPicPr>
+                    <pic:cNvPr id="0" name="vivado_project.jpg"/>
+                    <pic:cNvPicPr/>
+                  </pic:nvPicPr>
+                  <pic:blipFill>
+                    <a:blip r:embed="rId12"/>
+                    <a:stretch>
+                      <a:fillRect/>
+                    </a:stretch>
+                  </pic:blipFill>
+                  <pic:spPr>
+                    <a:xfrm>
+                      <a:off x="0" y="0"/>
+                      <a:ext cx="5580000" cy="3487500"/>
+                    </a:xfrm>
+                    <a:prstGeom prst="rect"/>
+                  </pic:spPr>
+                </pic:pic>
+              </a:graphicData>
+            </a:graphic>
+          </wp:inline>
+        </w:drawing>
+      </w:r>
+    </w:p>
+    <w:p>
+      <w:pPr>
+        <w:pStyle w:val="ReportBody"/>
+        <w:spacing w:after="240"/>
+        <w:jc w:val="center"/>
+      </w:pPr>
+      <w:r>
+        <w:t>Рисунок В.1 — Проект bnn_pr2 и целевой кристалл</w:t>
+      </w:r>
+    </w:p>
+    <w:p>
+      <w:pPr>
+        <w:keepNext/>
+        <w:jc w:val="center"/>
+      </w:pPr>
+      <w:r>
+        <w:drawing>
+          <wp:inline xmlns:a="http://schemas.openxmlformats.org/drawingml/2006/main">
+            <wp:extent cx="5580000" cy="3487500"/>
+            <wp:docPr id="6" name="Picture 6"/>
+            <wp:cNvGraphicFramePr>
+              <a:graphicFrameLocks noChangeAspect="1"/>
+            </wp:cNvGraphicFramePr>
+            <a:graphic>
+              <a:graphicData uri="http://schemas.openxmlformats.org/drawingml/2006/picture">
+                <pic:pic>
+                  <pic:nvPicPr>
+                    <pic:cNvPr id="0" name="vivado_simulation_pass.jpg"/>
+                    <pic:cNvPicPr/>
+                  </pic:nvPicPr>
+                  <pic:blipFill>
+                    <a:blip r:embed="rId13"/>
+                    <a:stretch>
+                      <a:fillRect/>
+                    </a:stretch>
+                  </pic:blipFill>
+                  <pic:spPr>
+                    <a:xfrm>
+                      <a:off x="0" y="0"/>
+                      <a:ext cx="5580000" cy="3487500"/>
+                    </a:xfrm>
+                    <a:prstGeom prst="rect"/>
+                  </pic:spPr>
+                </pic:pic>
+              </a:graphicData>
+            </a:graphic>
+          </wp:inline>
+        </w:drawing>
+      </w:r>
+    </w:p>
+    <w:p>
+      <w:pPr>
+        <w:pStyle w:val="ReportBody"/>
+        <w:spacing w:after="240"/>
+        <w:jc w:val="center"/>
+      </w:pPr>
+      <w:r>
+        <w:t>Рисунок В.2 — Успешная симуляция 2331 эталонного вектора</w:t>
+      </w:r>
+    </w:p>
+    <w:p>
+      <w:pPr>
+        <w:keepNext/>
+        <w:jc w:val="center"/>
+      </w:pPr>
+      <w:r>
+        <w:drawing>
+          <wp:inline xmlns:a="http://schemas.openxmlformats.org/drawingml/2006/main">
+            <wp:extent cx="5580000" cy="3487500"/>
+            <wp:docPr id="7" name="Picture 7"/>
+            <wp:cNvGraphicFramePr>
+              <a:graphicFrameLocks noChangeAspect="1"/>
+            </wp:cNvGraphicFramePr>
+            <a:graphic>
+              <a:graphicData uri="http://schemas.openxmlformats.org/drawingml/2006/picture">
+                <pic:pic>
+                  <pic:nvPicPr>
+                    <pic:cNvPr id="0" name="vivado_waveform.jpg"/>
+                    <pic:cNvPicPr/>
+                  </pic:nvPicPr>
+                  <pic:blipFill>
+                    <a:blip r:embed="rId14"/>
+                    <a:stretch>
+                      <a:fillRect/>
+                    </a:stretch>
+                  </pic:blipFill>
+                  <pic:spPr>
+                    <a:xfrm>
+                      <a:off x="0" y="0"/>
+                      <a:ext cx="5580000" cy="3487500"/>
+                    </a:xfrm>
+                    <a:prstGeom prst="rect"/>
+                  </pic:spPr>
+                </pic:pic>
+              </a:graphicData>
+            </a:graphic>
+          </wp:inline>
+        </w:drawing>
+      </w:r>
+    </w:p>
+    <w:p>
+      <w:pPr>
+        <w:pStyle w:val="ReportBody"/>
+        <w:spacing w:after="240"/>
+        <w:jc w:val="center"/>
+      </w:pPr>
+      <w:r>
+        <w:t>Рисунок В.3 — Временные диаграммы входов и выходов RTL-модели</w:t>
+      </w:r>
+    </w:p>
+    <w:p>
+      <w:pPr>
+        <w:keepNext/>
+        <w:jc w:val="center"/>
+      </w:pPr>
+      <w:r>
+        <w:drawing>
+          <wp:inline xmlns:a="http://schemas.openxmlformats.org/drawingml/2006/main">
+            <wp:extent cx="5580000" cy="3487500"/>
+            <wp:docPr id="8" name="Picture 8"/>
+            <wp:cNvGraphicFramePr>
+              <a:graphicFrameLocks noChangeAspect="1"/>
+            </wp:cNvGraphicFramePr>
+            <a:graphic>
+              <a:graphicData uri="http://schemas.openxmlformats.org/drawingml/2006/picture">
+                <pic:pic>
+                  <pic:nvPicPr>
+                    <pic:cNvPr id="0" name="vivado_synthesized_schematic.jpg"/>
+                    <pic:cNvPicPr/>
+                  </pic:nvPicPr>
+                  <pic:blipFill>
+                    <a:blip r:embed="rId15"/>
+                    <a:stretch>
+                      <a:fillRect/>
+                    </a:stretch>
+                  </pic:blipFill>
+                  <pic:spPr>
+                    <a:xfrm>
+                      <a:off x="0" y="0"/>
+                      <a:ext cx="5580000" cy="3487500"/>
+                    </a:xfrm>
+                    <a:prstGeom prst="rect"/>
+                  </pic:spPr>
+                </pic:pic>
+              </a:graphicData>
+            </a:graphic>
+          </wp:inline>
+        </w:drawing>
+      </w:r>
+    </w:p>
+    <w:p>
+      <w:pPr>
+        <w:pStyle w:val="ReportBody"/>
+        <w:spacing w:after="240"/>
+        <w:jc w:val="center"/>
+      </w:pPr>
+      <w:r>
+        <w:t>Рисунок В.4 — Общий вид синтезированной логической схемы</w:t>
+      </w:r>
+    </w:p>
+    <w:p>
+      <w:pPr>
+        <w:keepNext/>
+        <w:jc w:val="center"/>
+      </w:pPr>
+      <w:r>
+        <w:drawing>
+          <wp:inline xmlns:a="http://schemas.openxmlformats.org/drawingml/2006/main">
+            <wp:extent cx="5580000" cy="3487500"/>
+            <wp:docPr id="9" name="Picture 9"/>
+            <wp:cNvGraphicFramePr>
+              <a:graphicFrameLocks noChangeAspect="1"/>
+            </wp:cNvGraphicFramePr>
+            <a:graphic>
+              <a:graphicData uri="http://schemas.openxmlformats.org/drawingml/2006/picture">
+                <pic:pic>
+                  <pic:nvPicPr>
+                    <pic:cNvPr id="0" name="vivado_utilization.jpg"/>
+                    <pic:cNvPicPr/>
+                  </pic:nvPicPr>
+                  <pic:blipFill>
+                    <a:blip r:embed="rId16"/>
+                    <a:stretch>
+                      <a:fillRect/>
+                    </a:stretch>
+                  </pic:blipFill>
+                  <pic:spPr>
+                    <a:xfrm>
+                      <a:off x="0" y="0"/>
+                      <a:ext cx="5580000" cy="3487500"/>
+                    </a:xfrm>
+                    <a:prstGeom prst="rect"/>
+                  </pic:spPr>
+                </pic:pic>
+              </a:graphicData>
+            </a:graphic>
+          </wp:inline>
+        </w:drawing>
+      </w:r>
+    </w:p>
+    <w:p>
+      <w:pPr>
+        <w:pStyle w:val="ReportBody"/>
+        <w:spacing w:after="240"/>
+        <w:jc w:val="center"/>
+      </w:pPr>
+      <w:r>
+        <w:t>Рисунок В.5 — Фрагмент схемы и использование ресурсов после синтеза</w:t>
       </w:r>
     </w:p>
     <w:sectPr>

--- a/report/Отчет_ПР1_ПР2_Рябец_Головин_Гришин.docx
+++ b/report/Отчет_ПР1_ПР2_Рябец_Головин_Гришин.docx
@@ -670,7 +670,7 @@
         <w:rPr/>
         <w:t>2 ИЗВЛЕЧЕНИЕ ПРИЗНАКОВ И ФОРМИРОВАНИЕ ВЫБОРОК</w:t>
         <w:tab/>
-        <w:t>7</w:t>
+        <w:t>6</w:t>
       </w:r>
     </w:p>
     <w:p>
@@ -686,7 +686,7 @@
         <w:rPr/>
         <w:t>3 АРХИТЕКТУРА СЕТИ И КВАНТОВАНИЕ</w:t>
         <w:tab/>
-        <w:t>9</w:t>
+        <w:t>8</w:t>
       </w:r>
     </w:p>
     <w:p>
@@ -702,7 +702,7 @@
         <w:rPr/>
         <w:t>4 ОБУЧЕНИЕ И ПРОГРАММНАЯ РЕАЛИЗАЦИЯ</w:t>
         <w:tab/>
-        <w:t>11</w:t>
+        <w:t>10</w:t>
       </w:r>
     </w:p>
     <w:p>
@@ -718,7 +718,7 @@
         <w:rPr/>
         <w:t>5 РЕЗУЛЬТАТЫ И ЭТАЛОННЫЙ ОТКЛИК</w:t>
         <w:tab/>
-        <w:t>13</w:t>
+        <w:t>12</w:t>
       </w:r>
     </w:p>
     <w:p>
@@ -733,7 +733,7 @@
       <w:r>
         <w:t>6 ПОСТАНОВКА ЗАДАЧИ ПРАКТИЧЕСКОЙ РАБОТЫ № 2</w:t>
         <w:tab/>
-        <w:t>16</w:t>
+        <w:t>15</w:t>
       </w:r>
     </w:p>
     <w:p>
@@ -779,7 +779,7 @@
         <w:rPr/>
         <w:t>ЗАКЛЮЧЕНИЕ</w:t>
         <w:tab/>
-        <w:t>19</w:t>
+        <w:t>21</w:t>
       </w:r>
     </w:p>
     <w:p>
@@ -795,7 +795,7 @@
         <w:rPr/>
         <w:t>СПИСОК ИСПОЛЬЗОВАННЫХ ИСТОЧНИКОВ</w:t>
         <w:tab/>
-        <w:t>20</w:t>
+        <w:t>22</w:t>
       </w:r>
     </w:p>
     <w:p>
@@ -811,7 +811,7 @@
         <w:rPr/>
         <w:t>ПРИЛОЖЕНИЕ А КЛЮЧЕВЫЕ ФРАГМЕНТЫ ПРОГРАММЫ</w:t>
         <w:tab/>
-        <w:t>21</w:t>
+        <w:t>23</w:t>
       </w:r>
     </w:p>
     <w:p>
@@ -826,22 +826,7 @@
       <w:r>
         <w:t>ПРИЛОЖЕНИЕ Б ФРАГМЕНТЫ RTL-МОДЕЛИ</w:t>
         <w:tab/>
-        <w:t>26</w:t>
-      </w:r>
-    </w:p>
-    <w:p>
-      <w:pPr>
-        <w:pStyle w:val="ReportContents"/>
-        <w:tabs>
-          <w:tab w:val="clear" w:pos="709"/>
-          <w:tab w:val="right" w:pos="9638" w:leader="dot"/>
-        </w:tabs>
-        <w:rPr/>
-      </w:pPr>
-      <w:r>
-        <w:t>ПРИЛОЖЕНИЕ В ПОДТВЕРЖДЕНИЕ ПРОВЕРКИ В VIVADO</w:t>
-        <w:tab/>
-        <w:t>27</w:t>
+        <w:t>28</w:t>
       </w:r>
     </w:p>
     <w:p>
@@ -871,7 +856,7 @@
       </w:pPr>
       <w:r>
         <w:rPr/>
-        <w:t>Цель практических работ № 1–2 — построить программную эталонную модель нейроускорителя, затем разработать её RTL-эквивалент на Verilog и сверить результаты симуляции с эталонным откликом. В практической работе № 3 эта RTL-модель станет основой проекта для ПЛИС.</w:t>
+        <w:t>Цель практических работ № 1–2 — построить программную эталонную модель нейроускорителя, затем разработать её RTL-эквивалент на Verilog и сверить результаты симуляции с эталонным откликом. Модель классифицирует подготовленные признаки движения и выдаёт один бит решения.</w:t>
       </w:r>
     </w:p>
     <w:p>
@@ -881,7 +866,7 @@
       </w:pPr>
       <w:r>
         <w:rPr/>
-        <w:t>Для выполнения работы выбран вариант задания 2 (тема, предложенная студентами): детектирование падения человека — бинарная классификация «падение / не падение» по пяти признакам, извлечённым из данных акселерометра и гироскопа. Поскольку итоговая цель проекта — аппаратная реализация на ПЛИС, архитектура нейросети выбрана бинарной (Binary Neural Network): скрытый и выходной слои используют веса {-1, +1} и вычисляются операциями XNOR и popcount вместо умножения, что убирает умножители из наиболее массовой по числу операций части схемы.</w:t>
+        <w:t>Решается задача детектирования падения человека по пяти признакам из данных акселерометра и гироскопа. Сеть 5→8→1 использует знаковые восьмибитные входы и веса в первом слое; выходной слой работает с бинарными активациями и весами через XNOR и подсчёт совпадений. Такой вычислительный тракт допускает целочисленную реализацию на ПЛИС.</w:t>
       </w:r>
     </w:p>
     <w:p>
@@ -1012,7 +997,7 @@
       </w:pPr>
       <w:r>
         <w:rPr/>
-        <w:t>Согласно методическому указанию, результатом практической работы № 1 должна быть системная модель нейроускорителя, реализованная на языке программирования высокого уровня, и эталонный отклик — контрольные пары «вход — выход», по которым в дальнейшем верифицируется RTL-модель (практическая работа № 2) и прототип на ПЛИС (практическая работа № 3). Отсюда вытекает ключевое техническое требование: модель должна допускать точную целочисленную реализацию (без плавающей точки), иначе эталонный отклик было бы невозможно воспроизвести бит в бит на RTL.</w:t>
+        <w:t>Для детектирования падений разработана программная системная модель нейроускорителя и сформирован эталонный отклик — контрольные пары «вход — выход». По ним проверяется эквивалентность RTL-модели. Вычисления классификатора выполняются в целочисленной арифметике, поэтому результат можно воспроизвести бит в бит в Verilog без операций с плавающей точкой.</w:t>
       </w:r>
     </w:p>
     <w:p>
@@ -1294,7 +1279,7 @@
       </w:pPr>
       <w:r>
         <w:rPr/>
-        <w:t>Согласно постановке задачи проекта, для классификации используется 5 признаков. Один образец (одно окно анализа) строится вокруг локального пика модуля результирующего ускорения записи — физически обоснованного момента удара при падении или пиковой фазы резкого движения при обычной активности. Для коротких испытаний (12–25 с) берётся одно окно на весь файл; длинные записи ходьбы и бега (100 с) нарезаются на скользящие окна по 4 с с шагом 2 с.</w:t>
+        <w:t>Для классификации используются пять признаков. Один образец (одно окно анализа) строится вокруг локального пика модуля результирующего ускорения записи — физически обоснованного момента удара при падении или пиковой фазы резкого движения при обычной активности. Для коротких испытаний (12–25 с) берётся одно окно на весь файл; длинные записи ходьбы и бега (100 с) нарезаются на скользящие окна по 4 с с шагом 2 с.</w:t>
       </w:r>
     </w:p>
     <w:p>
@@ -3027,7 +3012,7 @@
       </w:pPr>
       <w:r>
         <w:rPr/>
-        <w:t>где H = 8 — число нейронов слоя A. Тождество проверено численно на 2000 случайных парах ±1-векторов разной длины (см. листинг А.9 и tests/test_golden_model.py) — совпадение полное. Именно эта граница (fixed-point препроцессор → истинно бинарный классификатор) выбрана как объём «нейроускорителя», переносимого на ПЛИС в практических работах № 2–3: слой B почти не требует логики (XNOR-вентили, сумматор единиц, компаратор), а слой A — простое MAC малой разрядности. Всего обучаемых параметров: 40 (W_A, int8) + 8 (b_A, int32) + 8 (W_B, 1 бит) + 1 (b_B, int32) = 57 скалярных величин.</w:t>
+        <w:t>где H = 8 — число нейронов слоя A. Тождество проверено численно на 2000 случайных парах ±1-векторов разной длины; во всех случаях получено полное совпадение. Аппаратная часть ограничена классификатором: слой B реализуется через XNOR, подсчёт единиц и пороговое сравнение, а слой A — через целочисленное умножение и накопление. Всего обучаемых параметров: 40 (W_A, int8) + 8 (b_A, int32) + 8 (W_B, 1 бит) + 1 (b_B, int32) = 57 скалярных величин.</w:t>
       </w:r>
     </w:p>
     <w:p>
@@ -4229,7 +4214,7 @@
       </w:pPr>
       <w:r>
         <w:rPr/>
-        <w:t>Recall 93,6 % означает, что модель пропускает около 6,4 % реальных падений на тесте — для системы безопасности это стоит улучшать в первую очередь (например, решением по нескольким последовательным окнам), что выходит за рамки практики 1. Precision 84,5 % отражает конкретную особенность выбранных признаков: часть резких, но безопасных движений (быстрая посадка, прыжок) даёт схожий по «остроте» профиль ускорения и jerk, что и настоящее падение — известная проблема чисто акселерометрических детекторов падения, отмеченная и в исходной статье по SisFall.</w:t>
+        <w:t>Recall 93,6 % означает, что модель пропускает около 6,4 % реальных падений на тесте. Для системы безопасности снижение числа пропусков возможно, например, путём объединения решений по нескольким последовательным окнам. Precision 84,5 % отражает конкретную особенность выбранных признаков: часть резких, но безопасных движений (быстрая посадка, прыжок) даёт схожий по «остроте» профиль ускорения и jerk, что и настоящее падение — известная проблема чисто акселерометрических детекторов падения, отмеченная и в исходной статье по SisFall.</w:t>
       </w:r>
     </w:p>
     <w:p>
@@ -4239,7 +4224,7 @@
       </w:pPr>
       <w:r>
         <w:rPr/>
-        <w:t>5.2 Эталонный отклик для практической работы № 2</w:t>
+        <w:t>5.2 Эталонные данные для верификации RTL-модели</w:t>
       </w:r>
     </w:p>
     <w:p>
@@ -4249,7 +4234,7 @@
       </w:pPr>
       <w:r>
         <w:rPr/>
-        <w:t>Результаты практической работы № 1, используемые для верификации RTL-модели в практической работе № 2, размещены в каталоге weights/ репозитория:</w:t>
+        <w:t>Для проверки RTL-модели подготовлен эталонный набор данных:</w:t>
       </w:r>
     </w:p>
     <w:p>
@@ -4260,7 +4245,7 @@
       </w:pPr>
       <w:r>
         <w:rPr/>
-        <w:t>– weights/golden_vectors_full.csv — полный тестовый набор из 2331 вектора: квантованные входы, восьмибитный код слоя A, сумма слоя B и выход;</w:t>
+        <w:t>– полный тестовый набор из 2331 образца: пять квантованных признаков, восьмибитный код слоя A, целочисленная сумма слоя B и итоговый бит;</w:t>
       </w:r>
       <w:r>
         <w:rPr/>
@@ -4274,7 +4259,7 @@
       </w:pPr>
       <w:r>
         <w:rPr/>
-        <w:t>– weights/tb_inputs_64.mem и weights/tb_expected_64.mem — 64 отобранных пары «вход — эталонный выход» для начальной симуляции;</w:t>
+        <w:t>– контрольный набор из 64 пар «40-битный вход — эталонный выход» для начальной симуляции: 32 падения и 32 обычные активности;</w:t>
       </w:r>
       <w:r>
         <w:rPr/>
@@ -4288,7 +4273,7 @@
       </w:pPr>
       <w:r>
         <w:rPr/>
-        <w:t>– weights/weights_layerA_W.mem, weights_layerA_b.mem, weights_layerB_W.mem, weights_layerB_b.mem — квантованные веса и смещения для $readmemh;</w:t>
+        <w:t>– параметры классификатора: 40 знаковых весов и 8 смещений слоя A, 8 бинарных весов и одно смещение слоя B;</w:t>
       </w:r>
       <w:r>
         <w:rPr/>
@@ -4302,7 +4287,7 @@
       </w:pPr>
       <w:r>
         <w:rPr/>
-        <w:t>– weights/README.md — точный порядок байт, битов и строк в экспортированных файлах.</w:t>
+        <w:t>– шестнадцатеричные файлы памяти для загрузки параметров и входных векторов в Verilog через $readmemh.</w:t>
       </w:r>
       <w:r>
         <w:rPr/>
@@ -4315,7 +4300,7 @@
       </w:pPr>
       <w:r>
         <w:rPr/>
-        <w:t>Корректность экспортированных файлов проверена автоматическим тестом: декодирование tb_inputs_64.mem обратно в int8 и прогон через целочисленную модель на 100 % воспроизводит tb_expected_64.mem.</w:t>
+        <w:t>Контрольный набор проверен повторным декодированием входных слов в int8 и прогоном через целочисленную модель: все 64 ожидаемых выхода воспроизведены.</w:t>
       </w:r>
     </w:p>
     <w:p>
@@ -4325,7 +4310,7 @@
       </w:pPr>
       <w:r>
         <w:rPr/>
-        <w:t>5.3 Границы объёма проекта на практические работы № 2–3</w:t>
+        <w:t>5.3 Границы аппаратной реализации</w:t>
       </w:r>
     </w:p>
     <w:p>
@@ -4359,7 +4344,7 @@
         <w:pStyle w:val="ReportBody"/>
       </w:pPr>
       <w:r>
-        <w:t>Требование практической работы № 2 — реализовать на Verilog RTL-модель нейроускорителя, созданного в первой работе, и методом симуляции сверить её отклик с программным эталоном. Переносится только классификатор: пять уже рассчитанных и квантованных признаков подаются на вход. Поиск пика, вычисление угла, jerk и дисперсии остаются программной подготовкой данных. Такой же вычислительный контур выбран для эталонной модели в разделе 3.</w:t>
+        <w:t>RTL-модель на Verilog реализует целочисленный классификатор, описанный в разделе 3. Пять рассчитанных и квантованных признаков подаются на вход; поиск пика, вычисление угла, jerk и дисперсии выполняются при программной подготовке данных. Совпадение выходов RTL-модели и программного эталона проверяется симуляцией.</w:t>
       </w:r>
     </w:p>
     <w:p>
@@ -4375,7 +4360,7 @@
         <w:pStyle w:val="ReportBody"/>
       </w:pPr>
       <w:r>
-        <w:t>Входные признаки передаются одним 40-битным словом {x0, x1, x2, x3, x4}; каждый байт является знаковым числом int8 в дополнительном коде. Порядок соответствует файлам weights/. Результат регистрируется на фронте тактового сигнала при valid_in=1. Сигнал valid_out показывает, что выходной бит относится к принятому входу. Сброс rst_n синхронный, активный низким уровнем.</w:t>
+        <w:t>Входные признаки передаются одним 40-битным словом {x0, x1, x2, x3, x4}; каждый байт является знаковым числом int8 в дополнительном коде. По порядку передаются пиковое ускорение, угол наклона, пиковая угловая скорость, jerk и дисперсия после пика. Результат регистрируется на фронте тактового сигнала при valid_in=1. Сигнал valid_out показывает, что выходной бит относится к принятому входу. Сброс rst_n синхронный, активный низким уровнем.</w:t>
       </w:r>
     </w:p>
     <w:p>
@@ -4711,3237 +4696,7 @@
         <w:spacing w:before="120"/>
       </w:pPr>
       <w:r>
-        <w:t>Для воспроизводимости проект ориентирован на Vivado 2022.2 и кристалл xc7a100tcsg324-1, указанный для курса. Tcl-сценарий rtl/create_vivado_project.tcl добавляет Verilog, тестбенч и файлы памяти в проект. Выбор кристалла не влияет на результаты поведенческой симуляции.</w:t>
-      </w:r>
-    </w:p>
-    <w:p>
-      <w:pPr>
-        <w:pStyle w:val="ReportHeading1"/>
-      </w:pPr>
-      <w:r>
-        <w:t>7 РЕАЛИЗАЦИЯ RTL-МОДЕЛИ</w:t>
-      </w:r>
-    </w:p>
-    <w:p>
-      <w:pPr>
-        <w:pStyle w:val="ReportHeading2"/>
-      </w:pPr>
-      <w:r>
-        <w:t>7.1 Слой A: знаковое умножение и накопление</w:t>
-      </w:r>
-    </w:p>
-    <w:p>
-      <w:pPr>
-        <w:pStyle w:val="ReportBody"/>
-      </w:pPr>
-      <w:r>
-        <w:t>Восемь нейронов слоя A вычисляют z_h = b_A[h] + Σ_j x_j·W_A[j,h] для j=0…4. Веса W_A загружаются в порядке j·8+h. Операнды int8 явно трактуются как знаковые; произведение хранится в 16 битах и расширяется до 32 бит перед сложением со смещением int32. Промежуточный бит a_h равен 1 тогда и только тогда, когда z_h≥0. Нулевой случай включён намеренно: так определён эталон в model/src/golden_model.py.</w:t>
-      </w:r>
-    </w:p>
-    <w:p>
-      <w:pPr>
-        <w:pStyle w:val="ReportHeading2"/>
-      </w:pPr>
-      <w:r>
-        <w:t>7.2 Слой B: XNOR и popcount</w:t>
-      </w:r>
-    </w:p>
-    <w:p>
-      <w:pPr>
-        <w:pStyle w:val="ReportBody"/>
-      </w:pPr>
-      <w:r>
-        <w:t>Восемь бинарных весов W_B сравниваются с битами a_h операцией XNOR. Четырёхбитный счётчик определяет число совпадений от 0 до 8. Итоговая сумма вычисляется как y = 2·popcount(XNOR(a,W_B)) − 8 + b_B; выход fall_detected равен 1 при y≥0. Эта формула бит в бит соответствует программной модели и не требует вещественной арифметики во время вывода.</w:t>
-      </w:r>
-    </w:p>
-    <w:p>
-      <w:pPr>
-        <w:pStyle w:val="ReportHeading2"/>
-      </w:pPr>
-      <w:r>
-        <w:t>7.3 Регистры, сброс и загрузка параметров</w:t>
-      </w:r>
-    </w:p>
-    <w:p>
-      <w:pPr>
-        <w:pStyle w:val="ReportBody"/>
-      </w:pPr>
-      <w:r>
-        <w:t>Комбинационная часть рассчитывает оба слоя для текущего входа. На ближайшем фронте clk при valid_in=1 сохраняются выходной бит и valid_out=1; при отсутствии входа valid_out=0, а последний бит остаётся неизменным. Синхронный сброс обнуляет оба регистра. Веса и смещения загружаются из четырёх .mem-файлов через $readmemh. Их формат и порядок фиксированы в weights/README.md; переобучение сети для ПР2 не выполняется.</w:t>
-      </w:r>
-    </w:p>
-    <w:p>
-      <w:pPr>
-        <w:pStyle w:val="ReportHeading1"/>
-      </w:pPr>
-      <w:r>
-        <w:t>8 СИМУЛЯЦИЯ И СВЕРКА С ЭТАЛОНОМ</w:t>
-      </w:r>
-    </w:p>
-    <w:p>
-      <w:pPr>
-        <w:pStyle w:val="ReportHeading2"/>
-      </w:pPr>
-      <w:r>
-        <w:t>8.1 Методика верификации</w:t>
-      </w:r>
-    </w:p>
-    <w:p>
-      <w:pPr>
-        <w:pStyle w:val="ReportBody"/>
-      </w:pPr>
-      <w:r>
-        <w:t>Тестбенч rtl/tb_bnn_classifier.v подаёт вход до фронта clk и сверяет зарегистрированный выход и valid_out с эталоном. На полном наборе он сравнивает также a_bits и сумму y, что локализует ошибки по слоям. Отдельно проверяются сброс и снятие valid_out. Полные тестовые .mem-файлы строятся из weights/golden_vectors_full.csv сценарием rtl/gen_full_tb.py.</w:t>
-      </w:r>
-    </w:p>
-    <w:p>
-      <w:pPr>
-        <w:pStyle w:val="ReportBody"/>
-      </w:pPr>
-      <w:r>
-        <w:t>В Icarus Verilog 13.0 проверены 64 исходных, 2331 тестовых и 14 граничных векторов со знаковыми значениями −128 и 127. Ожидаемый выход — решение программной модели, а не истинная метка SisFall.</w:t>
-      </w:r>
-    </w:p>
-    <w:p>
-      <w:pPr>
-        <w:pStyle w:val="ReportHeading2"/>
-      </w:pPr>
-      <w:r>
-        <w:t>8.2 Результаты</w:t>
-      </w:r>
-    </w:p>
-    <w:p>
-      <w:pPr>
-        <w:pStyle w:val="ReportTableCaption"/>
-      </w:pPr>
-      <w:r>
-        <w:t>Таблица 8.1 — Результаты поведенческой симуляции</w:t>
-      </w:r>
-    </w:p>
-    <w:tbl>
-      <w:tblPr>
-        <w:tblW w:type="auto" w:w="0"/>
-        <w:tblLayout w:type="fixed"/>
-        <w:tblLook w:firstColumn="1" w:firstRow="1" w:lastColumn="0" w:lastRow="0" w:noHBand="0" w:noVBand="1" w:val="04A0"/>
-        <w:tblBorders>
-          <w:top w:val="single" w:sz="4" w:color="000000"/>
-          <w:left w:val="single" w:sz="4" w:color="000000"/>
-          <w:bottom w:val="single" w:sz="4" w:color="000000"/>
-          <w:right w:val="single" w:sz="4" w:color="000000"/>
-          <w:insideH w:val="single" w:sz="4" w:color="000000"/>
-          <w:insideV w:val="single" w:sz="4" w:color="000000"/>
-        </w:tblBorders>
-      </w:tblPr>
-      <w:tblGrid>
-        <w:gridCol w:w="2268"/>
-        <w:gridCol w:w="1191"/>
-        <w:gridCol w:w="1871"/>
-        <w:gridCol w:w="3458"/>
-      </w:tblGrid>
-      <w:tr>
-        <w:tc>
-          <w:tcPr>
-            <w:tcW w:type="dxa" w:w="2268"/>
-          </w:tcPr>
-          <w:p>
-            <w:pPr>
-              <w:pStyle w:val="ReportTableText"/>
-              <w:jc w:val="center"/>
-            </w:pPr>
-            <w:r>
-              <w:rPr>
-                <w:b/>
-              </w:rPr>
-              <w:t>Набор</w:t>
-            </w:r>
-          </w:p>
-        </w:tc>
-        <w:tc>
-          <w:tcPr>
-            <w:tcW w:type="dxa" w:w="1191"/>
-          </w:tcPr>
-          <w:p>
-            <w:pPr>
-              <w:pStyle w:val="ReportTableText"/>
-              <w:jc w:val="center"/>
-            </w:pPr>
-            <w:r>
-              <w:rPr>
-                <w:b/>
-              </w:rPr>
-              <w:t>Число</w:t>
-            </w:r>
-          </w:p>
-        </w:tc>
-        <w:tc>
-          <w:tcPr>
-            <w:tcW w:type="dxa" w:w="1871"/>
-          </w:tcPr>
-          <w:p>
-            <w:pPr>
-              <w:pStyle w:val="ReportTableText"/>
-              <w:jc w:val="center"/>
-            </w:pPr>
-            <w:r>
-              <w:rPr>
-                <w:b/>
-              </w:rPr>
-              <w:t>Расхождения по выходу</w:t>
-            </w:r>
-          </w:p>
-        </w:tc>
-        <w:tc>
-          <w:tcPr>
-            <w:tcW w:type="dxa" w:w="3458"/>
-          </w:tcPr>
-          <w:p>
-            <w:pPr>
-              <w:pStyle w:val="ReportTableText"/>
-              <w:jc w:val="center"/>
-            </w:pPr>
-            <w:r>
-              <w:rPr>
-                <w:b/>
-              </w:rPr>
-              <w:t>Расхождения внутри слоёв</w:t>
-            </w:r>
-          </w:p>
-        </w:tc>
-      </w:tr>
-      <w:tr>
-        <w:tc>
-          <w:tcPr>
-            <w:tcW w:type="dxa" w:w="2268"/>
-          </w:tcPr>
-          <w:p>
-            <w:pPr>
-              <w:pStyle w:val="ReportTableText"/>
-            </w:pPr>
-            <w:r>
-              <w:t>Исходный контрольный</w:t>
-            </w:r>
-          </w:p>
-        </w:tc>
-        <w:tc>
-          <w:tcPr>
-            <w:tcW w:type="dxa" w:w="1191"/>
-          </w:tcPr>
-          <w:p>
-            <w:pPr>
-              <w:pStyle w:val="ReportTableText"/>
-            </w:pPr>
-            <w:r>
-              <w:t>64</w:t>
-            </w:r>
-          </w:p>
-        </w:tc>
-        <w:tc>
-          <w:tcPr>
-            <w:tcW w:type="dxa" w:w="1871"/>
-          </w:tcPr>
-          <w:p>
-            <w:pPr>
-              <w:pStyle w:val="ReportTableText"/>
-            </w:pPr>
-            <w:r>
-              <w:t>0</w:t>
-            </w:r>
-          </w:p>
-        </w:tc>
-        <w:tc>
-          <w:tcPr>
-            <w:tcW w:type="dxa" w:w="3458"/>
-          </w:tcPr>
-          <w:p>
-            <w:pPr>
-              <w:pStyle w:val="ReportTableText"/>
-            </w:pPr>
-            <w:r>
-              <w:t>Промежуточные значения не сравнивались</w:t>
-            </w:r>
-          </w:p>
-        </w:tc>
-      </w:tr>
-      <w:tr>
-        <w:tc>
-          <w:tcPr>
-            <w:tcW w:type="dxa" w:w="2268"/>
-          </w:tcPr>
-          <w:p>
-            <w:pPr>
-              <w:pStyle w:val="ReportTableText"/>
-            </w:pPr>
-            <w:r>
-              <w:t>Полный тестовый</w:t>
-            </w:r>
-          </w:p>
-        </w:tc>
-        <w:tc>
-          <w:tcPr>
-            <w:tcW w:type="dxa" w:w="1191"/>
-          </w:tcPr>
-          <w:p>
-            <w:pPr>
-              <w:pStyle w:val="ReportTableText"/>
-            </w:pPr>
-            <w:r>
-              <w:t>2331</w:t>
-            </w:r>
-          </w:p>
-        </w:tc>
-        <w:tc>
-          <w:tcPr>
-            <w:tcW w:type="dxa" w:w="1871"/>
-          </w:tcPr>
-          <w:p>
-            <w:pPr>
-              <w:pStyle w:val="ReportTableText"/>
-            </w:pPr>
-            <w:r>
-              <w:t>0</w:t>
-            </w:r>
-          </w:p>
-        </w:tc>
-        <w:tc>
-          <w:tcPr>
-            <w:tcW w:type="dxa" w:w="3458"/>
-          </w:tcPr>
-          <w:p>
-            <w:pPr>
-              <w:pStyle w:val="ReportTableText"/>
-            </w:pPr>
-            <w:r>
-              <w:t>0 по a_bits и y</w:t>
-            </w:r>
-          </w:p>
-        </w:tc>
-      </w:tr>
-      <w:tr>
-        <w:tc>
-          <w:tcPr>
-            <w:tcW w:type="dxa" w:w="2268"/>
-          </w:tcPr>
-          <w:p>
-            <w:pPr>
-              <w:pStyle w:val="ReportTableText"/>
-            </w:pPr>
-            <w:r>
-              <w:t>Граничные значения int8</w:t>
-            </w:r>
-          </w:p>
-        </w:tc>
-        <w:tc>
-          <w:tcPr>
-            <w:tcW w:type="dxa" w:w="1191"/>
-          </w:tcPr>
-          <w:p>
-            <w:pPr>
-              <w:pStyle w:val="ReportTableText"/>
-            </w:pPr>
-            <w:r>
-              <w:t>14</w:t>
-            </w:r>
-          </w:p>
-        </w:tc>
-        <w:tc>
-          <w:tcPr>
-            <w:tcW w:type="dxa" w:w="1871"/>
-          </w:tcPr>
-          <w:p>
-            <w:pPr>
-              <w:pStyle w:val="ReportTableText"/>
-            </w:pPr>
-            <w:r>
-              <w:t>0</w:t>
-            </w:r>
-          </w:p>
-        </w:tc>
-        <w:tc>
-          <w:tcPr>
-            <w:tcW w:type="dxa" w:w="3458"/>
-          </w:tcPr>
-          <w:p>
-            <w:pPr>
-              <w:pStyle w:val="ReportTableText"/>
-            </w:pPr>
-            <w:r>
-              <w:t>0 по a_bits и y</w:t>
-            </w:r>
-          </w:p>
-        </w:tc>
-      </w:tr>
-      <w:tr>
-        <w:tc>
-          <w:tcPr>
-            <w:tcW w:type="dxa" w:w="2268"/>
-          </w:tcPr>
-          <w:p>
-            <w:pPr>
-              <w:pStyle w:val="ReportTableText"/>
-            </w:pPr>
-            <w:r>
-              <w:t>Vivado XSim, полный набор</w:t>
-            </w:r>
-          </w:p>
-        </w:tc>
-        <w:tc>
-          <w:tcPr>
-            <w:tcW w:type="dxa" w:w="1191"/>
-          </w:tcPr>
-          <w:p>
-            <w:pPr>
-              <w:pStyle w:val="ReportTableText"/>
-            </w:pPr>
-            <w:r>
-              <w:t>2331</w:t>
-            </w:r>
-          </w:p>
-        </w:tc>
-        <w:tc>
-          <w:tcPr>
-            <w:tcW w:type="dxa" w:w="1871"/>
-          </w:tcPr>
-          <w:p>
-            <w:pPr>
-              <w:pStyle w:val="ReportTableText"/>
-            </w:pPr>
-            <w:r>
-              <w:t>0</w:t>
-            </w:r>
-          </w:p>
-        </w:tc>
-        <w:tc>
-          <w:tcPr>
-            <w:tcW w:type="dxa" w:w="3458"/>
-          </w:tcPr>
-          <w:p>
-            <w:pPr>
-              <w:pStyle w:val="ReportTableText"/>
-            </w:pPr>
-            <w:r>
-              <w:t>0 по a_bits и y</w:t>
-            </w:r>
-          </w:p>
-        </w:tc>
-      </w:tr>
-    </w:tbl>
-    <w:p>
-      <w:pPr>
-        <w:pStyle w:val="ReportBody"/>
-        <w:spacing w:before="120"/>
-      </w:pPr>
-      <w:r>
-        <w:t>Например, для x=[14,16,27,2,0] модель и RTL дали a_bits=10100001, y=−5, fall_detected=0. Во всех наборах расхождений не обнаружено. Это подтверждает функциональную эквивалентность RTL целочисленному эталону на проверенных входах.</w:t>
-      </w:r>
-    </w:p>
-    <w:p>
-      <w:pPr>
-        <w:pStyle w:val="ReportBody"/>
-      </w:pPr>
-      <w:r>
-        <w:t>В Vivado 2022.2 создан проект bnn_pr2 для xc7a100tcsg324-1. Поведенческая симуляция XSim завершилась сообщением PASS: 2331 vectors. Временные диаграммы, результат синтеза и схема приведены в приложении В. Синтез успешно завершился: использовано 629 Slice LUT, 2 Slice Register, 45 Bonded IOB и 1 BUFGCTRL. Оценка ресурсов относится только к синтезу; размещение, трассировка и анализ таймингов не выполнялись.</w:t>
-      </w:r>
-    </w:p>
-    <w:p>
-      <w:pPr>
-        <w:pStyle w:val="ReportHeading1"/>
-        <w:rPr/>
-      </w:pPr>
-      <w:r>
-        <w:rPr/>
-        <w:t>ЗАКЛЮЧЕНИЕ</w:t>
-      </w:r>
-    </w:p>
-    <w:p>
-      <w:pPr>
-        <w:pStyle w:val="ReportBody"/>
-        <w:rPr/>
-      </w:pPr>
-      <w:r>
-        <w:rPr/>
-        <w:t>В практических работах № 1–2 создана программная и RTL-модель бинарного классификатора падений 5→8→1. Программная модель обучена на признаках SisFall и дала на тестовой выборке 97,0 % accuracy, 84,5 % precision и 93,6 % recall. RTL-модель повторяет целочисленный тракт: знаковые int8-умножения, 32-битное накопление, бинаризацию, XNOR и popcount. В поведенческой симуляции Icarus Verilog получено полное совпадение с эталоном на 64 контрольных, 2331 тестовых и 14 граничных входах; на полном наборе совпали также промежуточные состояния обоих слоёв. В Vivado 2022.2 создан проект для xc7a100tcsg324-1, симуляция XSim прошла 2331 вектор без расхождений, синтез завершился успешно и получена логическая схема. Таким образом, системная модель и её функционально проверенный RTL-эквивалент готовы к следующему этапу работы.</w:t>
-      </w:r>
-    </w:p>
-    <w:p>
-      <w:pPr>
-        <w:pStyle w:val="ReportHeading1"/>
-        <w:rPr/>
-      </w:pPr>
-      <w:r>
-        <w:rPr/>
-        <w:t>СПИСОК ИСПОЛЬЗОВАННЫХ ИСТОЧНИКОВ</w:t>
-      </w:r>
-    </w:p>
-    <w:p>
-      <w:pPr>
-        <w:pStyle w:val="ReportSource"/>
-        <w:rPr/>
-      </w:pPr>
-      <w:r>
-        <w:rPr/>
-        <w:t>1. Практическая работа № 1 «Разработка системной модели нейроускорителя»: задание по дисциплине «Программирование нейропроцессоров». — М.: РТУ МИРЭА, 2026. — 2 с.</w:t>
-      </w:r>
-    </w:p>
-    <w:p>
-      <w:pPr>
-        <w:pStyle w:val="ReportSource"/>
-        <w:rPr/>
-      </w:pPr>
-      <w:r>
-        <w:rPr/>
-        <w:t>2. Sucerquia A., López J.D., Vargas-Bonilla J.F. SisFall: A Fall and Movement Dataset // Sensors. — 2017. — Vol. 17, № 1. — Art. 198.</w:t>
-      </w:r>
-    </w:p>
-    <w:p>
-      <w:pPr>
-        <w:pStyle w:val="ReportSource"/>
-        <w:rPr/>
-      </w:pPr>
-      <w:r>
-        <w:rPr/>
-        <w:t>3. Courbariaux M., Bengio Y., David J.-P. BinaryConnect: Training Deep Neural Networks with Binary Weights during Propagations // Advances in Neural Information Processing Systems 28 (NeurIPS 2015). — 2015. — P. 3123–3131.</w:t>
-      </w:r>
-    </w:p>
-    <w:p>
-      <w:pPr>
-        <w:pStyle w:val="ReportSource"/>
-        <w:rPr/>
-      </w:pPr>
-      <w:r>
-        <w:rPr/>
-        <w:t>4. Rastegari M., Ordonez V., Redmon J., Farhadi A. XNOR-Net: ImageNet Classification Using Binary Convolutional Neural Networks // European Conference on Computer Vision (ECCV 2016). — 2016. — P. 525–542.</w:t>
-      </w:r>
-    </w:p>
-    <w:p>
-      <w:pPr>
-        <w:pStyle w:val="ReportSource"/>
-        <w:rPr/>
-      </w:pPr>
-      <w:r>
-        <w:rPr/>
-        <w:t>5. Правила оформления курсовой работы (проекта), ВКР и письменных работ бакалавра и магистра. — М.: РТУ МИРЭА, Институт информационных технологий, 2023. — 24 с.</w:t>
-      </w:r>
-    </w:p>
-    <w:p>
-      <w:pPr>
-        <w:pStyle w:val="ReportSource"/>
-        <w:rPr/>
-      </w:pPr>
-      <w:r>
-        <w:rPr/>
-        <w:t>6. NumPy Developers. NumPy Reference. Version 2.4. — 2026. — URL: https://numpy.org/doc/stable/reference/ (дата обращения: 28.09.2026).</w:t>
-      </w:r>
-    </w:p>
-    <w:p>
-      <w:pPr>
-        <w:pStyle w:val="ReportSource"/>
-        <w:rPr/>
-      </w:pPr>
-      <w:r>
-        <w:rPr/>
-        <w:t>7. SisFall dataset mirror. — URL: https://github.com/BIng2325/SisFall (дата обращения: 28.09.2026).</w:t>
-      </w:r>
-    </w:p>
-    <w:p>
-      <w:pPr>
-        <w:pStyle w:val="ReportSource"/>
-      </w:pPr>
-      <w:r>
-        <w:t>8. AMD. Vivado Design Suite User Guide: Logic Simulation (UG900), version 2022.2. — URL: https://docs.amd.com/r/2022.2-English/ug900-vivado-logic-simulation/ (дата обращения: 03.10.2026).</w:t>
-      </w:r>
-    </w:p>
-    <w:p>
-      <w:pPr>
-        <w:pStyle w:val="ReportSource"/>
-      </w:pPr>
-      <w:r>
-        <w:t>9. AMD. Vivado Design Suite User Guide: Synthesis (UG901), version 2022.2. — URL: https://docs.amd.com/r/2022.2-English/ug901-vivado-synthesis/ (дата обращения: 03.10.2026).</w:t>
-      </w:r>
-    </w:p>
-    <w:p>
-      <w:pPr>
-        <w:pStyle w:val="ReportAppendix"/>
-        <w:rPr/>
-      </w:pPr>
-      <w:r>
-        <w:rPr/>
-        <w:t>Приложение А</w:t>
-      </w:r>
-    </w:p>
-    <w:p>
-      <w:pPr>
-        <w:pStyle w:val="ReportAppendixTitle"/>
-        <w:rPr/>
-      </w:pPr>
-      <w:r>
-        <w:rPr/>
-        <w:t>Ключевые фрагменты программы</w:t>
-      </w:r>
-    </w:p>
-    <w:p>
-      <w:pPr>
-        <w:pStyle w:val="ReportBody"/>
-        <w:rPr/>
-      </w:pPr>
-      <w:r>
-        <w:rPr/>
-        <w:t>Полный исходный код программной модели находится в каталоге model/src/ репозитория. Ниже приведены фрагменты, определяющие вычислительную часть работы.</w:t>
-      </w:r>
-    </w:p>
-    <w:p>
-      <w:pPr>
-        <w:pStyle w:val="ReportListingCaption"/>
-        <w:rPr/>
-      </w:pPr>
-      <w:r>
-        <w:rPr/>
-        <w:t>Листинг А.1 — Перевод АЦП-кодов SisFall в физические единицы</w:t>
-      </w:r>
-    </w:p>
-    <w:tbl>
-      <w:tblPr>
-        <w:tblW w:w="9638" w:type="dxa"/>
-        <w:jc w:val="left"/>
-        <w:tblInd w:w="108" w:type="dxa"/>
-        <w:tblLayout w:type="fixed"/>
-        <w:tblCellMar>
-          <w:top w:w="60" w:type="dxa"/>
-          <w:left w:w="113" w:type="dxa"/>
-          <w:bottom w:w="60" w:type="dxa"/>
-          <w:right w:w="113" w:type="dxa"/>
-        </w:tblCellMar>
-      </w:tblPr>
-      <w:tblGrid>
-        <w:gridCol w:w="9638"/>
-      </w:tblGrid>
-      <w:tr>
-        <w:trPr>
-          <w:cantSplit w:val="true"/>
-        </w:trPr>
-        <w:tc>
-          <w:tcPr>
-            <w:tcW w:w="9638" w:type="dxa"/>
-            <w:tcBorders>
-              <w:top w:val="single" w:sz="4" w:space="0" w:color="000000"/>
-              <w:left w:val="single" w:sz="4" w:space="0" w:color="000000"/>
-              <w:bottom w:val="single" w:sz="4" w:space="0" w:color="000000"/>
-              <w:right w:val="single" w:sz="4" w:space="0" w:color="000000"/>
-            </w:tcBorders>
-          </w:tcPr>
-          <w:p>
-            <w:pPr>
-              <w:pStyle w:val="ReportCode"/>
-              <w:rPr/>
-            </w:pPr>
-            <w:r>
-              <w:rPr/>
-              <w:t>def load_recording(path: Path) -&gt; Recording:</w:t>
-            </w:r>
-          </w:p>
-          <w:p>
-            <w:pPr>
-              <w:pStyle w:val="ReportCode"/>
-              <w:rPr/>
-            </w:pPr>
-            <w:r>
-              <w:rPr/>
-              <w:t xml:space="preserve">    </w:t>
-            </w:r>
-            <w:r>
-              <w:rPr/>
-              <w:t>code, subject, trial = parse_filename(path)</w:t>
-            </w:r>
-          </w:p>
-          <w:p>
-            <w:pPr>
-              <w:pStyle w:val="ReportCode"/>
-              <w:rPr/>
-            </w:pPr>
-            <w:r>
-              <w:rPr/>
-              <w:t xml:space="preserve">    </w:t>
-            </w:r>
-            <w:r>
-              <w:rPr/>
-              <w:t>raw_text = path.read_text().replace(";", "")</w:t>
-            </w:r>
-          </w:p>
-          <w:p>
-            <w:pPr>
-              <w:pStyle w:val="ReportCode"/>
-              <w:rPr/>
-            </w:pPr>
-            <w:r>
-              <w:rPr/>
-              <w:t xml:space="preserve">    </w:t>
-            </w:r>
-            <w:r>
-              <w:rPr/>
-              <w:t>raw = np.genfromtxt(raw_text.splitlines(), delimiter=",", dtype=np.float64)</w:t>
-            </w:r>
-          </w:p>
-          <w:p>
-            <w:pPr>
-              <w:pStyle w:val="ReportCode"/>
-              <w:rPr/>
-            </w:pPr>
-            <w:r>
-              <w:rPr/>
-              <w:t xml:space="preserve">    </w:t>
-            </w:r>
-            <w:r>
-              <w:rPr/>
-              <w:t>if raw.ndim == 1:</w:t>
-            </w:r>
-          </w:p>
-          <w:p>
-            <w:pPr>
-              <w:pStyle w:val="ReportCode"/>
-              <w:rPr/>
-            </w:pPr>
-            <w:r>
-              <w:rPr/>
-              <w:t xml:space="preserve">        </w:t>
-            </w:r>
-            <w:r>
-              <w:rPr/>
-              <w:t>raw = raw.reshape(1, -1)</w:t>
-            </w:r>
-          </w:p>
-          <w:p>
-            <w:pPr>
-              <w:pStyle w:val="ReportCode"/>
-              <w:rPr/>
-            </w:pPr>
-            <w:r>
-              <w:rPr/>
-              <w:t xml:space="preserve">    </w:t>
-            </w:r>
-            <w:r>
-              <w:rPr/>
-              <w:t>if raw.shape[1] != 9:</w:t>
-            </w:r>
-          </w:p>
-          <w:p>
-            <w:pPr>
-              <w:pStyle w:val="ReportCode"/>
-              <w:rPr/>
-            </w:pPr>
-            <w:r>
-              <w:rPr/>
-              <w:t xml:space="preserve">        </w:t>
-            </w:r>
-            <w:r>
-              <w:rPr/>
-              <w:t>raise ValueError(f"{path}: expected 9 columns, got {raw.shape[1]}")</w:t>
-            </w:r>
-          </w:p>
-          <w:p>
-            <w:pPr>
-              <w:pStyle w:val="ReportCode"/>
-              <w:rPr/>
-            </w:pPr>
-            <w:r>
-              <w:rPr/>
-            </w:r>
-          </w:p>
-          <w:p>
-            <w:pPr>
-              <w:pStyle w:val="ReportCode"/>
-              <w:rPr/>
-            </w:pPr>
-            <w:r>
-              <w:rPr/>
-              <w:t xml:space="preserve">    </w:t>
-            </w:r>
-            <w:r>
-              <w:rPr/>
-              <w:t>acc_g = raw[:, 0:3] * ACC_SCALE</w:t>
-            </w:r>
-          </w:p>
-          <w:p>
-            <w:pPr>
-              <w:pStyle w:val="ReportCode"/>
-              <w:rPr/>
-            </w:pPr>
-            <w:r>
-              <w:rPr/>
-              <w:t xml:space="preserve">    </w:t>
-            </w:r>
-            <w:r>
-              <w:rPr/>
-              <w:t>gyro_dps = raw[:, 3:6] * GYRO_SCALE</w:t>
-            </w:r>
-          </w:p>
-          <w:p>
-            <w:pPr>
-              <w:pStyle w:val="ReportCode"/>
-              <w:rPr/>
-            </w:pPr>
-            <w:r>
-              <w:rPr/>
-            </w:r>
-          </w:p>
-          <w:p>
-            <w:pPr>
-              <w:pStyle w:val="ReportCode"/>
-              <w:rPr/>
-            </w:pPr>
-            <w:r>
-              <w:rPr/>
-              <w:t xml:space="preserve">    </w:t>
-            </w:r>
-            <w:r>
-              <w:rPr/>
-              <w:t>return Recording(</w:t>
-            </w:r>
-          </w:p>
-          <w:p>
-            <w:pPr>
-              <w:pStyle w:val="ReportCode"/>
-              <w:rPr/>
-            </w:pPr>
-            <w:r>
-              <w:rPr/>
-              <w:t xml:space="preserve">        </w:t>
-            </w:r>
-            <w:r>
-              <w:rPr/>
-              <w:t>path=path,</w:t>
-            </w:r>
-          </w:p>
-          <w:p>
-            <w:pPr>
-              <w:pStyle w:val="ReportCode"/>
-              <w:rPr/>
-            </w:pPr>
-            <w:r>
-              <w:rPr/>
-              <w:t xml:space="preserve">        </w:t>
-            </w:r>
-            <w:r>
-              <w:rPr/>
-              <w:t>code=code,</w:t>
-            </w:r>
-          </w:p>
-          <w:p>
-            <w:pPr>
-              <w:pStyle w:val="ReportCode"/>
-              <w:rPr/>
-            </w:pPr>
-            <w:r>
-              <w:rPr/>
-              <w:t xml:space="preserve">        </w:t>
-            </w:r>
-            <w:r>
-              <w:rPr/>
-              <w:t>subject=subject,</w:t>
-            </w:r>
-          </w:p>
-          <w:p>
-            <w:pPr>
-              <w:pStyle w:val="ReportCode"/>
-              <w:rPr/>
-            </w:pPr>
-            <w:r>
-              <w:rPr/>
-              <w:t xml:space="preserve">        </w:t>
-            </w:r>
-            <w:r>
-              <w:rPr/>
-              <w:t>trial=trial,</w:t>
-            </w:r>
-          </w:p>
-          <w:p>
-            <w:pPr>
-              <w:pStyle w:val="ReportCode"/>
-              <w:rPr/>
-            </w:pPr>
-            <w:r>
-              <w:rPr/>
-              <w:t xml:space="preserve">        </w:t>
-            </w:r>
-            <w:r>
-              <w:rPr/>
-              <w:t>is_fall=code in FALL_CODES,</w:t>
-            </w:r>
-          </w:p>
-          <w:p>
-            <w:pPr>
-              <w:pStyle w:val="ReportCode"/>
-              <w:rPr/>
-            </w:pPr>
-            <w:r>
-              <w:rPr/>
-              <w:t xml:space="preserve">        </w:t>
-            </w:r>
-            <w:r>
-              <w:rPr/>
-              <w:t>acc_g=acc_g,</w:t>
-            </w:r>
-          </w:p>
-          <w:p>
-            <w:pPr>
-              <w:pStyle w:val="ReportCode"/>
-              <w:rPr/>
-            </w:pPr>
-            <w:r>
-              <w:rPr/>
-              <w:t xml:space="preserve">        </w:t>
-            </w:r>
-            <w:r>
-              <w:rPr/>
-              <w:t>gyro_dps=gyro_dps,</w:t>
-            </w:r>
-          </w:p>
-          <w:p>
-            <w:pPr>
-              <w:pStyle w:val="ReportCode"/>
-              <w:rPr/>
-            </w:pPr>
-            <w:r>
-              <w:rPr/>
-              <w:t xml:space="preserve">    </w:t>
-            </w:r>
-            <w:r>
-              <w:rPr/>
-              <w:t>)</w:t>
-            </w:r>
-          </w:p>
-        </w:tc>
-      </w:tr>
-    </w:tbl>
-    <w:p>
-      <w:pPr>
-        <w:pStyle w:val="ReportAfterTable"/>
-        <w:rPr/>
-      </w:pPr>
-      <w:r>
-        <w:rPr/>
-      </w:r>
-    </w:p>
-    <w:p>
-      <w:pPr>
-        <w:pStyle w:val="ReportListingCaption"/>
-        <w:rPr/>
-      </w:pPr>
-      <w:r>
-        <w:rPr/>
-        <w:t>Листинг А.2 — Извлечение 5 признаков из одного окна анализа</w:t>
-      </w:r>
-    </w:p>
-    <w:tbl>
-      <w:tblPr>
-        <w:tblW w:w="9638" w:type="dxa"/>
-        <w:jc w:val="left"/>
-        <w:tblInd w:w="108" w:type="dxa"/>
-        <w:tblLayout w:type="fixed"/>
-        <w:tblCellMar>
-          <w:top w:w="60" w:type="dxa"/>
-          <w:left w:w="113" w:type="dxa"/>
-          <w:bottom w:w="60" w:type="dxa"/>
-          <w:right w:w="113" w:type="dxa"/>
-        </w:tblCellMar>
-      </w:tblPr>
-      <w:tblGrid>
-        <w:gridCol w:w="9638"/>
-      </w:tblGrid>
-      <w:tr>
-        <w:trPr>
-          <w:cantSplit w:val="true"/>
-        </w:trPr>
-        <w:tc>
-          <w:tcPr>
-            <w:tcW w:w="9638" w:type="dxa"/>
-            <w:tcBorders>
-              <w:top w:val="single" w:sz="4" w:space="0" w:color="000000"/>
-              <w:left w:val="single" w:sz="4" w:space="0" w:color="000000"/>
-              <w:bottom w:val="single" w:sz="4" w:space="0" w:color="000000"/>
-              <w:right w:val="single" w:sz="4" w:space="0" w:color="000000"/>
-            </w:tcBorders>
-          </w:tcPr>
-          <w:p>
-            <w:pPr>
-              <w:pStyle w:val="ReportCode"/>
-              <w:rPr/>
-            </w:pPr>
-            <w:r>
-              <w:rPr/>
-              <w:t>def _extract_one_window(rec: Recording, res_acc: np.ndarray, res_gyro: np.ndarray,</w:t>
-            </w:r>
-          </w:p>
-          <w:p>
-            <w:pPr>
-              <w:pStyle w:val="ReportCode"/>
-              <w:rPr/>
-            </w:pPr>
-            <w:r>
-              <w:rPr/>
-              <w:t xml:space="preserve">                         </w:t>
-            </w:r>
-            <w:r>
-              <w:rPr/>
-              <w:t>ref_vec: np.ndarray, search_lo: int, search_hi: int) -&gt; FeatureSample | None:</w:t>
-            </w:r>
-          </w:p>
-          <w:p>
-            <w:pPr>
-              <w:pStyle w:val="ReportCode"/>
-              <w:rPr/>
-            </w:pPr>
-            <w:r>
-              <w:rPr/>
-              <w:t xml:space="preserve">    </w:t>
-            </w:r>
-            <w:r>
-              <w:rPr/>
-              <w:t>n = rec.n_samples</w:t>
-            </w:r>
-          </w:p>
-          <w:p>
-            <w:pPr>
-              <w:pStyle w:val="ReportCode"/>
-              <w:rPr/>
-            </w:pPr>
-            <w:r>
-              <w:rPr/>
-              <w:t xml:space="preserve">    </w:t>
-            </w:r>
-            <w:r>
-              <w:rPr/>
-              <w:t>search_hi = min(search_hi, n)</w:t>
-            </w:r>
-          </w:p>
-          <w:p>
-            <w:pPr>
-              <w:pStyle w:val="ReportCode"/>
-              <w:rPr/>
-            </w:pPr>
-            <w:r>
-              <w:rPr/>
-              <w:t xml:space="preserve">    </w:t>
-            </w:r>
-            <w:r>
-              <w:rPr/>
-              <w:t>if search_hi - search_lo &lt; 10:</w:t>
-            </w:r>
-          </w:p>
-          <w:p>
-            <w:pPr>
-              <w:pStyle w:val="ReportCode"/>
-              <w:rPr/>
-            </w:pPr>
-            <w:r>
-              <w:rPr/>
-              <w:t xml:space="preserve">        </w:t>
-            </w:r>
-            <w:r>
-              <w:rPr/>
-              <w:t>return None</w:t>
-            </w:r>
-          </w:p>
-          <w:p>
-            <w:pPr>
-              <w:pStyle w:val="ReportCode"/>
-              <w:rPr/>
-            </w:pPr>
-            <w:r>
-              <w:rPr/>
-            </w:r>
-          </w:p>
-          <w:p>
-            <w:pPr>
-              <w:pStyle w:val="ReportCode"/>
-              <w:rPr/>
-            </w:pPr>
-            <w:r>
-              <w:rPr/>
-              <w:t xml:space="preserve">    </w:t>
-            </w:r>
-            <w:r>
-              <w:rPr/>
-              <w:t>local_peak = int(np.argmax(res_acc[search_lo:search_hi]))</w:t>
-            </w:r>
-          </w:p>
-          <w:p>
-            <w:pPr>
-              <w:pStyle w:val="ReportCode"/>
-              <w:rPr/>
-            </w:pPr>
-            <w:r>
-              <w:rPr/>
-              <w:t xml:space="preserve">    </w:t>
-            </w:r>
-            <w:r>
-              <w:rPr/>
-              <w:t>peak_idx = search_lo + local_peak</w:t>
-            </w:r>
-          </w:p>
-          <w:p>
-            <w:pPr>
-              <w:pStyle w:val="ReportCode"/>
-              <w:rPr/>
-            </w:pPr>
-            <w:r>
-              <w:rPr/>
-            </w:r>
-          </w:p>
-          <w:p>
-            <w:pPr>
-              <w:pStyle w:val="ReportCode"/>
-              <w:rPr/>
-            </w:pPr>
-            <w:r>
-              <w:rPr/>
-              <w:t xml:space="preserve">    </w:t>
-            </w:r>
-            <w:r>
-              <w:rPr/>
-              <w:t>peak_acc_g = float(res_acc[peak_idx])</w:t>
-            </w:r>
-          </w:p>
-          <w:p>
-            <w:pPr>
-              <w:pStyle w:val="ReportCode"/>
-              <w:rPr/>
-            </w:pPr>
-            <w:r>
-              <w:rPr/>
-            </w:r>
-          </w:p>
-          <w:p>
-            <w:pPr>
-              <w:pStyle w:val="ReportCode"/>
-              <w:rPr/>
-            </w:pPr>
-            <w:r>
-              <w:rPr/>
-              <w:t xml:space="preserve">    </w:t>
-            </w:r>
-            <w:r>
-              <w:rPr/>
-              <w:t>a_peak = rec.acc_g[peak_idx]</w:t>
-            </w:r>
-          </w:p>
-          <w:p>
-            <w:pPr>
-              <w:pStyle w:val="ReportCode"/>
-              <w:rPr/>
-            </w:pPr>
-            <w:r>
-              <w:rPr/>
-              <w:t xml:space="preserve">    </w:t>
-            </w:r>
-            <w:r>
-              <w:rPr/>
-              <w:t>cos_theta = np.dot(a_peak, ref_vec) / (np.linalg.norm(a_peak) * np.linalg.norm(ref_vec) + 1e-9)</w:t>
-            </w:r>
-          </w:p>
-          <w:p>
-            <w:pPr>
-              <w:pStyle w:val="ReportCode"/>
-              <w:rPr/>
-            </w:pPr>
-            <w:r>
-              <w:rPr/>
-              <w:t xml:space="preserve">    </w:t>
-            </w:r>
-            <w:r>
-              <w:rPr/>
-              <w:t>tilt_deg = float(np.degrees(np.arccos(np.clip(cos_theta, -1.0, 1.0))))</w:t>
-            </w:r>
-          </w:p>
-          <w:p>
-            <w:pPr>
-              <w:pStyle w:val="ReportCode"/>
-              <w:rPr/>
-            </w:pPr>
-            <w:r>
-              <w:rPr/>
-            </w:r>
-          </w:p>
-          <w:p>
-            <w:pPr>
-              <w:pStyle w:val="ReportCode"/>
-              <w:rPr/>
-            </w:pPr>
-            <w:r>
-              <w:rPr/>
-              <w:t xml:space="preserve">    </w:t>
-            </w:r>
-            <w:r>
-              <w:rPr/>
-              <w:t>gyro_nb = int(GYRO_NEIGHBORHOOD_S * FS)</w:t>
-            </w:r>
-          </w:p>
-          <w:p>
-            <w:pPr>
-              <w:pStyle w:val="ReportCode"/>
-              <w:rPr/>
-            </w:pPr>
-            <w:r>
-              <w:rPr/>
-              <w:t xml:space="preserve">    </w:t>
-            </w:r>
-            <w:r>
-              <w:rPr/>
-              <w:t>g_lo, g_hi = max(0, peak_idx - gyro_nb), min(n, peak_idx + gyro_nb)</w:t>
-            </w:r>
-          </w:p>
-          <w:p>
-            <w:pPr>
-              <w:pStyle w:val="ReportCode"/>
-              <w:rPr/>
-            </w:pPr>
-            <w:r>
-              <w:rPr/>
-              <w:t xml:space="preserve">    </w:t>
-            </w:r>
-            <w:r>
-              <w:rPr/>
-              <w:t>peak_gyro_dps = float(np.max(res_gyro[g_lo:g_hi]))</w:t>
-            </w:r>
-          </w:p>
-          <w:p>
-            <w:pPr>
-              <w:pStyle w:val="ReportCode"/>
-              <w:rPr/>
-            </w:pPr>
-            <w:r>
-              <w:rPr/>
-            </w:r>
-          </w:p>
-          <w:p>
-            <w:pPr>
-              <w:pStyle w:val="ReportCode"/>
-              <w:rPr/>
-            </w:pPr>
-            <w:r>
-              <w:rPr/>
-              <w:t xml:space="preserve">    </w:t>
-            </w:r>
-            <w:r>
-              <w:rPr/>
-              <w:t>jerk_nb = int(JERK_NEIGHBORHOOD_S * FS)</w:t>
-            </w:r>
-          </w:p>
-          <w:p>
-            <w:pPr>
-              <w:pStyle w:val="ReportCode"/>
-              <w:rPr/>
-            </w:pPr>
-            <w:r>
-              <w:rPr/>
-              <w:t xml:space="preserve">    </w:t>
-            </w:r>
-            <w:r>
-              <w:rPr/>
-              <w:t>j_lo, j_hi = max(1, peak_idx - jerk_nb), min(n, peak_idx + jerk_nb)</w:t>
-            </w:r>
-          </w:p>
-          <w:p>
-            <w:pPr>
-              <w:pStyle w:val="ReportCode"/>
-              <w:rPr/>
-            </w:pPr>
-            <w:r>
-              <w:rPr/>
-              <w:t xml:space="preserve">    </w:t>
-            </w:r>
-            <w:r>
-              <w:rPr/>
-              <w:t>if j_hi - j_lo &lt; 2:</w:t>
-            </w:r>
-          </w:p>
-          <w:p>
-            <w:pPr>
-              <w:pStyle w:val="ReportCode"/>
-              <w:rPr/>
-            </w:pPr>
-            <w:r>
-              <w:rPr/>
-              <w:t xml:space="preserve">        </w:t>
-            </w:r>
-            <w:r>
-              <w:rPr/>
-              <w:t>jerk_g_per_s = 0.0</w:t>
-            </w:r>
-          </w:p>
-          <w:p>
-            <w:pPr>
-              <w:pStyle w:val="ReportCode"/>
-              <w:rPr/>
-            </w:pPr>
-            <w:r>
-              <w:rPr/>
-              <w:t xml:space="preserve">    </w:t>
-            </w:r>
-            <w:r>
-              <w:rPr/>
-              <w:t>else:</w:t>
-            </w:r>
-          </w:p>
-          <w:p>
-            <w:pPr>
-              <w:pStyle w:val="ReportCode"/>
-              <w:rPr/>
-            </w:pPr>
-            <w:r>
-              <w:rPr/>
-              <w:t xml:space="preserve">        </w:t>
-            </w:r>
-            <w:r>
-              <w:rPr/>
-              <w:t>jerk_series = np.abs(np.diff(res_acc[j_lo - 1:j_hi])) * FS</w:t>
-            </w:r>
-          </w:p>
-          <w:p>
-            <w:pPr>
-              <w:pStyle w:val="ReportCode"/>
-              <w:rPr/>
-            </w:pPr>
-            <w:r>
-              <w:rPr/>
-              <w:t xml:space="preserve">        </w:t>
-            </w:r>
-            <w:r>
-              <w:rPr/>
-              <w:t>jerk_g_per_s = float(np.max(jerk_series))</w:t>
-            </w:r>
-          </w:p>
-          <w:p>
-            <w:pPr>
-              <w:pStyle w:val="ReportCode"/>
-              <w:rPr/>
-            </w:pPr>
-            <w:r>
-              <w:rPr/>
-            </w:r>
-          </w:p>
-          <w:p>
-            <w:pPr>
-              <w:pStyle w:val="ReportCode"/>
-              <w:rPr/>
-            </w:pPr>
-            <w:r>
-              <w:rPr/>
-              <w:t xml:space="preserve">    </w:t>
-            </w:r>
-            <w:r>
-              <w:rPr/>
-              <w:t>p_lo = peak_idx + int(POST_PEAK_START_S * FS)</w:t>
-            </w:r>
-          </w:p>
-          <w:p>
-            <w:pPr>
-              <w:pStyle w:val="ReportCode"/>
-              <w:rPr/>
-            </w:pPr>
-            <w:r>
-              <w:rPr/>
-              <w:t xml:space="preserve">    </w:t>
-            </w:r>
-            <w:r>
-              <w:rPr/>
-              <w:t>p_hi = peak_idx + int(POST_PEAK_END_S * FS)</w:t>
-            </w:r>
-          </w:p>
-          <w:p>
-            <w:pPr>
-              <w:pStyle w:val="ReportCode"/>
-              <w:rPr/>
-            </w:pPr>
-            <w:r>
-              <w:rPr/>
-              <w:t xml:space="preserve">    </w:t>
-            </w:r>
-            <w:r>
-              <w:rPr/>
-              <w:t>p_hi = min(p_hi, n)</w:t>
-            </w:r>
-          </w:p>
-          <w:p>
-            <w:pPr>
-              <w:pStyle w:val="ReportCode"/>
-              <w:rPr/>
-            </w:pPr>
-            <w:r>
-              <w:rPr/>
-              <w:t xml:space="preserve">    </w:t>
-            </w:r>
-            <w:r>
-              <w:rPr/>
-              <w:t>if p_hi - p_lo &lt; MIN_POST_PEAK_SAMPLES:</w:t>
-            </w:r>
-          </w:p>
-          <w:p>
-            <w:pPr>
-              <w:pStyle w:val="ReportCode"/>
-              <w:rPr/>
-            </w:pPr>
-            <w:r>
-              <w:rPr/>
-              <w:t xml:space="preserve">        </w:t>
-            </w:r>
-            <w:r>
-              <w:rPr/>
-              <w:t>return None</w:t>
-            </w:r>
-          </w:p>
-          <w:p>
-            <w:pPr>
-              <w:pStyle w:val="ReportCode"/>
-              <w:rPr/>
-            </w:pPr>
-            <w:r>
-              <w:rPr/>
-              <w:t xml:space="preserve">    </w:t>
-            </w:r>
-            <w:r>
-              <w:rPr/>
-              <w:t>post_peak_var_g2 = float(np.var(res_acc[p_lo:p_hi]))</w:t>
-            </w:r>
-          </w:p>
-          <w:p>
-            <w:pPr>
-              <w:pStyle w:val="ReportCode"/>
-              <w:rPr/>
-            </w:pPr>
-            <w:r>
-              <w:rPr/>
-            </w:r>
-          </w:p>
-          <w:p>
-            <w:pPr>
-              <w:pStyle w:val="ReportCode"/>
-              <w:rPr/>
-            </w:pPr>
-            <w:r>
-              <w:rPr/>
-              <w:t xml:space="preserve">    </w:t>
-            </w:r>
-            <w:r>
-              <w:rPr/>
-              <w:t>features = np.array([peak_acc_g, tilt_deg, peak_gyro_dps, jerk_g_per_s, post_peak_var_g2])</w:t>
-            </w:r>
-          </w:p>
-          <w:p>
-            <w:pPr>
-              <w:pStyle w:val="ReportCode"/>
-              <w:rPr/>
-            </w:pPr>
-            <w:r>
-              <w:rPr/>
-              <w:t xml:space="preserve">    </w:t>
-            </w:r>
-            <w:r>
-              <w:rPr/>
-              <w:t>return FeatureSample(</w:t>
-            </w:r>
-          </w:p>
-          <w:p>
-            <w:pPr>
-              <w:pStyle w:val="ReportCode"/>
-              <w:rPr/>
-            </w:pPr>
-            <w:r>
-              <w:rPr/>
-              <w:t xml:space="preserve">        </w:t>
-            </w:r>
-            <w:r>
-              <w:rPr/>
-              <w:t>features=features,</w:t>
-            </w:r>
-          </w:p>
-          <w:p>
-            <w:pPr>
-              <w:pStyle w:val="ReportCode"/>
-              <w:rPr/>
-            </w:pPr>
-            <w:r>
-              <w:rPr/>
-              <w:t xml:space="preserve">        </w:t>
-            </w:r>
-            <w:r>
-              <w:rPr/>
-              <w:t>label=int(rec.is_fall),</w:t>
-            </w:r>
-          </w:p>
-          <w:p>
-            <w:pPr>
-              <w:pStyle w:val="ReportCode"/>
-              <w:rPr/>
-            </w:pPr>
-            <w:r>
-              <w:rPr/>
-              <w:t xml:space="preserve">        </w:t>
-            </w:r>
-            <w:r>
-              <w:rPr/>
-              <w:t>subject=rec.subject,</w:t>
-            </w:r>
-          </w:p>
-          <w:p>
-            <w:pPr>
-              <w:pStyle w:val="ReportCode"/>
-              <w:rPr/>
-            </w:pPr>
-            <w:r>
-              <w:rPr/>
-              <w:t xml:space="preserve">        </w:t>
-            </w:r>
-            <w:r>
-              <w:rPr/>
-              <w:t>code=rec.code,</w:t>
-            </w:r>
-          </w:p>
-          <w:p>
-            <w:pPr>
-              <w:pStyle w:val="ReportCode"/>
-              <w:rPr/>
-            </w:pPr>
-            <w:r>
-              <w:rPr/>
-              <w:t xml:space="preserve">        </w:t>
-            </w:r>
-            <w:r>
-              <w:rPr/>
-              <w:t>trial=rec.trial,</w:t>
-            </w:r>
-          </w:p>
-          <w:p>
-            <w:pPr>
-              <w:pStyle w:val="ReportCode"/>
-              <w:rPr/>
-            </w:pPr>
-            <w:r>
-              <w:rPr/>
-              <w:t xml:space="preserve">        </w:t>
-            </w:r>
-            <w:r>
-              <w:rPr/>
-              <w:t>peak_idx=peak_idx,</w:t>
-            </w:r>
-          </w:p>
-          <w:p>
-            <w:pPr>
-              <w:pStyle w:val="ReportCode"/>
-              <w:rPr/>
-            </w:pPr>
-            <w:r>
-              <w:rPr/>
-              <w:t xml:space="preserve">    </w:t>
-            </w:r>
-            <w:r>
-              <w:rPr/>
-              <w:t>)</w:t>
-            </w:r>
-          </w:p>
-        </w:tc>
-      </w:tr>
-    </w:tbl>
-    <w:p>
-      <w:pPr>
-        <w:pStyle w:val="ReportAfterTable"/>
-        <w:rPr/>
-      </w:pPr>
-      <w:r>
-        <w:rPr/>
-      </w:r>
-    </w:p>
-    <w:p>
-      <w:pPr>
-        <w:pStyle w:val="ReportListingCaption"/>
-        <w:rPr/>
-      </w:pPr>
-      <w:r>
-        <w:rPr/>
-        <w:t>Листинг А.3 — Обход записей и построение выборок с меткой</w:t>
-      </w:r>
-    </w:p>
-    <w:tbl>
-      <w:tblPr>
-        <w:tblW w:w="9638" w:type="dxa"/>
-        <w:jc w:val="left"/>
-        <w:tblInd w:w="108" w:type="dxa"/>
-        <w:tblLayout w:type="fixed"/>
-        <w:tblCellMar>
-          <w:top w:w="60" w:type="dxa"/>
-          <w:left w:w="113" w:type="dxa"/>
-          <w:bottom w:w="60" w:type="dxa"/>
-          <w:right w:w="113" w:type="dxa"/>
-        </w:tblCellMar>
-      </w:tblPr>
-      <w:tblGrid>
-        <w:gridCol w:w="9638"/>
-      </w:tblGrid>
-      <w:tr>
-        <w:trPr>
-          <w:cantSplit w:val="true"/>
-        </w:trPr>
-        <w:tc>
-          <w:tcPr>
-            <w:tcW w:w="9638" w:type="dxa"/>
-            <w:tcBorders>
-              <w:top w:val="single" w:sz="4" w:space="0" w:color="000000"/>
-              <w:left w:val="single" w:sz="4" w:space="0" w:color="000000"/>
-              <w:bottom w:val="single" w:sz="4" w:space="0" w:color="000000"/>
-              <w:right w:val="single" w:sz="4" w:space="0" w:color="000000"/>
-            </w:tcBorders>
-          </w:tcPr>
-          <w:p>
-            <w:pPr>
-              <w:pStyle w:val="ReportCode"/>
-              <w:rPr/>
-            </w:pPr>
-            <w:r>
-              <w:rPr/>
-              <w:t>def extract_samples(rec: Recording) -&gt; list[FeatureSample]:</w:t>
-            </w:r>
-          </w:p>
-          <w:p>
-            <w:pPr>
-              <w:pStyle w:val="ReportCode"/>
-              <w:rPr/>
-            </w:pPr>
-            <w:r>
-              <w:rPr/>
-              <w:t xml:space="preserve">    </w:t>
-            </w:r>
-            <w:r>
-              <w:rPr/>
-              <w:t>n = rec.n_samples</w:t>
-            </w:r>
-          </w:p>
-          <w:p>
-            <w:pPr>
-              <w:pStyle w:val="ReportCode"/>
-              <w:rPr/>
-            </w:pPr>
-            <w:r>
-              <w:rPr/>
-              <w:t xml:space="preserve">    </w:t>
-            </w:r>
-            <w:r>
-              <w:rPr/>
-              <w:t>res_acc = _resultant(rec.acc_g)</w:t>
-            </w:r>
-          </w:p>
-          <w:p>
-            <w:pPr>
-              <w:pStyle w:val="ReportCode"/>
-              <w:rPr/>
-            </w:pPr>
-            <w:r>
-              <w:rPr/>
-              <w:t xml:space="preserve">    </w:t>
-            </w:r>
-            <w:r>
-              <w:rPr/>
-              <w:t>res_gyro = _resultant(rec.gyro_dps)</w:t>
-            </w:r>
-          </w:p>
-          <w:p>
-            <w:pPr>
-              <w:pStyle w:val="ReportCode"/>
-              <w:rPr/>
-            </w:pPr>
-            <w:r>
-              <w:rPr/>
-              <w:t xml:space="preserve">    </w:t>
-            </w:r>
-            <w:r>
-              <w:rPr/>
-              <w:t>calib_n = max(1, min(n, int(CALIBRATION_S * FS)))</w:t>
-            </w:r>
-          </w:p>
-          <w:p>
-            <w:pPr>
-              <w:pStyle w:val="ReportCode"/>
-              <w:rPr/>
-            </w:pPr>
-            <w:r>
-              <w:rPr/>
-              <w:t xml:space="preserve">    </w:t>
-            </w:r>
-            <w:r>
-              <w:rPr/>
-              <w:t>ref_vec = np.mean(rec.acc_g[:calib_n], axis=0)</w:t>
-            </w:r>
-          </w:p>
-          <w:p>
-            <w:pPr>
-              <w:pStyle w:val="ReportCode"/>
-              <w:rPr/>
-            </w:pPr>
-            <w:r>
-              <w:rPr/>
-              <w:t xml:space="preserve">    </w:t>
-            </w:r>
-            <w:r>
-              <w:rPr/>
-              <w:t>if np.linalg.norm(ref_vec) &lt; 1e-6:</w:t>
-            </w:r>
-          </w:p>
-          <w:p>
-            <w:pPr>
-              <w:pStyle w:val="ReportCode"/>
-              <w:rPr/>
-            </w:pPr>
-            <w:r>
-              <w:rPr/>
-              <w:t xml:space="preserve">        </w:t>
-            </w:r>
-            <w:r>
-              <w:rPr/>
-              <w:t>ref_vec = np.array([0.0, 0.0, 1.0])</w:t>
-            </w:r>
-          </w:p>
-          <w:p>
-            <w:pPr>
-              <w:pStyle w:val="ReportCode"/>
-              <w:rPr/>
-            </w:pPr>
-            <w:r>
-              <w:rPr/>
-            </w:r>
-          </w:p>
-          <w:p>
-            <w:pPr>
-              <w:pStyle w:val="ReportCode"/>
-              <w:rPr/>
-            </w:pPr>
-            <w:r>
-              <w:rPr/>
-              <w:t xml:space="preserve">    </w:t>
-            </w:r>
-            <w:r>
-              <w:rPr/>
-              <w:t>samples: list[FeatureSample] = []</w:t>
-            </w:r>
-          </w:p>
-          <w:p>
-            <w:pPr>
-              <w:pStyle w:val="ReportCode"/>
-              <w:rPr/>
-            </w:pPr>
-            <w:r>
-              <w:rPr/>
-              <w:t xml:space="preserve">    </w:t>
-            </w:r>
-            <w:r>
-              <w:rPr/>
-              <w:t>if rec.code in LONG_TRIAL_CODES:</w:t>
-            </w:r>
-          </w:p>
-          <w:p>
-            <w:pPr>
-              <w:pStyle w:val="ReportCode"/>
-              <w:rPr/>
-            </w:pPr>
-            <w:r>
-              <w:rPr/>
-              <w:t xml:space="preserve">        </w:t>
-            </w:r>
-            <w:r>
-              <w:rPr/>
-              <w:t>start = 0</w:t>
-            </w:r>
-          </w:p>
-          <w:p>
-            <w:pPr>
-              <w:pStyle w:val="ReportCode"/>
-              <w:rPr/>
-            </w:pPr>
-            <w:r>
-              <w:rPr/>
-              <w:t xml:space="preserve">        </w:t>
-            </w:r>
-            <w:r>
-              <w:rPr/>
-              <w:t>while start &lt; n:</w:t>
-            </w:r>
-          </w:p>
-          <w:p>
-            <w:pPr>
-              <w:pStyle w:val="ReportCode"/>
-              <w:rPr/>
-            </w:pPr>
-            <w:r>
-              <w:rPr/>
-              <w:t xml:space="preserve">            </w:t>
-            </w:r>
-            <w:r>
-              <w:rPr/>
-              <w:t>hi = min(start + WINDOW_N, n)</w:t>
-            </w:r>
-          </w:p>
-          <w:p>
-            <w:pPr>
-              <w:pStyle w:val="ReportCode"/>
-              <w:rPr/>
-            </w:pPr>
-            <w:r>
-              <w:rPr/>
-              <w:t xml:space="preserve">            </w:t>
-            </w:r>
-            <w:r>
-              <w:rPr/>
-              <w:t>s = _extract_one_window(rec, res_acc, res_gyro, ref_vec, start, hi)</w:t>
-            </w:r>
-          </w:p>
-          <w:p>
-            <w:pPr>
-              <w:pStyle w:val="ReportCode"/>
-              <w:rPr/>
-            </w:pPr>
-            <w:r>
-              <w:rPr/>
-              <w:t xml:space="preserve">            </w:t>
-            </w:r>
-            <w:r>
-              <w:rPr/>
-              <w:t>if s is not None:</w:t>
-            </w:r>
-          </w:p>
-          <w:p>
-            <w:pPr>
-              <w:pStyle w:val="ReportCode"/>
-              <w:rPr/>
-            </w:pPr>
-            <w:r>
-              <w:rPr/>
-              <w:t xml:space="preserve">                </w:t>
-            </w:r>
-            <w:r>
-              <w:rPr/>
-              <w:t>samples.append(s)</w:t>
-            </w:r>
-          </w:p>
-          <w:p>
-            <w:pPr>
-              <w:pStyle w:val="ReportCode"/>
-              <w:rPr/>
-            </w:pPr>
-            <w:r>
-              <w:rPr/>
-              <w:t xml:space="preserve">            </w:t>
-            </w:r>
-            <w:r>
-              <w:rPr/>
-              <w:t>if hi &gt;= n:</w:t>
-            </w:r>
-          </w:p>
-          <w:p>
-            <w:pPr>
-              <w:pStyle w:val="ReportCode"/>
-              <w:rPr/>
-            </w:pPr>
-            <w:r>
-              <w:rPr/>
-              <w:t xml:space="preserve">                </w:t>
-            </w:r>
-            <w:r>
-              <w:rPr/>
-              <w:t>break</w:t>
-            </w:r>
-          </w:p>
-          <w:p>
-            <w:pPr>
-              <w:pStyle w:val="ReportCode"/>
-              <w:rPr/>
-            </w:pPr>
-            <w:r>
-              <w:rPr/>
-              <w:t xml:space="preserve">            </w:t>
-            </w:r>
-            <w:r>
-              <w:rPr/>
-              <w:t>start += STRIDE_N</w:t>
-            </w:r>
-          </w:p>
-          <w:p>
-            <w:pPr>
-              <w:pStyle w:val="ReportCode"/>
-              <w:rPr/>
-            </w:pPr>
-            <w:r>
-              <w:rPr/>
-              <w:t xml:space="preserve">    </w:t>
-            </w:r>
-            <w:r>
-              <w:rPr/>
-              <w:t>else:</w:t>
-            </w:r>
-          </w:p>
-          <w:p>
-            <w:pPr>
-              <w:pStyle w:val="ReportCode"/>
-              <w:rPr/>
-            </w:pPr>
-            <w:r>
-              <w:rPr/>
-              <w:t xml:space="preserve">        </w:t>
-            </w:r>
-            <w:r>
-              <w:rPr/>
-              <w:t>s = _extract_one_window(rec, res_acc, res_gyro, ref_vec, 0, n)</w:t>
-            </w:r>
-          </w:p>
-          <w:p>
-            <w:pPr>
-              <w:pStyle w:val="ReportCode"/>
-              <w:rPr/>
-            </w:pPr>
-            <w:r>
-              <w:rPr/>
-              <w:t xml:space="preserve">        </w:t>
-            </w:r>
-            <w:r>
-              <w:rPr/>
-              <w:t>if s is not None:</w:t>
-            </w:r>
-          </w:p>
-          <w:p>
-            <w:pPr>
-              <w:pStyle w:val="ReportCode"/>
-              <w:rPr/>
-            </w:pPr>
-            <w:r>
-              <w:rPr/>
-              <w:t xml:space="preserve">            </w:t>
-            </w:r>
-            <w:r>
-              <w:rPr/>
-              <w:t>samples.append(s)</w:t>
-            </w:r>
-          </w:p>
-          <w:p>
-            <w:pPr>
-              <w:pStyle w:val="ReportCode"/>
-              <w:rPr/>
-            </w:pPr>
-            <w:r>
-              <w:rPr/>
-              <w:t xml:space="preserve">    </w:t>
-            </w:r>
-            <w:r>
-              <w:rPr/>
-              <w:t>return samples</w:t>
-            </w:r>
-          </w:p>
-        </w:tc>
-      </w:tr>
-    </w:tbl>
-    <w:p>
-      <w:pPr>
-        <w:pStyle w:val="ReportAfterTable"/>
-        <w:rPr/>
-      </w:pPr>
-      <w:r>
-        <w:rPr/>
-      </w:r>
-    </w:p>
-    <w:p>
-      <w:pPr>
-        <w:pStyle w:val="ReportListingCaption"/>
-        <w:rPr/>
-      </w:pPr>
-      <w:r>
-        <w:rPr/>
-        <w:t>Листинг А.4 — Калибровка масштаба int8-квантования признаков</w:t>
-      </w:r>
-    </w:p>
-    <w:tbl>
-      <w:tblPr>
-        <w:tblW w:w="9638" w:type="dxa"/>
-        <w:jc w:val="left"/>
-        <w:tblInd w:w="108" w:type="dxa"/>
-        <w:tblLayout w:type="fixed"/>
-        <w:tblCellMar>
-          <w:top w:w="60" w:type="dxa"/>
-          <w:left w:w="113" w:type="dxa"/>
-          <w:bottom w:w="60" w:type="dxa"/>
-          <w:right w:w="113" w:type="dxa"/>
-        </w:tblCellMar>
-      </w:tblPr>
-      <w:tblGrid>
-        <w:gridCol w:w="9638"/>
-      </w:tblGrid>
-      <w:tr>
-        <w:trPr>
-          <w:cantSplit w:val="true"/>
-        </w:trPr>
-        <w:tc>
-          <w:tcPr>
-            <w:tcW w:w="9638" w:type="dxa"/>
-            <w:tcBorders>
-              <w:top w:val="single" w:sz="4" w:space="0" w:color="000000"/>
-              <w:left w:val="single" w:sz="4" w:space="0" w:color="000000"/>
-              <w:bottom w:val="single" w:sz="4" w:space="0" w:color="000000"/>
-              <w:right w:val="single" w:sz="4" w:space="0" w:color="000000"/>
-            </w:tcBorders>
-          </w:tcPr>
-          <w:p>
-            <w:pPr>
-              <w:pStyle w:val="ReportCode"/>
-              <w:rPr/>
-            </w:pPr>
-            <w:r>
-              <w:rPr/>
-              <w:t>def calibrate(x: np.ndarray, percentile: float = CALIBRATION_PERCENTILE) -&gt; QuantParams:</w:t>
-            </w:r>
-          </w:p>
-          <w:p>
-            <w:pPr>
-              <w:pStyle w:val="ReportCode"/>
-              <w:rPr/>
-            </w:pPr>
-            <w:r>
-              <w:rPr/>
-              <w:t xml:space="preserve">    </w:t>
-            </w:r>
-            <w:r>
-              <w:rPr/>
-              <w:t>"""x: (N, C). Возвращает по одному масштабу на каждый из C столбцов."""</w:t>
-            </w:r>
-          </w:p>
-          <w:p>
-            <w:pPr>
-              <w:pStyle w:val="ReportCode"/>
-              <w:rPr/>
-            </w:pPr>
-            <w:r>
-              <w:rPr/>
-              <w:t xml:space="preserve">    </w:t>
-            </w:r>
-            <w:r>
-              <w:rPr/>
-              <w:t>x = np.atleast_2d(x)</w:t>
-            </w:r>
-          </w:p>
-          <w:p>
-            <w:pPr>
-              <w:pStyle w:val="ReportCode"/>
-              <w:rPr/>
-            </w:pPr>
-            <w:r>
-              <w:rPr/>
-              <w:t xml:space="preserve">    </w:t>
-            </w:r>
-            <w:r>
-              <w:rPr/>
-              <w:t>abs_max = np.percentile(np.abs(x), percentile, axis=0)</w:t>
-            </w:r>
-          </w:p>
-          <w:p>
-            <w:pPr>
-              <w:pStyle w:val="ReportCode"/>
-              <w:rPr/>
-            </w:pPr>
-            <w:r>
-              <w:rPr/>
-              <w:t xml:space="preserve">    </w:t>
-            </w:r>
-            <w:r>
-              <w:rPr/>
-              <w:t>abs_max = np.maximum(abs_max, 1e-8)</w:t>
-            </w:r>
-          </w:p>
-          <w:p>
-            <w:pPr>
-              <w:pStyle w:val="ReportCode"/>
-              <w:rPr/>
-            </w:pPr>
-            <w:r>
-              <w:rPr/>
-              <w:t xml:space="preserve">    </w:t>
-            </w:r>
-            <w:r>
-              <w:rPr/>
-              <w:t>scale = abs_max / INT8_MAX</w:t>
-            </w:r>
-          </w:p>
-          <w:p>
-            <w:pPr>
-              <w:pStyle w:val="ReportCode"/>
-              <w:rPr/>
-            </w:pPr>
-            <w:r>
-              <w:rPr/>
-              <w:t xml:space="preserve">    </w:t>
-            </w:r>
-            <w:r>
-              <w:rPr/>
-              <w:t>return QuantParams(scale=scale)</w:t>
-            </w:r>
-          </w:p>
-        </w:tc>
-      </w:tr>
-    </w:tbl>
-    <w:p>
-      <w:pPr>
-        <w:pStyle w:val="ReportAfterTable"/>
-        <w:rPr/>
-      </w:pPr>
-      <w:r>
-        <w:rPr/>
-      </w:r>
-    </w:p>
-    <w:p>
-      <w:pPr>
-        <w:pStyle w:val="ReportListingCaption"/>
-        <w:rPr/>
-      </w:pPr>
-      <w:r>
-        <w:rPr/>
-        <w:t>Листинг А.5 — Прямой проход BNN (бинаризация активаций и весов слоя B)</w:t>
-      </w:r>
-    </w:p>
-    <w:tbl>
-      <w:tblPr>
-        <w:tblW w:w="9638" w:type="dxa"/>
-        <w:jc w:val="left"/>
-        <w:tblInd w:w="108" w:type="dxa"/>
-        <w:tblLayout w:type="fixed"/>
-        <w:tblCellMar>
-          <w:top w:w="60" w:type="dxa"/>
-          <w:left w:w="113" w:type="dxa"/>
-          <w:bottom w:w="60" w:type="dxa"/>
-          <w:right w:w="113" w:type="dxa"/>
-        </w:tblCellMar>
-      </w:tblPr>
-      <w:tblGrid>
-        <w:gridCol w:w="9638"/>
-      </w:tblGrid>
-      <w:tr>
-        <w:trPr>
-          <w:cantSplit w:val="true"/>
-        </w:trPr>
-        <w:tc>
-          <w:tcPr>
-            <w:tcW w:w="9638" w:type="dxa"/>
-            <w:tcBorders>
-              <w:top w:val="single" w:sz="4" w:space="0" w:color="000000"/>
-              <w:left w:val="single" w:sz="4" w:space="0" w:color="000000"/>
-              <w:bottom w:val="single" w:sz="4" w:space="0" w:color="000000"/>
-              <w:right w:val="single" w:sz="4" w:space="0" w:color="000000"/>
-            </w:tcBorders>
-          </w:tcPr>
-          <w:p>
-            <w:pPr>
-              <w:pStyle w:val="ReportCode"/>
-              <w:rPr/>
-            </w:pPr>
-            <w:r>
-              <w:rPr/>
-              <w:t xml:space="preserve">    </w:t>
-            </w:r>
-            <w:r>
-              <w:rPr/>
-              <w:t>def forward(self, X: np.ndarray):</w:t>
-            </w:r>
-          </w:p>
-          <w:p>
-            <w:pPr>
-              <w:pStyle w:val="ReportCode"/>
-              <w:rPr/>
-            </w:pPr>
-            <w:r>
-              <w:rPr/>
-              <w:t xml:space="preserve">        </w:t>
-            </w:r>
-            <w:r>
-              <w:rPr/>
-              <w:t>z = X @ self.W_A + self.b_A          # (N, H)</w:t>
-            </w:r>
-          </w:p>
-          <w:p>
-            <w:pPr>
-              <w:pStyle w:val="ReportCode"/>
-              <w:rPr/>
-            </w:pPr>
-            <w:r>
-              <w:rPr/>
-              <w:t xml:space="preserve">        </w:t>
-            </w:r>
-            <w:r>
-              <w:rPr/>
-              <w:t>a = sign(z)                             # (N, H) in {-1,+1}</w:t>
-            </w:r>
-          </w:p>
-          <w:p>
-            <w:pPr>
-              <w:pStyle w:val="ReportCode"/>
-              <w:rPr/>
-            </w:pPr>
-            <w:r>
-              <w:rPr/>
-              <w:t xml:space="preserve">        </w:t>
-            </w:r>
-            <w:r>
-              <w:rPr/>
-              <w:t>Wb = sign(self.W_B)                      # (H,)   in {-1,+1}</w:t>
-            </w:r>
-          </w:p>
-          <w:p>
-            <w:pPr>
-              <w:pStyle w:val="ReportCode"/>
-              <w:rPr/>
-            </w:pPr>
-            <w:r>
-              <w:rPr/>
-              <w:t xml:space="preserve">        </w:t>
-            </w:r>
-            <w:r>
-              <w:rPr/>
-              <w:t>y = a @ Wb + self.b_B                     # (N,)</w:t>
-            </w:r>
-          </w:p>
-          <w:p>
-            <w:pPr>
-              <w:pStyle w:val="ReportCode"/>
-              <w:rPr/>
-            </w:pPr>
-            <w:r>
-              <w:rPr/>
-              <w:t xml:space="preserve">        </w:t>
-            </w:r>
-            <w:r>
-              <w:rPr/>
-              <w:t>p = sigmoid(y)</w:t>
-            </w:r>
-          </w:p>
-          <w:p>
-            <w:pPr>
-              <w:pStyle w:val="ReportCode"/>
-              <w:rPr/>
-            </w:pPr>
-            <w:r>
-              <w:rPr/>
-              <w:t xml:space="preserve">        </w:t>
-            </w:r>
-            <w:r>
-              <w:rPr/>
-              <w:t>cache = dict(X=X, z=z, a=a, Wb=Wb, y=y)</w:t>
-            </w:r>
-          </w:p>
-          <w:p>
-            <w:pPr>
-              <w:pStyle w:val="ReportCode"/>
-              <w:rPr/>
-            </w:pPr>
-            <w:r>
-              <w:rPr/>
-              <w:t xml:space="preserve">        </w:t>
-            </w:r>
-            <w:r>
-              <w:rPr/>
-              <w:t>return p, cache</w:t>
-            </w:r>
-          </w:p>
-        </w:tc>
-      </w:tr>
-    </w:tbl>
-    <w:p>
-      <w:pPr>
-        <w:pStyle w:val="ReportAfterTable"/>
-        <w:rPr/>
-      </w:pPr>
-      <w:r>
-        <w:rPr/>
-      </w:r>
-    </w:p>
-    <w:p>
-      <w:pPr>
-        <w:pStyle w:val="ReportListingCaption"/>
-        <w:rPr/>
-      </w:pPr>
-      <w:r>
-        <w:rPr/>
-        <w:t>Листинг А.6 — Обратный проход BNN (STE-градиенты)</w:t>
-      </w:r>
-    </w:p>
-    <w:tbl>
-      <w:tblPr>
-        <w:tblW w:w="9638" w:type="dxa"/>
-        <w:jc w:val="left"/>
-        <w:tblInd w:w="108" w:type="dxa"/>
-        <w:tblLayout w:type="fixed"/>
-        <w:tblCellMar>
-          <w:top w:w="60" w:type="dxa"/>
-          <w:left w:w="113" w:type="dxa"/>
-          <w:bottom w:w="60" w:type="dxa"/>
-          <w:right w:w="113" w:type="dxa"/>
-        </w:tblCellMar>
-      </w:tblPr>
-      <w:tblGrid>
-        <w:gridCol w:w="9638"/>
-      </w:tblGrid>
-      <w:tr>
-        <w:trPr>
-          <w:cantSplit w:val="true"/>
-        </w:trPr>
-        <w:tc>
-          <w:tcPr>
-            <w:tcW w:w="9638" w:type="dxa"/>
-            <w:tcBorders>
-              <w:top w:val="single" w:sz="4" w:space="0" w:color="000000"/>
-              <w:left w:val="single" w:sz="4" w:space="0" w:color="000000"/>
-              <w:bottom w:val="single" w:sz="4" w:space="0" w:color="000000"/>
-              <w:right w:val="single" w:sz="4" w:space="0" w:color="000000"/>
-            </w:tcBorders>
-          </w:tcPr>
-          <w:p>
-            <w:pPr>
-              <w:pStyle w:val="ReportCode"/>
-              <w:rPr/>
-            </w:pPr>
-            <w:r>
-              <w:rPr/>
-              <w:t xml:space="preserve">    </w:t>
-            </w:r>
-            <w:r>
-              <w:rPr/>
-              <w:t>def backward(self, cache: dict, label: np.ndarray, sample_weight: np.ndarray | None = None):</w:t>
-            </w:r>
-          </w:p>
-          <w:p>
-            <w:pPr>
-              <w:pStyle w:val="ReportCode"/>
-              <w:rPr/>
-            </w:pPr>
-            <w:r>
-              <w:rPr/>
-              <w:t xml:space="preserve">        </w:t>
-            </w:r>
-            <w:r>
-              <w:rPr/>
-              <w:t>X, z, a, Wb = cache["X"], cache["z"], cache["a"], cache["Wb"]</w:t>
-            </w:r>
-          </w:p>
-          <w:p>
-            <w:pPr>
-              <w:pStyle w:val="ReportCode"/>
-              <w:rPr/>
-            </w:pPr>
-            <w:r>
-              <w:rPr/>
-              <w:t xml:space="preserve">        </w:t>
-            </w:r>
-            <w:r>
-              <w:rPr/>
-              <w:t>N = X.shape[0]</w:t>
-            </w:r>
-          </w:p>
-          <w:p>
-            <w:pPr>
-              <w:pStyle w:val="ReportCode"/>
-              <w:rPr/>
-            </w:pPr>
-            <w:r>
-              <w:rPr/>
-              <w:t xml:space="preserve">        </w:t>
-            </w:r>
-            <w:r>
-              <w:rPr/>
-              <w:t>p = sigmoid(cache["y"])</w:t>
-            </w:r>
-          </w:p>
-          <w:p>
-            <w:pPr>
-              <w:pStyle w:val="ReportCode"/>
-              <w:rPr/>
-            </w:pPr>
-            <w:r>
-              <w:rPr/>
-              <w:t xml:space="preserve">        </w:t>
-            </w:r>
-            <w:r>
-              <w:rPr/>
-              <w:t>w = np.ones(N) if sample_weight is None else sample_weight</w:t>
-            </w:r>
-          </w:p>
-          <w:p>
-            <w:pPr>
-              <w:pStyle w:val="ReportCode"/>
-              <w:rPr/>
-            </w:pPr>
-            <w:r>
-              <w:rPr/>
-              <w:t xml:space="preserve">        </w:t>
-            </w:r>
-            <w:r>
-              <w:rPr/>
-              <w:t>w = w / w.sum()  # нормировка, чтобы масштаб градиента не зависел от размера батча</w:t>
-            </w:r>
-          </w:p>
-          <w:p>
-            <w:pPr>
-              <w:pStyle w:val="ReportCode"/>
-              <w:rPr/>
-            </w:pPr>
-            <w:r>
-              <w:rPr/>
-            </w:r>
-          </w:p>
-          <w:p>
-            <w:pPr>
-              <w:pStyle w:val="ReportCode"/>
-              <w:rPr/>
-            </w:pPr>
-            <w:r>
-              <w:rPr/>
-              <w:t xml:space="preserve">        </w:t>
-            </w:r>
-            <w:r>
-              <w:rPr/>
-              <w:t>dLdy = (p - label) * w                    # (N,)  d(BCE)/dy при y = логит</w:t>
-            </w:r>
-          </w:p>
-          <w:p>
-            <w:pPr>
-              <w:pStyle w:val="ReportCode"/>
-              <w:rPr/>
-            </w:pPr>
-            <w:r>
-              <w:rPr/>
-              <w:t xml:space="preserve">        </w:t>
-            </w:r>
-            <w:r>
-              <w:rPr/>
-              <w:t>dLdb_B = np.sum(dLdy)</w:t>
-            </w:r>
-          </w:p>
-          <w:p>
-            <w:pPr>
-              <w:pStyle w:val="ReportCode"/>
-              <w:rPr/>
-            </w:pPr>
-            <w:r>
-              <w:rPr/>
-              <w:t xml:space="preserve">        </w:t>
-            </w:r>
-            <w:r>
-              <w:rPr/>
-              <w:t>dLdWb = a.T @ dLdy                         # (H,)</w:t>
-            </w:r>
-          </w:p>
-          <w:p>
-            <w:pPr>
-              <w:pStyle w:val="ReportCode"/>
-              <w:rPr/>
-            </w:pPr>
-            <w:r>
-              <w:rPr/>
-              <w:t xml:space="preserve">        </w:t>
-            </w:r>
-            <w:r>
-              <w:rPr/>
-              <w:t>dLdW_B = dLdWb * (np.abs(self.W_B) &lt;= 1.0)   # STE-клип</w:t>
-            </w:r>
-          </w:p>
-          <w:p>
-            <w:pPr>
-              <w:pStyle w:val="ReportCode"/>
-              <w:rPr/>
-            </w:pPr>
-            <w:r>
-              <w:rPr/>
-            </w:r>
-          </w:p>
-          <w:p>
-            <w:pPr>
-              <w:pStyle w:val="ReportCode"/>
-              <w:rPr/>
-            </w:pPr>
-            <w:r>
-              <w:rPr/>
-              <w:t xml:space="preserve">        </w:t>
-            </w:r>
-            <w:r>
-              <w:rPr/>
-              <w:t>dLda = np.outer(dLdy, Wb)                    # (N, H)</w:t>
-            </w:r>
-          </w:p>
-          <w:p>
-            <w:pPr>
-              <w:pStyle w:val="ReportCode"/>
-              <w:rPr/>
-            </w:pPr>
-            <w:r>
-              <w:rPr/>
-              <w:t xml:space="preserve">        </w:t>
-            </w:r>
-            <w:r>
-              <w:rPr/>
-              <w:t>dLdz = dLda * (np.abs(z) &lt;= 1.0)                # STE-клип по предактивации слоя A</w:t>
-            </w:r>
-          </w:p>
-          <w:p>
-            <w:pPr>
-              <w:pStyle w:val="ReportCode"/>
-              <w:rPr/>
-            </w:pPr>
-            <w:r>
-              <w:rPr/>
-            </w:r>
-          </w:p>
-          <w:p>
-            <w:pPr>
-              <w:pStyle w:val="ReportCode"/>
-              <w:rPr/>
-            </w:pPr>
-            <w:r>
-              <w:rPr/>
-              <w:t xml:space="preserve">        </w:t>
-            </w:r>
-            <w:r>
-              <w:rPr/>
-              <w:t>dLdW_A = X.T @ dLdz                              # (n_in, H)</w:t>
-            </w:r>
-          </w:p>
-          <w:p>
-            <w:pPr>
-              <w:pStyle w:val="ReportCode"/>
-              <w:rPr/>
-            </w:pPr>
-            <w:r>
-              <w:rPr/>
-              <w:t xml:space="preserve">        </w:t>
-            </w:r>
-            <w:r>
-              <w:rPr/>
-              <w:t>dLdb_A = np.sum(dLdz, axis=0)</w:t>
-            </w:r>
-          </w:p>
-          <w:p>
-            <w:pPr>
-              <w:pStyle w:val="ReportCode"/>
-              <w:rPr/>
-            </w:pPr>
-            <w:r>
-              <w:rPr/>
-            </w:r>
-          </w:p>
-          <w:p>
-            <w:pPr>
-              <w:pStyle w:val="ReportCode"/>
-              <w:rPr/>
-            </w:pPr>
-            <w:r>
-              <w:rPr/>
-              <w:t xml:space="preserve">        </w:t>
-            </w:r>
-            <w:r>
-              <w:rPr/>
-              <w:t>return dict(W_A=dLdW_A, b_A=dLdb_A, W_B=dLdW_B, b_B=dLdb_B)</w:t>
-            </w:r>
-          </w:p>
-        </w:tc>
-      </w:tr>
-    </w:tbl>
-    <w:p>
-      <w:pPr>
-        <w:pStyle w:val="ReportAfterTable"/>
-        <w:rPr/>
-      </w:pPr>
-      <w:r>
-        <w:rPr/>
-      </w:r>
-    </w:p>
-    <w:p>
-      <w:pPr>
-        <w:pStyle w:val="ReportListingCaption"/>
-        <w:rPr/>
-      </w:pPr>
-      <w:r>
-        <w:rPr/>
-        <w:t>Листинг А.7 — Квантование обученной модели в int8 / бинарные веса</w:t>
-      </w:r>
-    </w:p>
-    <w:tbl>
-      <w:tblPr>
-        <w:tblW w:w="9638" w:type="dxa"/>
-        <w:jc w:val="left"/>
-        <w:tblInd w:w="108" w:type="dxa"/>
-        <w:tblLayout w:type="fixed"/>
-        <w:tblCellMar>
-          <w:top w:w="60" w:type="dxa"/>
-          <w:left w:w="113" w:type="dxa"/>
-          <w:bottom w:w="60" w:type="dxa"/>
-          <w:right w:w="113" w:type="dxa"/>
-        </w:tblCellMar>
-      </w:tblPr>
-      <w:tblGrid>
-        <w:gridCol w:w="9638"/>
-      </w:tblGrid>
-      <w:tr>
-        <w:trPr>
-          <w:cantSplit w:val="true"/>
-        </w:trPr>
-        <w:tc>
-          <w:tcPr>
-            <w:tcW w:w="9638" w:type="dxa"/>
-            <w:tcBorders>
-              <w:top w:val="single" w:sz="4" w:space="0" w:color="000000"/>
-              <w:left w:val="single" w:sz="4" w:space="0" w:color="000000"/>
-              <w:bottom w:val="single" w:sz="4" w:space="0" w:color="000000"/>
-              <w:right w:val="single" w:sz="4" w:space="0" w:color="000000"/>
-            </w:tcBorders>
-          </w:tcPr>
-          <w:p>
-            <w:pPr>
-              <w:pStyle w:val="ReportCode"/>
-              <w:rPr/>
-            </w:pPr>
-            <w:r>
-              <w:rPr/>
-              <w:t>def quantize_model(W_A: np.ndarray, b_A: np.ndarray, W_B: np.ndarray, b_B: float,</w:t>
-            </w:r>
-          </w:p>
-          <w:p>
-            <w:pPr>
-              <w:pStyle w:val="ReportCode"/>
-              <w:rPr/>
-            </w:pPr>
-            <w:r>
-              <w:rPr/>
-              <w:t xml:space="preserve">                    </w:t>
-            </w:r>
-            <w:r>
-              <w:rPr/>
-              <w:t>in_scale: np.ndarray) -&gt; GoldenWeights:</w:t>
-            </w:r>
-          </w:p>
-          <w:p>
-            <w:pPr>
-              <w:pStyle w:val="ReportCode"/>
-              <w:rPr/>
-            </w:pPr>
-            <w:r>
-              <w:rPr/>
-              <w:t xml:space="preserve">    </w:t>
-            </w:r>
-            <w:r>
-              <w:rPr/>
-              <w:t>w_scale_A = max(float(np.max(np.abs(W_A))) / INT8_MAX, 1e-8)</w:t>
-            </w:r>
-          </w:p>
-          <w:p>
-            <w:pPr>
-              <w:pStyle w:val="ReportCode"/>
-              <w:rPr/>
-            </w:pPr>
-            <w:r>
-              <w:rPr/>
-              <w:t xml:space="preserve">    </w:t>
-            </w:r>
-            <w:r>
-              <w:rPr/>
-              <w:t>W_A_i8 = np.clip(np.round(W_A / w_scale_A), INT8_MIN, INT8_MAX).astype(np.int32)</w:t>
-            </w:r>
-          </w:p>
-          <w:p>
-            <w:pPr>
-              <w:pStyle w:val="ReportCode"/>
-              <w:rPr/>
-            </w:pPr>
-            <w:r>
-              <w:rPr/>
-              <w:t xml:space="preserve">    </w:t>
-            </w:r>
-            <w:r>
-              <w:rPr/>
-              <w:t>b_A_i32 = np.round(b_A / (w_scale_A / INT8_MAX)).astype(np.int64)</w:t>
-            </w:r>
-          </w:p>
-          <w:p>
-            <w:pPr>
-              <w:pStyle w:val="ReportCode"/>
-              <w:rPr/>
-            </w:pPr>
-            <w:r>
-              <w:rPr/>
-            </w:r>
-          </w:p>
-          <w:p>
-            <w:pPr>
-              <w:pStyle w:val="ReportCode"/>
-              <w:rPr/>
-            </w:pPr>
-            <w:r>
-              <w:rPr/>
-              <w:t xml:space="preserve">    </w:t>
-            </w:r>
-            <w:r>
-              <w:rPr/>
-              <w:t>W_B_sign = np.where(W_B &gt;= 0, 1, -1)</w:t>
-            </w:r>
-          </w:p>
-          <w:p>
-            <w:pPr>
-              <w:pStyle w:val="ReportCode"/>
-              <w:rPr/>
-            </w:pPr>
-            <w:r>
-              <w:rPr/>
-              <w:t xml:space="preserve">    </w:t>
-            </w:r>
-            <w:r>
-              <w:rPr/>
-              <w:t>W_B_bit = (W_B_sign &gt; 0).astype(np.int8)</w:t>
-            </w:r>
-          </w:p>
-          <w:p>
-            <w:pPr>
-              <w:pStyle w:val="ReportCode"/>
-              <w:rPr/>
-            </w:pPr>
-            <w:r>
-              <w:rPr/>
-              <w:t xml:space="preserve">    </w:t>
-            </w:r>
-            <w:r>
-              <w:rPr/>
-              <w:t>b_B_i32 = int(np.round(b_B))</w:t>
-            </w:r>
-          </w:p>
-          <w:p>
-            <w:pPr>
-              <w:pStyle w:val="ReportCode"/>
-              <w:rPr/>
-            </w:pPr>
-            <w:r>
-              <w:rPr/>
-            </w:r>
-          </w:p>
-          <w:p>
-            <w:pPr>
-              <w:pStyle w:val="ReportCode"/>
-              <w:rPr/>
-            </w:pPr>
-            <w:r>
-              <w:rPr/>
-              <w:t xml:space="preserve">    </w:t>
-            </w:r>
-            <w:r>
-              <w:rPr/>
-              <w:t>return GoldenWeights(</w:t>
-            </w:r>
-          </w:p>
-          <w:p>
-            <w:pPr>
-              <w:pStyle w:val="ReportCode"/>
-              <w:rPr/>
-            </w:pPr>
-            <w:r>
-              <w:rPr/>
-              <w:t xml:space="preserve">        </w:t>
-            </w:r>
-            <w:r>
-              <w:rPr/>
-              <w:t>in_scale=in_scale.astype(np.float64),</w:t>
-            </w:r>
-          </w:p>
-          <w:p>
-            <w:pPr>
-              <w:pStyle w:val="ReportCode"/>
-              <w:rPr/>
-            </w:pPr>
-            <w:r>
-              <w:rPr/>
-              <w:t xml:space="preserve">        </w:t>
-            </w:r>
-            <w:r>
-              <w:rPr/>
-              <w:t>W_A_i8=W_A_i8.astype(np.int32),</w:t>
-            </w:r>
-          </w:p>
-          <w:p>
-            <w:pPr>
-              <w:pStyle w:val="ReportCode"/>
-              <w:rPr/>
-            </w:pPr>
-            <w:r>
-              <w:rPr/>
-              <w:t xml:space="preserve">        </w:t>
-            </w:r>
-            <w:r>
-              <w:rPr/>
-              <w:t>b_A_i32=b_A_i32.astype(np.int64),</w:t>
-            </w:r>
-          </w:p>
-          <w:p>
-            <w:pPr>
-              <w:pStyle w:val="ReportCode"/>
-              <w:rPr/>
-            </w:pPr>
-            <w:r>
-              <w:rPr/>
-              <w:t xml:space="preserve">        </w:t>
-            </w:r>
-            <w:r>
-              <w:rPr/>
-              <w:t>w_scale_A=w_scale_A,</w:t>
-            </w:r>
-          </w:p>
-          <w:p>
-            <w:pPr>
-              <w:pStyle w:val="ReportCode"/>
-              <w:rPr/>
-            </w:pPr>
-            <w:r>
-              <w:rPr/>
-              <w:t xml:space="preserve">        </w:t>
-            </w:r>
-            <w:r>
-              <w:rPr/>
-              <w:t>W_B_bit=W_B_bit,</w:t>
-            </w:r>
-          </w:p>
-          <w:p>
-            <w:pPr>
-              <w:pStyle w:val="ReportCode"/>
-              <w:rPr/>
-            </w:pPr>
-            <w:r>
-              <w:rPr/>
-              <w:t xml:space="preserve">        </w:t>
-            </w:r>
-            <w:r>
-              <w:rPr/>
-              <w:t>b_B_i32=b_B_i32,</w:t>
-            </w:r>
-          </w:p>
-          <w:p>
-            <w:pPr>
-              <w:pStyle w:val="ReportCode"/>
-              <w:rPr/>
-            </w:pPr>
-            <w:r>
-              <w:rPr/>
-              <w:t xml:space="preserve">    </w:t>
-            </w:r>
-            <w:r>
-              <w:rPr/>
-              <w:t>)</w:t>
-            </w:r>
-          </w:p>
-        </w:tc>
-      </w:tr>
-    </w:tbl>
-    <w:p>
-      <w:pPr>
-        <w:pStyle w:val="ReportAfterTable"/>
-        <w:rPr/>
-      </w:pPr>
-      <w:r>
-        <w:rPr/>
-      </w:r>
-    </w:p>
-    <w:p>
-      <w:pPr>
-        <w:pStyle w:val="ReportListingCaption"/>
-        <w:rPr/>
-      </w:pPr>
-      <w:r>
-        <w:rPr/>
-        <w:t>Листинг А.8 — Целочисленный прямой проход эталонной модели</w:t>
-      </w:r>
-    </w:p>
-    <w:tbl>
-      <w:tblPr>
-        <w:tblW w:w="9638" w:type="dxa"/>
-        <w:jc w:val="left"/>
-        <w:tblInd w:w="108" w:type="dxa"/>
-        <w:tblLayout w:type="fixed"/>
-        <w:tblCellMar>
-          <w:top w:w="60" w:type="dxa"/>
-          <w:left w:w="113" w:type="dxa"/>
-          <w:bottom w:w="60" w:type="dxa"/>
-          <w:right w:w="113" w:type="dxa"/>
-        </w:tblCellMar>
-      </w:tblPr>
-      <w:tblGrid>
-        <w:gridCol w:w="9638"/>
-      </w:tblGrid>
-      <w:tr>
-        <w:trPr>
-          <w:cantSplit w:val="true"/>
-        </w:trPr>
-        <w:tc>
-          <w:tcPr>
-            <w:tcW w:w="9638" w:type="dxa"/>
-            <w:tcBorders>
-              <w:top w:val="single" w:sz="4" w:space="0" w:color="000000"/>
-              <w:left w:val="single" w:sz="4" w:space="0" w:color="000000"/>
-              <w:bottom w:val="single" w:sz="4" w:space="0" w:color="000000"/>
-              <w:right w:val="single" w:sz="4" w:space="0" w:color="000000"/>
-            </w:tcBorders>
-          </w:tcPr>
-          <w:p>
-            <w:pPr>
-              <w:pStyle w:val="ReportCode"/>
-              <w:rPr/>
-            </w:pPr>
-            <w:r>
-              <w:rPr/>
-              <w:t>def forward_int(gw: GoldenWeights, X_i8: np.ndarray):</w:t>
-            </w:r>
-          </w:p>
-          <w:p>
-            <w:pPr>
-              <w:pStyle w:val="ReportCode"/>
-              <w:rPr/>
-            </w:pPr>
-            <w:r>
-              <w:rPr/>
-              <w:t xml:space="preserve">    </w:t>
-            </w:r>
-            <w:r>
-              <w:rPr/>
-              <w:t>"""X_i8: (N, n_in) int. Возвращает (z_i32, a_bit, y_i32, label)."""</w:t>
-            </w:r>
-          </w:p>
-          <w:p>
-            <w:pPr>
-              <w:pStyle w:val="ReportCode"/>
-              <w:rPr/>
-            </w:pPr>
-            <w:r>
-              <w:rPr/>
-              <w:t xml:space="preserve">    </w:t>
-            </w:r>
-            <w:r>
-              <w:rPr/>
-              <w:t>X_i8 = np.atleast_2d(X_i8).astype(np.int64)</w:t>
-            </w:r>
-          </w:p>
-          <w:p>
-            <w:pPr>
-              <w:pStyle w:val="ReportCode"/>
-              <w:rPr/>
-            </w:pPr>
-            <w:r>
-              <w:rPr/>
-              <w:t xml:space="preserve">    </w:t>
-            </w:r>
-            <w:r>
-              <w:rPr/>
-              <w:t>z_i32 = X_i8 @ gw.W_A_i8.astype(np.int64) + gw.b_A_i32   # (N, H)</w:t>
-            </w:r>
-          </w:p>
-          <w:p>
-            <w:pPr>
-              <w:pStyle w:val="ReportCode"/>
-              <w:rPr/>
-            </w:pPr>
-            <w:r>
-              <w:rPr/>
-              <w:t xml:space="preserve">    </w:t>
-            </w:r>
-            <w:r>
-              <w:rPr/>
-              <w:t>a_bit = (z_i32 &gt;= 0).astype(np.int8)                        # (N, H)</w:t>
-            </w:r>
-          </w:p>
-          <w:p>
-            <w:pPr>
-              <w:pStyle w:val="ReportCode"/>
-              <w:rPr/>
-            </w:pPr>
-            <w:r>
-              <w:rPr/>
-            </w:r>
-          </w:p>
-          <w:p>
-            <w:pPr>
-              <w:pStyle w:val="ReportCode"/>
-              <w:rPr/>
-            </w:pPr>
-            <w:r>
-              <w:rPr/>
-              <w:t xml:space="preserve">    </w:t>
-            </w:r>
-            <w:r>
-              <w:rPr/>
-              <w:t>y_i32 = xnor_popcount_dot(a_bit, np.broadcast_to(gw.W_B_bit, a_bit.shape)) + gw.b_B_i32</w:t>
-            </w:r>
-          </w:p>
-          <w:p>
-            <w:pPr>
-              <w:pStyle w:val="ReportCode"/>
-              <w:rPr/>
-            </w:pPr>
-            <w:r>
-              <w:rPr/>
-              <w:t xml:space="preserve">    </w:t>
-            </w:r>
-            <w:r>
-              <w:rPr/>
-              <w:t>label = (y_i32 &gt;= 0).astype(np.int32)</w:t>
-            </w:r>
-          </w:p>
-          <w:p>
-            <w:pPr>
-              <w:pStyle w:val="ReportCode"/>
-              <w:rPr/>
-            </w:pPr>
-            <w:r>
-              <w:rPr/>
-              <w:t xml:space="preserve">    </w:t>
-            </w:r>
-            <w:r>
-              <w:rPr/>
-              <w:t>return z_i32, a_bit, y_i32, label</w:t>
-            </w:r>
-          </w:p>
-        </w:tc>
-      </w:tr>
-    </w:tbl>
-    <w:p>
-      <w:pPr>
-        <w:pStyle w:val="ReportAfterTable"/>
-        <w:rPr/>
-      </w:pPr>
-      <w:r>
-        <w:rPr/>
-      </w:r>
-    </w:p>
-    <w:p>
-      <w:pPr>
-        <w:pStyle w:val="ReportListingCaption"/>
-        <w:rPr/>
-      </w:pPr>
-      <w:r>
-        <w:rPr/>
-        <w:t>Листинг А.9 — Тождество XNOR + popcount для ±1-векторов</w:t>
-      </w:r>
-    </w:p>
-    <w:tbl>
-      <w:tblPr>
-        <w:tblW w:w="9638" w:type="dxa"/>
-        <w:jc w:val="left"/>
-        <w:tblInd w:w="108" w:type="dxa"/>
-        <w:tblLayout w:type="fixed"/>
-        <w:tblCellMar>
-          <w:top w:w="60" w:type="dxa"/>
-          <w:left w:w="113" w:type="dxa"/>
-          <w:bottom w:w="60" w:type="dxa"/>
-          <w:right w:w="113" w:type="dxa"/>
-        </w:tblCellMar>
-      </w:tblPr>
-      <w:tblGrid>
-        <w:gridCol w:w="9638"/>
-      </w:tblGrid>
-      <w:tr>
-        <w:trPr>
-          <w:cantSplit w:val="true"/>
-        </w:trPr>
-        <w:tc>
-          <w:tcPr>
-            <w:tcW w:w="9638" w:type="dxa"/>
-            <w:tcBorders>
-              <w:top w:val="single" w:sz="4" w:space="0" w:color="000000"/>
-              <w:left w:val="single" w:sz="4" w:space="0" w:color="000000"/>
-              <w:bottom w:val="single" w:sz="4" w:space="0" w:color="000000"/>
-              <w:right w:val="single" w:sz="4" w:space="0" w:color="000000"/>
-            </w:tcBorders>
-          </w:tcPr>
-          <w:p>
-            <w:pPr>
-              <w:pStyle w:val="ReportCode"/>
-              <w:rPr/>
-            </w:pPr>
-            <w:r>
-              <w:rPr/>
-              <w:t>def xnor_popcount_dot(a_bit: np.ndarray, w_bit: np.ndarray) -&gt; np.ndarray:</w:t>
-            </w:r>
-          </w:p>
-          <w:p>
-            <w:pPr>
-              <w:pStyle w:val="ReportCode"/>
-              <w:rPr/>
-            </w:pPr>
-            <w:r>
-              <w:rPr/>
-              <w:t xml:space="preserve">    </w:t>
-            </w:r>
-            <w:r>
-              <w:rPr/>
-              <w:t>"""dot(a_pm1, w_pm1) через XNOR + popcount, a_bit/w_bit in {0,1}."""</w:t>
-            </w:r>
-          </w:p>
-          <w:p>
-            <w:pPr>
-              <w:pStyle w:val="ReportCode"/>
-              <w:rPr/>
-            </w:pPr>
-            <w:r>
-              <w:rPr/>
-              <w:t xml:space="preserve">    </w:t>
-            </w:r>
-            <w:r>
-              <w:rPr/>
-              <w:t>xnor = 1 - (a_bit ^ w_bit)              # 1, если биты совпали (оба +1 или оба -1)</w:t>
-            </w:r>
-          </w:p>
-          <w:p>
-            <w:pPr>
-              <w:pStyle w:val="ReportCode"/>
-              <w:rPr/>
-            </w:pPr>
-            <w:r>
-              <w:rPr/>
-              <w:t xml:space="preserve">    </w:t>
-            </w:r>
-            <w:r>
-              <w:rPr/>
-              <w:t>H = w_bit.shape[-1]</w:t>
-            </w:r>
-          </w:p>
-          <w:p>
-            <w:pPr>
-              <w:pStyle w:val="ReportCode"/>
-              <w:rPr/>
-            </w:pPr>
-            <w:r>
-              <w:rPr/>
-              <w:t xml:space="preserve">    </w:t>
-            </w:r>
-            <w:r>
-              <w:rPr/>
-              <w:t>popcount = np.sum(xnor, axis=-1)</w:t>
-            </w:r>
-          </w:p>
-          <w:p>
-            <w:pPr>
-              <w:pStyle w:val="ReportCode"/>
-              <w:rPr/>
-            </w:pPr>
-            <w:r>
-              <w:rPr/>
-              <w:t xml:space="preserve">    </w:t>
-            </w:r>
-            <w:r>
-              <w:rPr/>
-              <w:t>return 2 * popcount - H</w:t>
-            </w:r>
-          </w:p>
-        </w:tc>
-      </w:tr>
-    </w:tbl>
-    <w:p>
-      <w:pPr>
-        <w:pStyle w:val="ReportAfterTable"/>
-        <w:rPr/>
-      </w:pPr>
-      <w:r>
-        <w:rPr/>
-      </w:r>
-    </w:p>
-    <w:p>
-      <w:pPr>
-        <w:pStyle w:val="ReportAppendix"/>
-      </w:pPr>
-      <w:r>
-        <w:t>Приложение Б</w:t>
-      </w:r>
-    </w:p>
-    <w:p>
-      <w:pPr>
-        <w:pStyle w:val="ReportAppendixTitle"/>
-      </w:pPr>
-      <w:r>
-        <w:t>Ключевые фрагменты RTL-модели и тестбенча</w:t>
-      </w:r>
-    </w:p>
-    <w:p>
-      <w:pPr>
-        <w:pStyle w:val="ReportBody"/>
-      </w:pPr>
-      <w:r>
-        <w:t>Полные исходники находятся в rtl/bnn_classifier.v и rtl/tb_bnn_classifier.v. Здесь показаны операции, определяющие совпадение с эталоном.</w:t>
-      </w:r>
-    </w:p>
-    <w:p>
-      <w:pPr>
-        <w:pStyle w:val="ReportListingCaption"/>
-      </w:pPr>
-      <w:r>
-        <w:t>Листинг Б.1 — Знаковое накопление и бинаризация слоя A</w:t>
-      </w:r>
-    </w:p>
-    <w:p>
-      <w:pPr>
-        <w:pStyle w:val="ReportCode"/>
-      </w:pPr>
-      <w:r>
-        <w:t>accumulator = $signed(b_a[h]);</w:t>
-        <w:br/>
-        <w:t>for (j = 0; j &lt; 5; j = j + 1) begin</w:t>
-        <w:br/>
-        <w:t xml:space="preserve">    product = $signed(input_features[39 - 8*j -: 8])</w:t>
-        <w:br/>
-        <w:t xml:space="preserve">            * $signed(w_a[j*8 + h]);</w:t>
-        <w:br/>
-        <w:t xml:space="preserve">    accumulator = accumulator + {{16{product[15]}}, product};</w:t>
-        <w:br/>
-        <w:t>end</w:t>
-        <w:br/>
-        <w:t>hidden_bits[h] = (accumulator &gt;= 32'sd0);</w:t>
-      </w:r>
-    </w:p>
-    <w:p>
-      <w:pPr>
-        <w:pStyle w:val="ReportListingCaption"/>
-      </w:pPr>
-      <w:r>
-        <w:t>Листинг Б.2 — XNOR, popcount и пороговое решение</w:t>
-      </w:r>
-    </w:p>
-    <w:p>
-      <w:pPr>
-        <w:pStyle w:val="ReportCode"/>
-      </w:pPr>
-      <w:r>
-        <w:rPr>
-          <w:sz w:val="18"/>
-        </w:rPr>
-        <w:t>for (h = 0; h &lt; 8; h = h + 1)</w:t>
-        <w:br/>
-        <w:t xml:space="preserve">    matching_bits = matching_bits + (hidden_bits[h] ~^ w_b[h]);</w:t>
-        <w:br/>
-        <w:t>score = ($signed({28'b0, matching_bits}) &lt;&lt;&lt; 1)</w:t>
-        <w:br/>
-        <w:t xml:space="preserve">      - 32'sd8 + $signed(b_b[0]);</w:t>
-        <w:br/>
-        <w:t>prediction_next = (score &gt;= 32'sd0);</w:t>
-      </w:r>
-    </w:p>
-    <w:p>
-      <w:pPr>
-        <w:pStyle w:val="ReportAppendix"/>
-      </w:pPr>
-      <w:r>
-        <w:t>Приложение В</w:t>
-      </w:r>
-    </w:p>
-    <w:p>
-      <w:pPr>
-        <w:pStyle w:val="ReportAppendixTitle"/>
-      </w:pPr>
-      <w:r>
-        <w:t>Подтверждение проверки в Vivado 2022.2</w:t>
-      </w:r>
-    </w:p>
-    <w:p>
-      <w:pPr>
-        <w:pStyle w:val="ReportBody"/>
-      </w:pPr>
-      <w:r>
-        <w:t>Снимки экрана получены при запуске проекта bnn_pr2 для xc7a100tcsg324-1. Они фиксируют состав проекта, результат поведенческой симуляции, временные диаграммы и синтезированную схему с отчётом использования ресурсов.</w:t>
+        <w:t>Проект bnn_pr2 создан в Vivado 2022.2 для кристалла Xilinx Artix-7 xc7a100tcsg324-1. В его состав входят RTL-модуль, тестбенч и файлы памяти с параметрами и тестовыми данными (рисунки 6.1 и 6.2).</w:t>
       </w:r>
     </w:p>
     <w:p>
@@ -7991,7 +4746,7 @@
         <w:jc w:val="center"/>
       </w:pPr>
       <w:r>
-        <w:t>Рисунок В.1 — Проект bnn_pr2 и целевой кристалл</w:t>
+        <w:t>Рисунок 6.1 — Проект RTL-модели в Vivado 2022.2</w:t>
       </w:r>
     </w:p>
     <w:p>
@@ -8011,7 +4766,7 @@
               <a:graphicData uri="http://schemas.openxmlformats.org/drawingml/2006/picture">
                 <pic:pic>
                   <pic:nvPicPr>
-                    <pic:cNvPr id="0" name="vivado_simulation_pass.jpg"/>
+                    <pic:cNvPr id="0" name="vivado_rtl_code_interface.jpg"/>
                     <pic:cNvPicPr/>
                   </pic:nvPicPr>
                   <pic:blipFill>
@@ -8041,7 +4796,273 @@
         <w:jc w:val="center"/>
       </w:pPr>
       <w:r>
-        <w:t>Рисунок В.2 — Успешная симуляция 2331 эталонного вектора</w:t>
+        <w:t>Рисунок 6.2 — Интерфейс и загрузка параметров в коде Verilog</w:t>
+      </w:r>
+    </w:p>
+    <w:p>
+      <w:pPr>
+        <w:pStyle w:val="ReportHeading1"/>
+      </w:pPr>
+      <w:r>
+        <w:t>7 РЕАЛИЗАЦИЯ RTL-МОДЕЛИ</w:t>
+      </w:r>
+    </w:p>
+    <w:p>
+      <w:pPr>
+        <w:pStyle w:val="ReportHeading2"/>
+      </w:pPr>
+      <w:r>
+        <w:t>7.1 Слой A: знаковое умножение и накопление</w:t>
+      </w:r>
+    </w:p>
+    <w:p>
+      <w:pPr>
+        <w:pStyle w:val="ReportBody"/>
+      </w:pPr>
+      <w:r>
+        <w:t>Восемь нейронов слоя A вычисляют z_h = b_A[h] + Σ_j x_j·W_A[j,h] для j=0…4. Веса W_A загружаются в порядке j·8+h. Операнды int8 явно трактуются как знаковые; произведение хранится в 16 битах и расширяется до 32 бит перед сложением со смещением int32. Промежуточный бит a_h равен 1 тогда и только тогда, когда z_h≥0. При нулевой сумме бит также равен 1, как и в программном эталоне.</w:t>
+      </w:r>
+    </w:p>
+    <w:p>
+      <w:pPr>
+        <w:pStyle w:val="ReportHeading2"/>
+      </w:pPr>
+      <w:r>
+        <w:t>7.2 Слой B: XNOR и popcount</w:t>
+      </w:r>
+    </w:p>
+    <w:p>
+      <w:pPr>
+        <w:pStyle w:val="ReportBody"/>
+      </w:pPr>
+      <w:r>
+        <w:t>Восемь бинарных весов W_B сравниваются с битами a_h операцией XNOR. Четырёхбитный счётчик определяет число совпадений от 0 до 8. Итоговая сумма вычисляется как y = 2·popcount(XNOR(a,W_B)) − 8 + b_B; выход fall_detected равен 1 при y≥0. Эта формула бит в бит соответствует программной модели и не требует вещественной арифметики во время вывода.</w:t>
+      </w:r>
+    </w:p>
+    <w:p>
+      <w:pPr>
+        <w:pStyle w:val="ReportHeading2"/>
+      </w:pPr>
+      <w:r>
+        <w:t>7.3 Регистры, сброс и загрузка параметров</w:t>
+      </w:r>
+    </w:p>
+    <w:p>
+      <w:pPr>
+        <w:pStyle w:val="ReportBody"/>
+      </w:pPr>
+      <w:r>
+        <w:t>Комбинационная часть рассчитывает оба слоя для текущего входа. На ближайшем фронте clk при valid_in=1 сохраняются выходной бит и valid_out=1; при отсутствии входа valid_out=0, а последний бит остаётся неизменным. Синхронный сброс обнуляет оба регистра. Веса и смещения загружаются из четырёх .mem-файлов через $readmemh: 40 весов W_A идут в порядке j·8+h, за ними отдельно хранятся 8 смещений b_A, 8 бинарных весов W_B и смещение b_B. Каждая строка файла памяти задаёт одно значение в hex-формате.</w:t>
+      </w:r>
+    </w:p>
+    <w:p>
+      <w:pPr>
+        <w:pStyle w:val="ReportHeading1"/>
+      </w:pPr>
+      <w:r>
+        <w:t>8 СИМУЛЯЦИЯ И СВЕРКА С ЭТАЛОНОМ</w:t>
+      </w:r>
+    </w:p>
+    <w:p>
+      <w:pPr>
+        <w:pStyle w:val="ReportHeading2"/>
+      </w:pPr>
+      <w:r>
+        <w:t>8.1 Методика верификации</w:t>
+      </w:r>
+    </w:p>
+    <w:p>
+      <w:pPr>
+        <w:pStyle w:val="ReportBody"/>
+      </w:pPr>
+      <w:r>
+        <w:t>Самопроверяющийся тестбенч подаёт вход до фронта clk и сверяет зарегистрированный выход и valid_out с эталоном. На полном наборе он сравнивает также a_bits и сумму y, что локализует ошибки по слоям. Отдельно проверяются сброс и снятие valid_out. Полный набор содержит 2331 эталонную запись и преобразован в формат памяти для симуляции Verilog.</w:t>
+      </w:r>
+    </w:p>
+    <w:p>
+      <w:pPr>
+        <w:pStyle w:val="ReportBody"/>
+      </w:pPr>
+      <w:r>
+        <w:t>Ожидаемый выход каждого вектора — решение программной модели, а не истинная метка SisFall. Симуляция проверяет точность аппаратного вычислительного тракта относительно целочисленного эталона.</w:t>
+      </w:r>
+    </w:p>
+    <w:p>
+      <w:pPr>
+        <w:pStyle w:val="ReportHeading2"/>
+      </w:pPr>
+      <w:r>
+        <w:t>8.2 Результаты</w:t>
+      </w:r>
+    </w:p>
+    <w:p>
+      <w:pPr>
+        <w:pStyle w:val="ReportTableCaption"/>
+      </w:pPr>
+      <w:r>
+        <w:t>Таблица 8.1 — Результаты поведенческой симуляции</w:t>
+      </w:r>
+    </w:p>
+    <w:tbl>
+      <w:tblPr>
+        <w:tblW w:type="auto" w:w="0"/>
+        <w:tblLayout w:type="fixed"/>
+        <w:tblLook w:firstColumn="1" w:firstRow="1" w:lastColumn="0" w:lastRow="0" w:noHBand="0" w:noVBand="1" w:val="04A0"/>
+        <w:tblBorders>
+          <w:top w:val="single" w:sz="4" w:color="000000"/>
+          <w:left w:val="single" w:sz="4" w:color="000000"/>
+          <w:bottom w:val="single" w:sz="4" w:color="000000"/>
+          <w:right w:val="single" w:sz="4" w:color="000000"/>
+          <w:insideH w:val="single" w:sz="4" w:color="000000"/>
+          <w:insideV w:val="single" w:sz="4" w:color="000000"/>
+        </w:tblBorders>
+      </w:tblPr>
+      <w:tblGrid>
+        <w:gridCol w:w="2268"/>
+        <w:gridCol w:w="1191"/>
+        <w:gridCol w:w="1871"/>
+        <w:gridCol w:w="3458"/>
+      </w:tblGrid>
+      <w:tr>
+        <w:tc>
+          <w:tcPr>
+            <w:tcW w:type="dxa" w:w="2268"/>
+          </w:tcPr>
+          <w:p>
+            <w:pPr>
+              <w:pStyle w:val="ReportTableText"/>
+              <w:jc w:val="center"/>
+            </w:pPr>
+            <w:r>
+              <w:rPr>
+                <w:b/>
+              </w:rPr>
+              <w:t>Набор</w:t>
+            </w:r>
+          </w:p>
+        </w:tc>
+        <w:tc>
+          <w:tcPr>
+            <w:tcW w:type="dxa" w:w="1191"/>
+          </w:tcPr>
+          <w:p>
+            <w:pPr>
+              <w:pStyle w:val="ReportTableText"/>
+              <w:jc w:val="center"/>
+            </w:pPr>
+            <w:r>
+              <w:rPr>
+                <w:b/>
+              </w:rPr>
+              <w:t>Число</w:t>
+            </w:r>
+          </w:p>
+        </w:tc>
+        <w:tc>
+          <w:tcPr>
+            <w:tcW w:type="dxa" w:w="1871"/>
+          </w:tcPr>
+          <w:p>
+            <w:pPr>
+              <w:pStyle w:val="ReportTableText"/>
+              <w:jc w:val="center"/>
+            </w:pPr>
+            <w:r>
+              <w:rPr>
+                <w:b/>
+              </w:rPr>
+              <w:t>Расхождения по выходу</w:t>
+            </w:r>
+          </w:p>
+        </w:tc>
+        <w:tc>
+          <w:tcPr>
+            <w:tcW w:type="dxa" w:w="3458"/>
+          </w:tcPr>
+          <w:p>
+            <w:pPr>
+              <w:pStyle w:val="ReportTableText"/>
+              <w:jc w:val="center"/>
+            </w:pPr>
+            <w:r>
+              <w:rPr>
+                <w:b/>
+              </w:rPr>
+              <w:t>Расхождения внутри слоёв</w:t>
+            </w:r>
+          </w:p>
+        </w:tc>
+      </w:tr>
+      <w:tr>
+        <w:tc>
+          <w:tcPr>
+            <w:tcW w:type="dxa" w:w="2268"/>
+          </w:tcPr>
+          <w:p>
+            <w:pPr>
+              <w:pStyle w:val="ReportTableText"/>
+            </w:pPr>
+            <w:r>
+              <w:t>Vivado XSim, полный набор</w:t>
+            </w:r>
+          </w:p>
+        </w:tc>
+        <w:tc>
+          <w:tcPr>
+            <w:tcW w:type="dxa" w:w="1191"/>
+          </w:tcPr>
+          <w:p>
+            <w:pPr>
+              <w:pStyle w:val="ReportTableText"/>
+            </w:pPr>
+            <w:r>
+              <w:t>2331</w:t>
+            </w:r>
+          </w:p>
+        </w:tc>
+        <w:tc>
+          <w:tcPr>
+            <w:tcW w:type="dxa" w:w="1871"/>
+          </w:tcPr>
+          <w:p>
+            <w:pPr>
+              <w:pStyle w:val="ReportTableText"/>
+            </w:pPr>
+            <w:r>
+              <w:t>0</w:t>
+            </w:r>
+          </w:p>
+        </w:tc>
+        <w:tc>
+          <w:tcPr>
+            <w:tcW w:type="dxa" w:w="3458"/>
+          </w:tcPr>
+          <w:p>
+            <w:pPr>
+              <w:pStyle w:val="ReportTableText"/>
+            </w:pPr>
+            <w:r>
+              <w:t>0 по a_bits и y</w:t>
+            </w:r>
+          </w:p>
+        </w:tc>
+      </w:tr>
+    </w:tbl>
+    <w:p>
+      <w:pPr>
+        <w:pStyle w:val="ReportBody"/>
+        <w:spacing w:before="120"/>
+      </w:pPr>
+      <w:r>
+        <w:t>Например, для x=[14,16,27,2,0] модель и RTL дали a_bits=10100001, y=−5, fall_detected=0. Расхождений не обнаружено. Это подтверждает функциональную эквивалентность RTL целочисленному эталону на проверенных входах.</w:t>
+      </w:r>
+    </w:p>
+    <w:p>
+      <w:pPr>
+        <w:pStyle w:val="ReportBody"/>
+      </w:pPr>
+      <w:r>
+        <w:t>В Vivado 2022.2 создан проект bnn_pr2 для xc7a100tcsg324-1. Поведенческая симуляция XSim завершилась сообщением PASS: 2331 vectors (рисунок 8.1). Временные диаграммы показаны на рисунке 8.2. Синтез успешно завершился; получена логическая схема из 960 ячеек (рисунок 8.3). Согласно отчёту ресурсов (рисунок 8.4), использовано 629 Slice LUT, 2 Slice Register, 45 Bonded IOB и 1 BUFGCTRL. Оценка ресурсов относится только к синтезу; размещение, трассировка и анализ таймингов не выполнялись.</w:t>
       </w:r>
     </w:p>
     <w:p>
@@ -8061,7 +5082,7 @@
               <a:graphicData uri="http://schemas.openxmlformats.org/drawingml/2006/picture">
                 <pic:pic>
                   <pic:nvPicPr>
-                    <pic:cNvPr id="0" name="vivado_waveform.jpg"/>
+                    <pic:cNvPr id="0" name="vivado_simulation_pass.jpg"/>
                     <pic:cNvPicPr/>
                   </pic:nvPicPr>
                   <pic:blipFill>
@@ -8091,7 +5112,7 @@
         <w:jc w:val="center"/>
       </w:pPr>
       <w:r>
-        <w:t>Рисунок В.3 — Временные диаграммы входов и выходов RTL-модели</w:t>
+        <w:t>Рисунок 8.1 — Результат проверки 2331 эталонного вектора в XSim</w:t>
       </w:r>
     </w:p>
     <w:p>
@@ -8111,7 +5132,7 @@
               <a:graphicData uri="http://schemas.openxmlformats.org/drawingml/2006/picture">
                 <pic:pic>
                   <pic:nvPicPr>
-                    <pic:cNvPr id="0" name="vivado_synthesized_schematic.jpg"/>
+                    <pic:cNvPr id="0" name="vivado_waveform.jpg"/>
                     <pic:cNvPicPr/>
                   </pic:nvPicPr>
                   <pic:blipFill>
@@ -8141,7 +5162,7 @@
         <w:jc w:val="center"/>
       </w:pPr>
       <w:r>
-        <w:t>Рисунок В.4 — Общий вид синтезированной логической схемы</w:t>
+        <w:t>Рисунок 8.2 — Временные диаграммы входов и выходов классификатора</w:t>
       </w:r>
     </w:p>
     <w:p>
@@ -8161,7 +5182,7 @@
               <a:graphicData uri="http://schemas.openxmlformats.org/drawingml/2006/picture">
                 <pic:pic>
                   <pic:nvPicPr>
-                    <pic:cNvPr id="0" name="vivado_utilization.jpg"/>
+                    <pic:cNvPr id="0" name="vivado_synthesized_schematic.jpg"/>
                     <pic:cNvPicPr/>
                   </pic:nvPicPr>
                   <pic:blipFill>
@@ -8191,7 +5212,2835 @@
         <w:jc w:val="center"/>
       </w:pPr>
       <w:r>
-        <w:t>Рисунок В.5 — Фрагмент схемы и использование ресурсов после синтеза</w:t>
+        <w:t>Рисунок 8.3 — Синтезированная логическая схема классификатора</w:t>
+      </w:r>
+    </w:p>
+    <w:p>
+      <w:pPr>
+        <w:keepNext/>
+        <w:jc w:val="center"/>
+      </w:pPr>
+      <w:r>
+        <w:drawing>
+          <wp:inline xmlns:a="http://schemas.openxmlformats.org/drawingml/2006/main">
+            <wp:extent cx="5580000" cy="3487500"/>
+            <wp:docPr id="10" name="Picture 10"/>
+            <wp:cNvGraphicFramePr>
+              <a:graphicFrameLocks noChangeAspect="1"/>
+            </wp:cNvGraphicFramePr>
+            <a:graphic>
+              <a:graphicData uri="http://schemas.openxmlformats.org/drawingml/2006/picture">
+                <pic:pic>
+                  <pic:nvPicPr>
+                    <pic:cNvPr id="0" name="vivado_utilization.jpg"/>
+                    <pic:cNvPicPr/>
+                  </pic:nvPicPr>
+                  <pic:blipFill>
+                    <a:blip r:embed="rId17"/>
+                    <a:stretch>
+                      <a:fillRect/>
+                    </a:stretch>
+                  </pic:blipFill>
+                  <pic:spPr>
+                    <a:xfrm>
+                      <a:off x="0" y="0"/>
+                      <a:ext cx="5580000" cy="3487500"/>
+                    </a:xfrm>
+                    <a:prstGeom prst="rect"/>
+                  </pic:spPr>
+                </pic:pic>
+              </a:graphicData>
+            </a:graphic>
+          </wp:inline>
+        </w:drawing>
+      </w:r>
+    </w:p>
+    <w:p>
+      <w:pPr>
+        <w:pStyle w:val="ReportBody"/>
+        <w:spacing w:after="240"/>
+        <w:jc w:val="center"/>
+      </w:pPr>
+      <w:r>
+        <w:t>Рисунок 8.4 — Фрагмент схемы и ресурсы после синтеза</w:t>
+      </w:r>
+    </w:p>
+    <w:p>
+      <w:pPr>
+        <w:pStyle w:val="ReportHeading1"/>
+        <w:rPr/>
+      </w:pPr>
+      <w:r>
+        <w:rPr/>
+        <w:t>ЗАКЛЮЧЕНИЕ</w:t>
+      </w:r>
+    </w:p>
+    <w:p>
+      <w:pPr>
+        <w:pStyle w:val="ReportBody"/>
+        <w:rPr/>
+      </w:pPr>
+      <w:r>
+        <w:rPr/>
+        <w:t>В практических работах № 1–2 создана программная и RTL-модель бинарного классификатора падений 5→8→1. Программная модель обучена на признаках SisFall и дала на тестовой выборке 97,0 % accuracy, 84,5 % precision и 93,6 % recall. RTL-модель повторяет целочисленный тракт: знаковые int8-умножения, 32-битное накопление, бинаризацию, XNOR и popcount. В Vivado 2022.2 создан проект для xc7a100tcsg324-1; симуляция XSim прошла 2331 вектор без расхождений по выходу и промежуточным состояниям обоих слоёв. Синтез завершился успешно и получена логическая схема. Таким образом, программная и RTL-модели согласованы по всем проверенным входам.</w:t>
+      </w:r>
+    </w:p>
+    <w:p>
+      <w:pPr>
+        <w:pStyle w:val="ReportHeading1"/>
+        <w:rPr/>
+      </w:pPr>
+      <w:r>
+        <w:rPr/>
+        <w:t>СПИСОК ИСПОЛЬЗОВАННЫХ ИСТОЧНИКОВ</w:t>
+      </w:r>
+    </w:p>
+    <w:p>
+      <w:pPr>
+        <w:pStyle w:val="ReportSource"/>
+        <w:rPr/>
+      </w:pPr>
+      <w:r>
+        <w:rPr/>
+        <w:t>1. Практическая работа № 1 «Разработка системной модели нейроускорителя»: задание по дисциплине «Программирование нейропроцессоров». — М.: РТУ МИРЭА, 2026. — 2 с.</w:t>
+      </w:r>
+    </w:p>
+    <w:p>
+      <w:pPr>
+        <w:pStyle w:val="ReportSource"/>
+        <w:rPr/>
+      </w:pPr>
+      <w:r>
+        <w:rPr/>
+        <w:t>2. Sucerquia A., López J.D., Vargas-Bonilla J.F. SisFall: A Fall and Movement Dataset // Sensors. — 2017. — Vol. 17, № 1. — Art. 198.</w:t>
+      </w:r>
+    </w:p>
+    <w:p>
+      <w:pPr>
+        <w:pStyle w:val="ReportSource"/>
+        <w:rPr/>
+      </w:pPr>
+      <w:r>
+        <w:rPr/>
+        <w:t>3. Courbariaux M., Bengio Y., David J.-P. BinaryConnect: Training Deep Neural Networks with Binary Weights during Propagations // Advances in Neural Information Processing Systems 28 (NeurIPS 2015). — 2015. — P. 3123–3131.</w:t>
+      </w:r>
+    </w:p>
+    <w:p>
+      <w:pPr>
+        <w:pStyle w:val="ReportSource"/>
+        <w:rPr/>
+      </w:pPr>
+      <w:r>
+        <w:rPr/>
+        <w:t>4. Rastegari M., Ordonez V., Redmon J., Farhadi A. XNOR-Net: ImageNet Classification Using Binary Convolutional Neural Networks // European Conference on Computer Vision (ECCV 2016). — 2016. — P. 525–542.</w:t>
+      </w:r>
+    </w:p>
+    <w:p>
+      <w:pPr>
+        <w:pStyle w:val="ReportSource"/>
+        <w:rPr/>
+      </w:pPr>
+      <w:r>
+        <w:rPr/>
+        <w:t>5. Правила оформления курсовой работы (проекта), ВКР и письменных работ бакалавра и магистра. — М.: РТУ МИРЭА, Институт информационных технологий, 2023. — 24 с.</w:t>
+      </w:r>
+    </w:p>
+    <w:p>
+      <w:pPr>
+        <w:pStyle w:val="ReportSource"/>
+        <w:rPr/>
+      </w:pPr>
+      <w:r>
+        <w:rPr/>
+        <w:t>6. NumPy Developers. NumPy Reference. Version 2.4. — 2026. — URL: https://numpy.org/doc/stable/reference/ (дата обращения: 28.09.2026).</w:t>
+      </w:r>
+    </w:p>
+    <w:p>
+      <w:pPr>
+        <w:pStyle w:val="ReportSource"/>
+        <w:rPr/>
+      </w:pPr>
+      <w:r>
+        <w:rPr/>
+        <w:t>7. SisFall dataset mirror. — URL: https://github.com/BIng2325/SisFall (дата обращения: 28.09.2026).</w:t>
+      </w:r>
+    </w:p>
+    <w:p>
+      <w:pPr>
+        <w:pStyle w:val="ReportSource"/>
+      </w:pPr>
+      <w:r>
+        <w:t>8. AMD. Vivado Design Suite User Guide: Logic Simulation (UG900), version 2022.2. — URL: https://docs.amd.com/r/2022.2-English/ug900-vivado-logic-simulation/ (дата обращения: 03.10.2026).</w:t>
+      </w:r>
+    </w:p>
+    <w:p>
+      <w:pPr>
+        <w:pStyle w:val="ReportSource"/>
+      </w:pPr>
+      <w:r>
+        <w:t>9. AMD. Vivado Design Suite User Guide: Synthesis (UG901), version 2022.2. — URL: https://docs.amd.com/r/2022.2-English/ug901-vivado-synthesis/ (дата обращения: 03.10.2026).</w:t>
+      </w:r>
+    </w:p>
+    <w:p>
+      <w:pPr>
+        <w:pStyle w:val="ReportAppendix"/>
+        <w:rPr/>
+      </w:pPr>
+      <w:r>
+        <w:rPr/>
+        <w:t>Приложение А</w:t>
+      </w:r>
+    </w:p>
+    <w:p>
+      <w:pPr>
+        <w:pStyle w:val="ReportAppendixTitle"/>
+        <w:rPr/>
+      </w:pPr>
+      <w:r>
+        <w:rPr/>
+        <w:t>Ключевые фрагменты программы</w:t>
+      </w:r>
+    </w:p>
+    <w:p>
+      <w:pPr>
+        <w:pStyle w:val="ReportBody"/>
+        <w:rPr/>
+      </w:pPr>
+      <w:r>
+        <w:rPr/>
+        <w:t>Ключевые алгоритмы программной модели представлены следующими фрагментами.</w:t>
+      </w:r>
+    </w:p>
+    <w:p>
+      <w:pPr>
+        <w:pStyle w:val="ReportListingCaption"/>
+        <w:rPr/>
+      </w:pPr>
+      <w:r>
+        <w:rPr/>
+        <w:t>Листинг А.1 — Перевод АЦП-кодов SisFall в физические единицы</w:t>
+      </w:r>
+    </w:p>
+    <w:tbl>
+      <w:tblPr>
+        <w:tblW w:w="9638" w:type="dxa"/>
+        <w:jc w:val="left"/>
+        <w:tblInd w:w="108" w:type="dxa"/>
+        <w:tblLayout w:type="fixed"/>
+        <w:tblCellMar>
+          <w:top w:w="60" w:type="dxa"/>
+          <w:left w:w="113" w:type="dxa"/>
+          <w:bottom w:w="60" w:type="dxa"/>
+          <w:right w:w="113" w:type="dxa"/>
+        </w:tblCellMar>
+      </w:tblPr>
+      <w:tblGrid>
+        <w:gridCol w:w="9638"/>
+      </w:tblGrid>
+      <w:tr>
+        <w:trPr>
+          <w:cantSplit w:val="true"/>
+        </w:trPr>
+        <w:tc>
+          <w:tcPr>
+            <w:tcW w:w="9638" w:type="dxa"/>
+            <w:tcBorders>
+              <w:top w:val="single" w:sz="4" w:space="0" w:color="000000"/>
+              <w:left w:val="single" w:sz="4" w:space="0" w:color="000000"/>
+              <w:bottom w:val="single" w:sz="4" w:space="0" w:color="000000"/>
+              <w:right w:val="single" w:sz="4" w:space="0" w:color="000000"/>
+            </w:tcBorders>
+          </w:tcPr>
+          <w:p>
+            <w:pPr>
+              <w:pStyle w:val="ReportCode"/>
+              <w:rPr/>
+            </w:pPr>
+            <w:r>
+              <w:rPr/>
+              <w:t>def load_recording(path: Path) -&gt; Recording:</w:t>
+            </w:r>
+          </w:p>
+          <w:p>
+            <w:pPr>
+              <w:pStyle w:val="ReportCode"/>
+              <w:rPr/>
+            </w:pPr>
+            <w:r>
+              <w:rPr/>
+              <w:t xml:space="preserve">    </w:t>
+            </w:r>
+            <w:r>
+              <w:rPr/>
+              <w:t>code, subject, trial = parse_filename(path)</w:t>
+            </w:r>
+          </w:p>
+          <w:p>
+            <w:pPr>
+              <w:pStyle w:val="ReportCode"/>
+              <w:rPr/>
+            </w:pPr>
+            <w:r>
+              <w:rPr/>
+              <w:t xml:space="preserve">    </w:t>
+            </w:r>
+            <w:r>
+              <w:rPr/>
+              <w:t>raw_text = path.read_text().replace(";", "")</w:t>
+            </w:r>
+          </w:p>
+          <w:p>
+            <w:pPr>
+              <w:pStyle w:val="ReportCode"/>
+              <w:rPr/>
+            </w:pPr>
+            <w:r>
+              <w:rPr/>
+              <w:t xml:space="preserve">    </w:t>
+            </w:r>
+            <w:r>
+              <w:rPr/>
+              <w:t>raw = np.genfromtxt(raw_text.splitlines(), delimiter=",", dtype=np.float64)</w:t>
+            </w:r>
+          </w:p>
+          <w:p>
+            <w:pPr>
+              <w:pStyle w:val="ReportCode"/>
+              <w:rPr/>
+            </w:pPr>
+            <w:r>
+              <w:rPr/>
+              <w:t xml:space="preserve">    </w:t>
+            </w:r>
+            <w:r>
+              <w:rPr/>
+              <w:t>if raw.ndim == 1:</w:t>
+            </w:r>
+          </w:p>
+          <w:p>
+            <w:pPr>
+              <w:pStyle w:val="ReportCode"/>
+              <w:rPr/>
+            </w:pPr>
+            <w:r>
+              <w:rPr/>
+              <w:t xml:space="preserve">        </w:t>
+            </w:r>
+            <w:r>
+              <w:rPr/>
+              <w:t>raw = raw.reshape(1, -1)</w:t>
+            </w:r>
+          </w:p>
+          <w:p>
+            <w:pPr>
+              <w:pStyle w:val="ReportCode"/>
+              <w:rPr/>
+            </w:pPr>
+            <w:r>
+              <w:rPr/>
+              <w:t xml:space="preserve">    </w:t>
+            </w:r>
+            <w:r>
+              <w:rPr/>
+              <w:t>if raw.shape[1] != 9:</w:t>
+            </w:r>
+          </w:p>
+          <w:p>
+            <w:pPr>
+              <w:pStyle w:val="ReportCode"/>
+              <w:rPr/>
+            </w:pPr>
+            <w:r>
+              <w:rPr/>
+              <w:t xml:space="preserve">        </w:t>
+            </w:r>
+            <w:r>
+              <w:rPr/>
+              <w:t>raise ValueError(f"{path}: expected 9 columns, got {raw.shape[1]}")</w:t>
+            </w:r>
+          </w:p>
+          <w:p>
+            <w:pPr>
+              <w:pStyle w:val="ReportCode"/>
+              <w:rPr/>
+            </w:pPr>
+            <w:r>
+              <w:rPr/>
+            </w:r>
+          </w:p>
+          <w:p>
+            <w:pPr>
+              <w:pStyle w:val="ReportCode"/>
+              <w:rPr/>
+            </w:pPr>
+            <w:r>
+              <w:rPr/>
+              <w:t xml:space="preserve">    </w:t>
+            </w:r>
+            <w:r>
+              <w:rPr/>
+              <w:t>acc_g = raw[:, 0:3] * ACC_SCALE</w:t>
+            </w:r>
+          </w:p>
+          <w:p>
+            <w:pPr>
+              <w:pStyle w:val="ReportCode"/>
+              <w:rPr/>
+            </w:pPr>
+            <w:r>
+              <w:rPr/>
+              <w:t xml:space="preserve">    </w:t>
+            </w:r>
+            <w:r>
+              <w:rPr/>
+              <w:t>gyro_dps = raw[:, 3:6] * GYRO_SCALE</w:t>
+            </w:r>
+          </w:p>
+          <w:p>
+            <w:pPr>
+              <w:pStyle w:val="ReportCode"/>
+              <w:rPr/>
+            </w:pPr>
+            <w:r>
+              <w:rPr/>
+            </w:r>
+          </w:p>
+          <w:p>
+            <w:pPr>
+              <w:pStyle w:val="ReportCode"/>
+              <w:rPr/>
+            </w:pPr>
+            <w:r>
+              <w:rPr/>
+              <w:t xml:space="preserve">    </w:t>
+            </w:r>
+            <w:r>
+              <w:rPr/>
+              <w:t>return Recording(</w:t>
+            </w:r>
+          </w:p>
+          <w:p>
+            <w:pPr>
+              <w:pStyle w:val="ReportCode"/>
+              <w:rPr/>
+            </w:pPr>
+            <w:r>
+              <w:rPr/>
+              <w:t xml:space="preserve">        </w:t>
+            </w:r>
+            <w:r>
+              <w:rPr/>
+              <w:t>path=path,</w:t>
+            </w:r>
+          </w:p>
+          <w:p>
+            <w:pPr>
+              <w:pStyle w:val="ReportCode"/>
+              <w:rPr/>
+            </w:pPr>
+            <w:r>
+              <w:rPr/>
+              <w:t xml:space="preserve">        </w:t>
+            </w:r>
+            <w:r>
+              <w:rPr/>
+              <w:t>code=code,</w:t>
+            </w:r>
+          </w:p>
+          <w:p>
+            <w:pPr>
+              <w:pStyle w:val="ReportCode"/>
+              <w:rPr/>
+            </w:pPr>
+            <w:r>
+              <w:rPr/>
+              <w:t xml:space="preserve">        </w:t>
+            </w:r>
+            <w:r>
+              <w:rPr/>
+              <w:t>subject=subject,</w:t>
+            </w:r>
+          </w:p>
+          <w:p>
+            <w:pPr>
+              <w:pStyle w:val="ReportCode"/>
+              <w:rPr/>
+            </w:pPr>
+            <w:r>
+              <w:rPr/>
+              <w:t xml:space="preserve">        </w:t>
+            </w:r>
+            <w:r>
+              <w:rPr/>
+              <w:t>trial=trial,</w:t>
+            </w:r>
+          </w:p>
+          <w:p>
+            <w:pPr>
+              <w:pStyle w:val="ReportCode"/>
+              <w:rPr/>
+            </w:pPr>
+            <w:r>
+              <w:rPr/>
+              <w:t xml:space="preserve">        </w:t>
+            </w:r>
+            <w:r>
+              <w:rPr/>
+              <w:t>is_fall=code in FALL_CODES,</w:t>
+            </w:r>
+          </w:p>
+          <w:p>
+            <w:pPr>
+              <w:pStyle w:val="ReportCode"/>
+              <w:rPr/>
+            </w:pPr>
+            <w:r>
+              <w:rPr/>
+              <w:t xml:space="preserve">        </w:t>
+            </w:r>
+            <w:r>
+              <w:rPr/>
+              <w:t>acc_g=acc_g,</w:t>
+            </w:r>
+          </w:p>
+          <w:p>
+            <w:pPr>
+              <w:pStyle w:val="ReportCode"/>
+              <w:rPr/>
+            </w:pPr>
+            <w:r>
+              <w:rPr/>
+              <w:t xml:space="preserve">        </w:t>
+            </w:r>
+            <w:r>
+              <w:rPr/>
+              <w:t>gyro_dps=gyro_dps,</w:t>
+            </w:r>
+          </w:p>
+          <w:p>
+            <w:pPr>
+              <w:pStyle w:val="ReportCode"/>
+              <w:rPr/>
+            </w:pPr>
+            <w:r>
+              <w:rPr/>
+              <w:t xml:space="preserve">    </w:t>
+            </w:r>
+            <w:r>
+              <w:rPr/>
+              <w:t>)</w:t>
+            </w:r>
+          </w:p>
+        </w:tc>
+      </w:tr>
+    </w:tbl>
+    <w:p>
+      <w:pPr>
+        <w:pStyle w:val="ReportAfterTable"/>
+        <w:rPr/>
+      </w:pPr>
+      <w:r>
+        <w:rPr/>
+      </w:r>
+    </w:p>
+    <w:p>
+      <w:pPr>
+        <w:pStyle w:val="ReportListingCaption"/>
+        <w:rPr/>
+      </w:pPr>
+      <w:r>
+        <w:rPr/>
+        <w:t>Листинг А.2 — Извлечение 5 признаков из одного окна анализа</w:t>
+      </w:r>
+    </w:p>
+    <w:tbl>
+      <w:tblPr>
+        <w:tblW w:w="9638" w:type="dxa"/>
+        <w:jc w:val="left"/>
+        <w:tblInd w:w="108" w:type="dxa"/>
+        <w:tblLayout w:type="fixed"/>
+        <w:tblCellMar>
+          <w:top w:w="60" w:type="dxa"/>
+          <w:left w:w="113" w:type="dxa"/>
+          <w:bottom w:w="60" w:type="dxa"/>
+          <w:right w:w="113" w:type="dxa"/>
+        </w:tblCellMar>
+      </w:tblPr>
+      <w:tblGrid>
+        <w:gridCol w:w="9638"/>
+      </w:tblGrid>
+      <w:tr>
+        <w:trPr>
+          <w:cantSplit w:val="true"/>
+        </w:trPr>
+        <w:tc>
+          <w:tcPr>
+            <w:tcW w:w="9638" w:type="dxa"/>
+            <w:tcBorders>
+              <w:top w:val="single" w:sz="4" w:space="0" w:color="000000"/>
+              <w:left w:val="single" w:sz="4" w:space="0" w:color="000000"/>
+              <w:bottom w:val="single" w:sz="4" w:space="0" w:color="000000"/>
+              <w:right w:val="single" w:sz="4" w:space="0" w:color="000000"/>
+            </w:tcBorders>
+          </w:tcPr>
+          <w:p>
+            <w:pPr>
+              <w:pStyle w:val="ReportCode"/>
+              <w:rPr/>
+            </w:pPr>
+            <w:r>
+              <w:rPr/>
+              <w:t>def _extract_one_window(rec: Recording, res_acc: np.ndarray, res_gyro: np.ndarray,</w:t>
+            </w:r>
+          </w:p>
+          <w:p>
+            <w:pPr>
+              <w:pStyle w:val="ReportCode"/>
+              <w:rPr/>
+            </w:pPr>
+            <w:r>
+              <w:rPr/>
+              <w:t xml:space="preserve">                         </w:t>
+            </w:r>
+            <w:r>
+              <w:rPr/>
+              <w:t>ref_vec: np.ndarray, search_lo: int, search_hi: int) -&gt; FeatureSample | None:</w:t>
+            </w:r>
+          </w:p>
+          <w:p>
+            <w:pPr>
+              <w:pStyle w:val="ReportCode"/>
+              <w:rPr/>
+            </w:pPr>
+            <w:r>
+              <w:rPr/>
+              <w:t xml:space="preserve">    </w:t>
+            </w:r>
+            <w:r>
+              <w:rPr/>
+              <w:t>n = rec.n_samples</w:t>
+            </w:r>
+          </w:p>
+          <w:p>
+            <w:pPr>
+              <w:pStyle w:val="ReportCode"/>
+              <w:rPr/>
+            </w:pPr>
+            <w:r>
+              <w:rPr/>
+              <w:t xml:space="preserve">    </w:t>
+            </w:r>
+            <w:r>
+              <w:rPr/>
+              <w:t>search_hi = min(search_hi, n)</w:t>
+            </w:r>
+          </w:p>
+          <w:p>
+            <w:pPr>
+              <w:pStyle w:val="ReportCode"/>
+              <w:rPr/>
+            </w:pPr>
+            <w:r>
+              <w:rPr/>
+              <w:t xml:space="preserve">    </w:t>
+            </w:r>
+            <w:r>
+              <w:rPr/>
+              <w:t>if search_hi - search_lo &lt; 10:</w:t>
+            </w:r>
+          </w:p>
+          <w:p>
+            <w:pPr>
+              <w:pStyle w:val="ReportCode"/>
+              <w:rPr/>
+            </w:pPr>
+            <w:r>
+              <w:rPr/>
+              <w:t xml:space="preserve">        </w:t>
+            </w:r>
+            <w:r>
+              <w:rPr/>
+              <w:t>return None</w:t>
+            </w:r>
+          </w:p>
+          <w:p>
+            <w:pPr>
+              <w:pStyle w:val="ReportCode"/>
+              <w:rPr/>
+            </w:pPr>
+            <w:r>
+              <w:rPr/>
+            </w:r>
+          </w:p>
+          <w:p>
+            <w:pPr>
+              <w:pStyle w:val="ReportCode"/>
+              <w:rPr/>
+            </w:pPr>
+            <w:r>
+              <w:rPr/>
+              <w:t xml:space="preserve">    </w:t>
+            </w:r>
+            <w:r>
+              <w:rPr/>
+              <w:t>local_peak = int(np.argmax(res_acc[search_lo:search_hi]))</w:t>
+            </w:r>
+          </w:p>
+          <w:p>
+            <w:pPr>
+              <w:pStyle w:val="ReportCode"/>
+              <w:rPr/>
+            </w:pPr>
+            <w:r>
+              <w:rPr/>
+              <w:t xml:space="preserve">    </w:t>
+            </w:r>
+            <w:r>
+              <w:rPr/>
+              <w:t>peak_idx = search_lo + local_peak</w:t>
+            </w:r>
+          </w:p>
+          <w:p>
+            <w:pPr>
+              <w:pStyle w:val="ReportCode"/>
+              <w:rPr/>
+            </w:pPr>
+            <w:r>
+              <w:rPr/>
+            </w:r>
+          </w:p>
+          <w:p>
+            <w:pPr>
+              <w:pStyle w:val="ReportCode"/>
+              <w:rPr/>
+            </w:pPr>
+            <w:r>
+              <w:rPr/>
+              <w:t xml:space="preserve">    </w:t>
+            </w:r>
+            <w:r>
+              <w:rPr/>
+              <w:t>peak_acc_g = float(res_acc[peak_idx])</w:t>
+            </w:r>
+          </w:p>
+          <w:p>
+            <w:pPr>
+              <w:pStyle w:val="ReportCode"/>
+              <w:rPr/>
+            </w:pPr>
+            <w:r>
+              <w:rPr/>
+            </w:r>
+          </w:p>
+          <w:p>
+            <w:pPr>
+              <w:pStyle w:val="ReportCode"/>
+              <w:rPr/>
+            </w:pPr>
+            <w:r>
+              <w:rPr/>
+              <w:t xml:space="preserve">    </w:t>
+            </w:r>
+            <w:r>
+              <w:rPr/>
+              <w:t>a_peak = rec.acc_g[peak_idx]</w:t>
+            </w:r>
+          </w:p>
+          <w:p>
+            <w:pPr>
+              <w:pStyle w:val="ReportCode"/>
+              <w:rPr/>
+            </w:pPr>
+            <w:r>
+              <w:rPr/>
+              <w:t xml:space="preserve">    </w:t>
+            </w:r>
+            <w:r>
+              <w:rPr/>
+              <w:t>cos_theta = np.dot(a_peak, ref_vec) / (np.linalg.norm(a_peak) * np.linalg.norm(ref_vec) + 1e-9)</w:t>
+            </w:r>
+          </w:p>
+          <w:p>
+            <w:pPr>
+              <w:pStyle w:val="ReportCode"/>
+              <w:rPr/>
+            </w:pPr>
+            <w:r>
+              <w:rPr/>
+              <w:t xml:space="preserve">    </w:t>
+            </w:r>
+            <w:r>
+              <w:rPr/>
+              <w:t>tilt_deg = float(np.degrees(np.arccos(np.clip(cos_theta, -1.0, 1.0))))</w:t>
+            </w:r>
+          </w:p>
+          <w:p>
+            <w:pPr>
+              <w:pStyle w:val="ReportCode"/>
+              <w:rPr/>
+            </w:pPr>
+            <w:r>
+              <w:rPr/>
+            </w:r>
+          </w:p>
+          <w:p>
+            <w:pPr>
+              <w:pStyle w:val="ReportCode"/>
+              <w:rPr/>
+            </w:pPr>
+            <w:r>
+              <w:rPr/>
+              <w:t xml:space="preserve">    </w:t>
+            </w:r>
+            <w:r>
+              <w:rPr/>
+              <w:t>gyro_nb = int(GYRO_NEIGHBORHOOD_S * FS)</w:t>
+            </w:r>
+          </w:p>
+          <w:p>
+            <w:pPr>
+              <w:pStyle w:val="ReportCode"/>
+              <w:rPr/>
+            </w:pPr>
+            <w:r>
+              <w:rPr/>
+              <w:t xml:space="preserve">    </w:t>
+            </w:r>
+            <w:r>
+              <w:rPr/>
+              <w:t>g_lo, g_hi = max(0, peak_idx - gyro_nb), min(n, peak_idx + gyro_nb)</w:t>
+            </w:r>
+          </w:p>
+          <w:p>
+            <w:pPr>
+              <w:pStyle w:val="ReportCode"/>
+              <w:rPr/>
+            </w:pPr>
+            <w:r>
+              <w:rPr/>
+              <w:t xml:space="preserve">    </w:t>
+            </w:r>
+            <w:r>
+              <w:rPr/>
+              <w:t>peak_gyro_dps = float(np.max(res_gyro[g_lo:g_hi]))</w:t>
+            </w:r>
+          </w:p>
+          <w:p>
+            <w:pPr>
+              <w:pStyle w:val="ReportCode"/>
+              <w:rPr/>
+            </w:pPr>
+            <w:r>
+              <w:rPr/>
+            </w:r>
+          </w:p>
+          <w:p>
+            <w:pPr>
+              <w:pStyle w:val="ReportCode"/>
+              <w:rPr/>
+            </w:pPr>
+            <w:r>
+              <w:rPr/>
+              <w:t xml:space="preserve">    </w:t>
+            </w:r>
+            <w:r>
+              <w:rPr/>
+              <w:t>jerk_nb = int(JERK_NEIGHBORHOOD_S * FS)</w:t>
+            </w:r>
+          </w:p>
+          <w:p>
+            <w:pPr>
+              <w:pStyle w:val="ReportCode"/>
+              <w:rPr/>
+            </w:pPr>
+            <w:r>
+              <w:rPr/>
+              <w:t xml:space="preserve">    </w:t>
+            </w:r>
+            <w:r>
+              <w:rPr/>
+              <w:t>j_lo, j_hi = max(1, peak_idx - jerk_nb), min(n, peak_idx + jerk_nb)</w:t>
+            </w:r>
+          </w:p>
+          <w:p>
+            <w:pPr>
+              <w:pStyle w:val="ReportCode"/>
+              <w:rPr/>
+            </w:pPr>
+            <w:r>
+              <w:rPr/>
+              <w:t xml:space="preserve">    </w:t>
+            </w:r>
+            <w:r>
+              <w:rPr/>
+              <w:t>if j_hi - j_lo &lt; 2:</w:t>
+            </w:r>
+          </w:p>
+          <w:p>
+            <w:pPr>
+              <w:pStyle w:val="ReportCode"/>
+              <w:rPr/>
+            </w:pPr>
+            <w:r>
+              <w:rPr/>
+              <w:t xml:space="preserve">        </w:t>
+            </w:r>
+            <w:r>
+              <w:rPr/>
+              <w:t>jerk_g_per_s = 0.0</w:t>
+            </w:r>
+          </w:p>
+          <w:p>
+            <w:pPr>
+              <w:pStyle w:val="ReportCode"/>
+              <w:rPr/>
+            </w:pPr>
+            <w:r>
+              <w:rPr/>
+              <w:t xml:space="preserve">    </w:t>
+            </w:r>
+            <w:r>
+              <w:rPr/>
+              <w:t>else:</w:t>
+            </w:r>
+          </w:p>
+          <w:p>
+            <w:pPr>
+              <w:pStyle w:val="ReportCode"/>
+              <w:rPr/>
+            </w:pPr>
+            <w:r>
+              <w:rPr/>
+              <w:t xml:space="preserve">        </w:t>
+            </w:r>
+            <w:r>
+              <w:rPr/>
+              <w:t>jerk_series = np.abs(np.diff(res_acc[j_lo - 1:j_hi])) * FS</w:t>
+            </w:r>
+          </w:p>
+          <w:p>
+            <w:pPr>
+              <w:pStyle w:val="ReportCode"/>
+              <w:rPr/>
+            </w:pPr>
+            <w:r>
+              <w:rPr/>
+              <w:t xml:space="preserve">        </w:t>
+            </w:r>
+            <w:r>
+              <w:rPr/>
+              <w:t>jerk_g_per_s = float(np.max(jerk_series))</w:t>
+            </w:r>
+          </w:p>
+          <w:p>
+            <w:pPr>
+              <w:pStyle w:val="ReportCode"/>
+              <w:rPr/>
+            </w:pPr>
+            <w:r>
+              <w:rPr/>
+            </w:r>
+          </w:p>
+          <w:p>
+            <w:pPr>
+              <w:pStyle w:val="ReportCode"/>
+              <w:rPr/>
+            </w:pPr>
+            <w:r>
+              <w:rPr/>
+              <w:t xml:space="preserve">    </w:t>
+            </w:r>
+            <w:r>
+              <w:rPr/>
+              <w:t>p_lo = peak_idx + int(POST_PEAK_START_S * FS)</w:t>
+            </w:r>
+          </w:p>
+          <w:p>
+            <w:pPr>
+              <w:pStyle w:val="ReportCode"/>
+              <w:rPr/>
+            </w:pPr>
+            <w:r>
+              <w:rPr/>
+              <w:t xml:space="preserve">    </w:t>
+            </w:r>
+            <w:r>
+              <w:rPr/>
+              <w:t>p_hi = peak_idx + int(POST_PEAK_END_S * FS)</w:t>
+            </w:r>
+          </w:p>
+          <w:p>
+            <w:pPr>
+              <w:pStyle w:val="ReportCode"/>
+              <w:rPr/>
+            </w:pPr>
+            <w:r>
+              <w:rPr/>
+              <w:t xml:space="preserve">    </w:t>
+            </w:r>
+            <w:r>
+              <w:rPr/>
+              <w:t>p_hi = min(p_hi, n)</w:t>
+            </w:r>
+          </w:p>
+          <w:p>
+            <w:pPr>
+              <w:pStyle w:val="ReportCode"/>
+              <w:rPr/>
+            </w:pPr>
+            <w:r>
+              <w:rPr/>
+              <w:t xml:space="preserve">    </w:t>
+            </w:r>
+            <w:r>
+              <w:rPr/>
+              <w:t>if p_hi - p_lo &lt; MIN_POST_PEAK_SAMPLES:</w:t>
+            </w:r>
+          </w:p>
+          <w:p>
+            <w:pPr>
+              <w:pStyle w:val="ReportCode"/>
+              <w:rPr/>
+            </w:pPr>
+            <w:r>
+              <w:rPr/>
+              <w:t xml:space="preserve">        </w:t>
+            </w:r>
+            <w:r>
+              <w:rPr/>
+              <w:t>return None</w:t>
+            </w:r>
+          </w:p>
+          <w:p>
+            <w:pPr>
+              <w:pStyle w:val="ReportCode"/>
+              <w:rPr/>
+            </w:pPr>
+            <w:r>
+              <w:rPr/>
+              <w:t xml:space="preserve">    </w:t>
+            </w:r>
+            <w:r>
+              <w:rPr/>
+              <w:t>post_peak_var_g2 = float(np.var(res_acc[p_lo:p_hi]))</w:t>
+            </w:r>
+          </w:p>
+          <w:p>
+            <w:pPr>
+              <w:pStyle w:val="ReportCode"/>
+              <w:rPr/>
+            </w:pPr>
+            <w:r>
+              <w:rPr/>
+            </w:r>
+          </w:p>
+          <w:p>
+            <w:pPr>
+              <w:pStyle w:val="ReportCode"/>
+              <w:rPr/>
+            </w:pPr>
+            <w:r>
+              <w:rPr/>
+              <w:t xml:space="preserve">    </w:t>
+            </w:r>
+            <w:r>
+              <w:rPr/>
+              <w:t>features = np.array([peak_acc_g, tilt_deg, peak_gyro_dps, jerk_g_per_s, post_peak_var_g2])</w:t>
+            </w:r>
+          </w:p>
+          <w:p>
+            <w:pPr>
+              <w:pStyle w:val="ReportCode"/>
+              <w:rPr/>
+            </w:pPr>
+            <w:r>
+              <w:rPr/>
+              <w:t xml:space="preserve">    </w:t>
+            </w:r>
+            <w:r>
+              <w:rPr/>
+              <w:t>return FeatureSample(</w:t>
+            </w:r>
+          </w:p>
+          <w:p>
+            <w:pPr>
+              <w:pStyle w:val="ReportCode"/>
+              <w:rPr/>
+            </w:pPr>
+            <w:r>
+              <w:rPr/>
+              <w:t xml:space="preserve">        </w:t>
+            </w:r>
+            <w:r>
+              <w:rPr/>
+              <w:t>features=features,</w:t>
+            </w:r>
+          </w:p>
+          <w:p>
+            <w:pPr>
+              <w:pStyle w:val="ReportCode"/>
+              <w:rPr/>
+            </w:pPr>
+            <w:r>
+              <w:rPr/>
+              <w:t xml:space="preserve">        </w:t>
+            </w:r>
+            <w:r>
+              <w:rPr/>
+              <w:t>label=int(rec.is_fall),</w:t>
+            </w:r>
+          </w:p>
+          <w:p>
+            <w:pPr>
+              <w:pStyle w:val="ReportCode"/>
+              <w:rPr/>
+            </w:pPr>
+            <w:r>
+              <w:rPr/>
+              <w:t xml:space="preserve">        </w:t>
+            </w:r>
+            <w:r>
+              <w:rPr/>
+              <w:t>subject=rec.subject,</w:t>
+            </w:r>
+          </w:p>
+          <w:p>
+            <w:pPr>
+              <w:pStyle w:val="ReportCode"/>
+              <w:rPr/>
+            </w:pPr>
+            <w:r>
+              <w:rPr/>
+              <w:t xml:space="preserve">        </w:t>
+            </w:r>
+            <w:r>
+              <w:rPr/>
+              <w:t>code=rec.code,</w:t>
+            </w:r>
+          </w:p>
+          <w:p>
+            <w:pPr>
+              <w:pStyle w:val="ReportCode"/>
+              <w:rPr/>
+            </w:pPr>
+            <w:r>
+              <w:rPr/>
+              <w:t xml:space="preserve">        </w:t>
+            </w:r>
+            <w:r>
+              <w:rPr/>
+              <w:t>trial=rec.trial,</w:t>
+            </w:r>
+          </w:p>
+          <w:p>
+            <w:pPr>
+              <w:pStyle w:val="ReportCode"/>
+              <w:rPr/>
+            </w:pPr>
+            <w:r>
+              <w:rPr/>
+              <w:t xml:space="preserve">        </w:t>
+            </w:r>
+            <w:r>
+              <w:rPr/>
+              <w:t>peak_idx=peak_idx,</w:t>
+            </w:r>
+          </w:p>
+          <w:p>
+            <w:pPr>
+              <w:pStyle w:val="ReportCode"/>
+              <w:rPr/>
+            </w:pPr>
+            <w:r>
+              <w:rPr/>
+              <w:t xml:space="preserve">    </w:t>
+            </w:r>
+            <w:r>
+              <w:rPr/>
+              <w:t>)</w:t>
+            </w:r>
+          </w:p>
+        </w:tc>
+      </w:tr>
+    </w:tbl>
+    <w:p>
+      <w:pPr>
+        <w:pStyle w:val="ReportAfterTable"/>
+        <w:rPr/>
+      </w:pPr>
+      <w:r>
+        <w:rPr/>
+      </w:r>
+    </w:p>
+    <w:p>
+      <w:pPr>
+        <w:pStyle w:val="ReportListingCaption"/>
+        <w:rPr/>
+      </w:pPr>
+      <w:r>
+        <w:rPr/>
+        <w:t>Листинг А.3 — Обход записей и построение выборок с меткой</w:t>
+      </w:r>
+    </w:p>
+    <w:tbl>
+      <w:tblPr>
+        <w:tblW w:w="9638" w:type="dxa"/>
+        <w:jc w:val="left"/>
+        <w:tblInd w:w="108" w:type="dxa"/>
+        <w:tblLayout w:type="fixed"/>
+        <w:tblCellMar>
+          <w:top w:w="60" w:type="dxa"/>
+          <w:left w:w="113" w:type="dxa"/>
+          <w:bottom w:w="60" w:type="dxa"/>
+          <w:right w:w="113" w:type="dxa"/>
+        </w:tblCellMar>
+      </w:tblPr>
+      <w:tblGrid>
+        <w:gridCol w:w="9638"/>
+      </w:tblGrid>
+      <w:tr>
+        <w:trPr>
+          <w:cantSplit w:val="true"/>
+        </w:trPr>
+        <w:tc>
+          <w:tcPr>
+            <w:tcW w:w="9638" w:type="dxa"/>
+            <w:tcBorders>
+              <w:top w:val="single" w:sz="4" w:space="0" w:color="000000"/>
+              <w:left w:val="single" w:sz="4" w:space="0" w:color="000000"/>
+              <w:bottom w:val="single" w:sz="4" w:space="0" w:color="000000"/>
+              <w:right w:val="single" w:sz="4" w:space="0" w:color="000000"/>
+            </w:tcBorders>
+          </w:tcPr>
+          <w:p>
+            <w:pPr>
+              <w:pStyle w:val="ReportCode"/>
+              <w:rPr/>
+            </w:pPr>
+            <w:r>
+              <w:rPr/>
+              <w:t>def extract_samples(rec: Recording) -&gt; list[FeatureSample]:</w:t>
+            </w:r>
+          </w:p>
+          <w:p>
+            <w:pPr>
+              <w:pStyle w:val="ReportCode"/>
+              <w:rPr/>
+            </w:pPr>
+            <w:r>
+              <w:rPr/>
+              <w:t xml:space="preserve">    </w:t>
+            </w:r>
+            <w:r>
+              <w:rPr/>
+              <w:t>n = rec.n_samples</w:t>
+            </w:r>
+          </w:p>
+          <w:p>
+            <w:pPr>
+              <w:pStyle w:val="ReportCode"/>
+              <w:rPr/>
+            </w:pPr>
+            <w:r>
+              <w:rPr/>
+              <w:t xml:space="preserve">    </w:t>
+            </w:r>
+            <w:r>
+              <w:rPr/>
+              <w:t>res_acc = _resultant(rec.acc_g)</w:t>
+            </w:r>
+          </w:p>
+          <w:p>
+            <w:pPr>
+              <w:pStyle w:val="ReportCode"/>
+              <w:rPr/>
+            </w:pPr>
+            <w:r>
+              <w:rPr/>
+              <w:t xml:space="preserve">    </w:t>
+            </w:r>
+            <w:r>
+              <w:rPr/>
+              <w:t>res_gyro = _resultant(rec.gyro_dps)</w:t>
+            </w:r>
+          </w:p>
+          <w:p>
+            <w:pPr>
+              <w:pStyle w:val="ReportCode"/>
+              <w:rPr/>
+            </w:pPr>
+            <w:r>
+              <w:rPr/>
+              <w:t xml:space="preserve">    </w:t>
+            </w:r>
+            <w:r>
+              <w:rPr/>
+              <w:t>calib_n = max(1, min(n, int(CALIBRATION_S * FS)))</w:t>
+            </w:r>
+          </w:p>
+          <w:p>
+            <w:pPr>
+              <w:pStyle w:val="ReportCode"/>
+              <w:rPr/>
+            </w:pPr>
+            <w:r>
+              <w:rPr/>
+              <w:t xml:space="preserve">    </w:t>
+            </w:r>
+            <w:r>
+              <w:rPr/>
+              <w:t>ref_vec = np.mean(rec.acc_g[:calib_n], axis=0)</w:t>
+            </w:r>
+          </w:p>
+          <w:p>
+            <w:pPr>
+              <w:pStyle w:val="ReportCode"/>
+              <w:rPr/>
+            </w:pPr>
+            <w:r>
+              <w:rPr/>
+              <w:t xml:space="preserve">    </w:t>
+            </w:r>
+            <w:r>
+              <w:rPr/>
+              <w:t>if np.linalg.norm(ref_vec) &lt; 1e-6:</w:t>
+            </w:r>
+          </w:p>
+          <w:p>
+            <w:pPr>
+              <w:pStyle w:val="ReportCode"/>
+              <w:rPr/>
+            </w:pPr>
+            <w:r>
+              <w:rPr/>
+              <w:t xml:space="preserve">        </w:t>
+            </w:r>
+            <w:r>
+              <w:rPr/>
+              <w:t>ref_vec = np.array([0.0, 0.0, 1.0])</w:t>
+            </w:r>
+          </w:p>
+          <w:p>
+            <w:pPr>
+              <w:pStyle w:val="ReportCode"/>
+              <w:rPr/>
+            </w:pPr>
+            <w:r>
+              <w:rPr/>
+            </w:r>
+          </w:p>
+          <w:p>
+            <w:pPr>
+              <w:pStyle w:val="ReportCode"/>
+              <w:rPr/>
+            </w:pPr>
+            <w:r>
+              <w:rPr/>
+              <w:t xml:space="preserve">    </w:t>
+            </w:r>
+            <w:r>
+              <w:rPr/>
+              <w:t>samples: list[FeatureSample] = []</w:t>
+            </w:r>
+          </w:p>
+          <w:p>
+            <w:pPr>
+              <w:pStyle w:val="ReportCode"/>
+              <w:rPr/>
+            </w:pPr>
+            <w:r>
+              <w:rPr/>
+              <w:t xml:space="preserve">    </w:t>
+            </w:r>
+            <w:r>
+              <w:rPr/>
+              <w:t>if rec.code in LONG_TRIAL_CODES:</w:t>
+            </w:r>
+          </w:p>
+          <w:p>
+            <w:pPr>
+              <w:pStyle w:val="ReportCode"/>
+              <w:rPr/>
+            </w:pPr>
+            <w:r>
+              <w:rPr/>
+              <w:t xml:space="preserve">        </w:t>
+            </w:r>
+            <w:r>
+              <w:rPr/>
+              <w:t>start = 0</w:t>
+            </w:r>
+          </w:p>
+          <w:p>
+            <w:pPr>
+              <w:pStyle w:val="ReportCode"/>
+              <w:rPr/>
+            </w:pPr>
+            <w:r>
+              <w:rPr/>
+              <w:t xml:space="preserve">        </w:t>
+            </w:r>
+            <w:r>
+              <w:rPr/>
+              <w:t>while start &lt; n:</w:t>
+            </w:r>
+          </w:p>
+          <w:p>
+            <w:pPr>
+              <w:pStyle w:val="ReportCode"/>
+              <w:rPr/>
+            </w:pPr>
+            <w:r>
+              <w:rPr/>
+              <w:t xml:space="preserve">            </w:t>
+            </w:r>
+            <w:r>
+              <w:rPr/>
+              <w:t>hi = min(start + WINDOW_N, n)</w:t>
+            </w:r>
+          </w:p>
+          <w:p>
+            <w:pPr>
+              <w:pStyle w:val="ReportCode"/>
+              <w:rPr/>
+            </w:pPr>
+            <w:r>
+              <w:rPr/>
+              <w:t xml:space="preserve">            </w:t>
+            </w:r>
+            <w:r>
+              <w:rPr/>
+              <w:t>s = _extract_one_window(rec, res_acc, res_gyro, ref_vec, start, hi)</w:t>
+            </w:r>
+          </w:p>
+          <w:p>
+            <w:pPr>
+              <w:pStyle w:val="ReportCode"/>
+              <w:rPr/>
+            </w:pPr>
+            <w:r>
+              <w:rPr/>
+              <w:t xml:space="preserve">            </w:t>
+            </w:r>
+            <w:r>
+              <w:rPr/>
+              <w:t>if s is not None:</w:t>
+            </w:r>
+          </w:p>
+          <w:p>
+            <w:pPr>
+              <w:pStyle w:val="ReportCode"/>
+              <w:rPr/>
+            </w:pPr>
+            <w:r>
+              <w:rPr/>
+              <w:t xml:space="preserve">                </w:t>
+            </w:r>
+            <w:r>
+              <w:rPr/>
+              <w:t>samples.append(s)</w:t>
+            </w:r>
+          </w:p>
+          <w:p>
+            <w:pPr>
+              <w:pStyle w:val="ReportCode"/>
+              <w:rPr/>
+            </w:pPr>
+            <w:r>
+              <w:rPr/>
+              <w:t xml:space="preserve">            </w:t>
+            </w:r>
+            <w:r>
+              <w:rPr/>
+              <w:t>if hi &gt;= n:</w:t>
+            </w:r>
+          </w:p>
+          <w:p>
+            <w:pPr>
+              <w:pStyle w:val="ReportCode"/>
+              <w:rPr/>
+            </w:pPr>
+            <w:r>
+              <w:rPr/>
+              <w:t xml:space="preserve">                </w:t>
+            </w:r>
+            <w:r>
+              <w:rPr/>
+              <w:t>break</w:t>
+            </w:r>
+          </w:p>
+          <w:p>
+            <w:pPr>
+              <w:pStyle w:val="ReportCode"/>
+              <w:rPr/>
+            </w:pPr>
+            <w:r>
+              <w:rPr/>
+              <w:t xml:space="preserve">            </w:t>
+            </w:r>
+            <w:r>
+              <w:rPr/>
+              <w:t>start += STRIDE_N</w:t>
+            </w:r>
+          </w:p>
+          <w:p>
+            <w:pPr>
+              <w:pStyle w:val="ReportCode"/>
+              <w:rPr/>
+            </w:pPr>
+            <w:r>
+              <w:rPr/>
+              <w:t xml:space="preserve">    </w:t>
+            </w:r>
+            <w:r>
+              <w:rPr/>
+              <w:t>else:</w:t>
+            </w:r>
+          </w:p>
+          <w:p>
+            <w:pPr>
+              <w:pStyle w:val="ReportCode"/>
+              <w:rPr/>
+            </w:pPr>
+            <w:r>
+              <w:rPr/>
+              <w:t xml:space="preserve">        </w:t>
+            </w:r>
+            <w:r>
+              <w:rPr/>
+              <w:t>s = _extract_one_window(rec, res_acc, res_gyro, ref_vec, 0, n)</w:t>
+            </w:r>
+          </w:p>
+          <w:p>
+            <w:pPr>
+              <w:pStyle w:val="ReportCode"/>
+              <w:rPr/>
+            </w:pPr>
+            <w:r>
+              <w:rPr/>
+              <w:t xml:space="preserve">        </w:t>
+            </w:r>
+            <w:r>
+              <w:rPr/>
+              <w:t>if s is not None:</w:t>
+            </w:r>
+          </w:p>
+          <w:p>
+            <w:pPr>
+              <w:pStyle w:val="ReportCode"/>
+              <w:rPr/>
+            </w:pPr>
+            <w:r>
+              <w:rPr/>
+              <w:t xml:space="preserve">            </w:t>
+            </w:r>
+            <w:r>
+              <w:rPr/>
+              <w:t>samples.append(s)</w:t>
+            </w:r>
+          </w:p>
+          <w:p>
+            <w:pPr>
+              <w:pStyle w:val="ReportCode"/>
+              <w:rPr/>
+            </w:pPr>
+            <w:r>
+              <w:rPr/>
+              <w:t xml:space="preserve">    </w:t>
+            </w:r>
+            <w:r>
+              <w:rPr/>
+              <w:t>return samples</w:t>
+            </w:r>
+          </w:p>
+        </w:tc>
+      </w:tr>
+    </w:tbl>
+    <w:p>
+      <w:pPr>
+        <w:pStyle w:val="ReportAfterTable"/>
+        <w:rPr/>
+      </w:pPr>
+      <w:r>
+        <w:rPr/>
+      </w:r>
+    </w:p>
+    <w:p>
+      <w:pPr>
+        <w:pStyle w:val="ReportListingCaption"/>
+        <w:rPr/>
+      </w:pPr>
+      <w:r>
+        <w:rPr/>
+        <w:t>Листинг А.4 — Калибровка масштаба int8-квантования признаков</w:t>
+      </w:r>
+    </w:p>
+    <w:tbl>
+      <w:tblPr>
+        <w:tblW w:w="9638" w:type="dxa"/>
+        <w:jc w:val="left"/>
+        <w:tblInd w:w="108" w:type="dxa"/>
+        <w:tblLayout w:type="fixed"/>
+        <w:tblCellMar>
+          <w:top w:w="60" w:type="dxa"/>
+          <w:left w:w="113" w:type="dxa"/>
+          <w:bottom w:w="60" w:type="dxa"/>
+          <w:right w:w="113" w:type="dxa"/>
+        </w:tblCellMar>
+      </w:tblPr>
+      <w:tblGrid>
+        <w:gridCol w:w="9638"/>
+      </w:tblGrid>
+      <w:tr>
+        <w:trPr>
+          <w:cantSplit w:val="true"/>
+        </w:trPr>
+        <w:tc>
+          <w:tcPr>
+            <w:tcW w:w="9638" w:type="dxa"/>
+            <w:tcBorders>
+              <w:top w:val="single" w:sz="4" w:space="0" w:color="000000"/>
+              <w:left w:val="single" w:sz="4" w:space="0" w:color="000000"/>
+              <w:bottom w:val="single" w:sz="4" w:space="0" w:color="000000"/>
+              <w:right w:val="single" w:sz="4" w:space="0" w:color="000000"/>
+            </w:tcBorders>
+          </w:tcPr>
+          <w:p>
+            <w:pPr>
+              <w:pStyle w:val="ReportCode"/>
+              <w:rPr/>
+            </w:pPr>
+            <w:r>
+              <w:rPr/>
+              <w:t>def calibrate(x: np.ndarray, percentile: float = CALIBRATION_PERCENTILE) -&gt; QuantParams:</w:t>
+            </w:r>
+          </w:p>
+          <w:p>
+            <w:pPr>
+              <w:pStyle w:val="ReportCode"/>
+              <w:rPr/>
+            </w:pPr>
+            <w:r>
+              <w:rPr/>
+              <w:t xml:space="preserve">    </w:t>
+            </w:r>
+            <w:r>
+              <w:rPr/>
+              <w:t>"""x: (N, C). Возвращает по одному масштабу на каждый из C столбцов."""</w:t>
+            </w:r>
+          </w:p>
+          <w:p>
+            <w:pPr>
+              <w:pStyle w:val="ReportCode"/>
+              <w:rPr/>
+            </w:pPr>
+            <w:r>
+              <w:rPr/>
+              <w:t xml:space="preserve">    </w:t>
+            </w:r>
+            <w:r>
+              <w:rPr/>
+              <w:t>x = np.atleast_2d(x)</w:t>
+            </w:r>
+          </w:p>
+          <w:p>
+            <w:pPr>
+              <w:pStyle w:val="ReportCode"/>
+              <w:rPr/>
+            </w:pPr>
+            <w:r>
+              <w:rPr/>
+              <w:t xml:space="preserve">    </w:t>
+            </w:r>
+            <w:r>
+              <w:rPr/>
+              <w:t>abs_max = np.percentile(np.abs(x), percentile, axis=0)</w:t>
+            </w:r>
+          </w:p>
+          <w:p>
+            <w:pPr>
+              <w:pStyle w:val="ReportCode"/>
+              <w:rPr/>
+            </w:pPr>
+            <w:r>
+              <w:rPr/>
+              <w:t xml:space="preserve">    </w:t>
+            </w:r>
+            <w:r>
+              <w:rPr/>
+              <w:t>abs_max = np.maximum(abs_max, 1e-8)</w:t>
+            </w:r>
+          </w:p>
+          <w:p>
+            <w:pPr>
+              <w:pStyle w:val="ReportCode"/>
+              <w:rPr/>
+            </w:pPr>
+            <w:r>
+              <w:rPr/>
+              <w:t xml:space="preserve">    </w:t>
+            </w:r>
+            <w:r>
+              <w:rPr/>
+              <w:t>scale = abs_max / INT8_MAX</w:t>
+            </w:r>
+          </w:p>
+          <w:p>
+            <w:pPr>
+              <w:pStyle w:val="ReportCode"/>
+              <w:rPr/>
+            </w:pPr>
+            <w:r>
+              <w:rPr/>
+              <w:t xml:space="preserve">    </w:t>
+            </w:r>
+            <w:r>
+              <w:rPr/>
+              <w:t>return QuantParams(scale=scale)</w:t>
+            </w:r>
+          </w:p>
+        </w:tc>
+      </w:tr>
+    </w:tbl>
+    <w:p>
+      <w:pPr>
+        <w:pStyle w:val="ReportAfterTable"/>
+        <w:rPr/>
+      </w:pPr>
+      <w:r>
+        <w:rPr/>
+      </w:r>
+    </w:p>
+    <w:p>
+      <w:pPr>
+        <w:pStyle w:val="ReportListingCaption"/>
+        <w:rPr/>
+      </w:pPr>
+      <w:r>
+        <w:rPr/>
+        <w:t>Листинг А.5 — Прямой проход BNN (бинаризация активаций и весов слоя B)</w:t>
+      </w:r>
+    </w:p>
+    <w:tbl>
+      <w:tblPr>
+        <w:tblW w:w="9638" w:type="dxa"/>
+        <w:jc w:val="left"/>
+        <w:tblInd w:w="108" w:type="dxa"/>
+        <w:tblLayout w:type="fixed"/>
+        <w:tblCellMar>
+          <w:top w:w="60" w:type="dxa"/>
+          <w:left w:w="113" w:type="dxa"/>
+          <w:bottom w:w="60" w:type="dxa"/>
+          <w:right w:w="113" w:type="dxa"/>
+        </w:tblCellMar>
+      </w:tblPr>
+      <w:tblGrid>
+        <w:gridCol w:w="9638"/>
+      </w:tblGrid>
+      <w:tr>
+        <w:trPr>
+          <w:cantSplit w:val="true"/>
+        </w:trPr>
+        <w:tc>
+          <w:tcPr>
+            <w:tcW w:w="9638" w:type="dxa"/>
+            <w:tcBorders>
+              <w:top w:val="single" w:sz="4" w:space="0" w:color="000000"/>
+              <w:left w:val="single" w:sz="4" w:space="0" w:color="000000"/>
+              <w:bottom w:val="single" w:sz="4" w:space="0" w:color="000000"/>
+              <w:right w:val="single" w:sz="4" w:space="0" w:color="000000"/>
+            </w:tcBorders>
+          </w:tcPr>
+          <w:p>
+            <w:pPr>
+              <w:pStyle w:val="ReportCode"/>
+              <w:rPr/>
+            </w:pPr>
+            <w:r>
+              <w:rPr/>
+              <w:t xml:space="preserve">    </w:t>
+            </w:r>
+            <w:r>
+              <w:rPr/>
+              <w:t>def forward(self, X: np.ndarray):</w:t>
+            </w:r>
+          </w:p>
+          <w:p>
+            <w:pPr>
+              <w:pStyle w:val="ReportCode"/>
+              <w:rPr/>
+            </w:pPr>
+            <w:r>
+              <w:rPr/>
+              <w:t xml:space="preserve">        </w:t>
+            </w:r>
+            <w:r>
+              <w:rPr/>
+              <w:t>z = X @ self.W_A + self.b_A          # (N, H)</w:t>
+            </w:r>
+          </w:p>
+          <w:p>
+            <w:pPr>
+              <w:pStyle w:val="ReportCode"/>
+              <w:rPr/>
+            </w:pPr>
+            <w:r>
+              <w:rPr/>
+              <w:t xml:space="preserve">        </w:t>
+            </w:r>
+            <w:r>
+              <w:rPr/>
+              <w:t>a = sign(z)                             # (N, H) in {-1,+1}</w:t>
+            </w:r>
+          </w:p>
+          <w:p>
+            <w:pPr>
+              <w:pStyle w:val="ReportCode"/>
+              <w:rPr/>
+            </w:pPr>
+            <w:r>
+              <w:rPr/>
+              <w:t xml:space="preserve">        </w:t>
+            </w:r>
+            <w:r>
+              <w:rPr/>
+              <w:t>Wb = sign(self.W_B)                      # (H,)   in {-1,+1}</w:t>
+            </w:r>
+          </w:p>
+          <w:p>
+            <w:pPr>
+              <w:pStyle w:val="ReportCode"/>
+              <w:rPr/>
+            </w:pPr>
+            <w:r>
+              <w:rPr/>
+              <w:t xml:space="preserve">        </w:t>
+            </w:r>
+            <w:r>
+              <w:rPr/>
+              <w:t>y = a @ Wb + self.b_B                     # (N,)</w:t>
+            </w:r>
+          </w:p>
+          <w:p>
+            <w:pPr>
+              <w:pStyle w:val="ReportCode"/>
+              <w:rPr/>
+            </w:pPr>
+            <w:r>
+              <w:rPr/>
+              <w:t xml:space="preserve">        </w:t>
+            </w:r>
+            <w:r>
+              <w:rPr/>
+              <w:t>p = sigmoid(y)</w:t>
+            </w:r>
+          </w:p>
+          <w:p>
+            <w:pPr>
+              <w:pStyle w:val="ReportCode"/>
+              <w:rPr/>
+            </w:pPr>
+            <w:r>
+              <w:rPr/>
+              <w:t xml:space="preserve">        </w:t>
+            </w:r>
+            <w:r>
+              <w:rPr/>
+              <w:t>cache = dict(X=X, z=z, a=a, Wb=Wb, y=y)</w:t>
+            </w:r>
+          </w:p>
+          <w:p>
+            <w:pPr>
+              <w:pStyle w:val="ReportCode"/>
+              <w:rPr/>
+            </w:pPr>
+            <w:r>
+              <w:rPr/>
+              <w:t xml:space="preserve">        </w:t>
+            </w:r>
+            <w:r>
+              <w:rPr/>
+              <w:t>return p, cache</w:t>
+            </w:r>
+          </w:p>
+        </w:tc>
+      </w:tr>
+    </w:tbl>
+    <w:p>
+      <w:pPr>
+        <w:pStyle w:val="ReportAfterTable"/>
+        <w:rPr/>
+      </w:pPr>
+      <w:r>
+        <w:rPr/>
+      </w:r>
+    </w:p>
+    <w:p>
+      <w:pPr>
+        <w:pStyle w:val="ReportListingCaption"/>
+        <w:rPr/>
+      </w:pPr>
+      <w:r>
+        <w:rPr/>
+        <w:t>Листинг А.6 — Обратный проход BNN (STE-градиенты)</w:t>
+      </w:r>
+    </w:p>
+    <w:tbl>
+      <w:tblPr>
+        <w:tblW w:w="9638" w:type="dxa"/>
+        <w:jc w:val="left"/>
+        <w:tblInd w:w="108" w:type="dxa"/>
+        <w:tblLayout w:type="fixed"/>
+        <w:tblCellMar>
+          <w:top w:w="60" w:type="dxa"/>
+          <w:left w:w="113" w:type="dxa"/>
+          <w:bottom w:w="60" w:type="dxa"/>
+          <w:right w:w="113" w:type="dxa"/>
+        </w:tblCellMar>
+      </w:tblPr>
+      <w:tblGrid>
+        <w:gridCol w:w="9638"/>
+      </w:tblGrid>
+      <w:tr>
+        <w:trPr>
+          <w:cantSplit w:val="true"/>
+        </w:trPr>
+        <w:tc>
+          <w:tcPr>
+            <w:tcW w:w="9638" w:type="dxa"/>
+            <w:tcBorders>
+              <w:top w:val="single" w:sz="4" w:space="0" w:color="000000"/>
+              <w:left w:val="single" w:sz="4" w:space="0" w:color="000000"/>
+              <w:bottom w:val="single" w:sz="4" w:space="0" w:color="000000"/>
+              <w:right w:val="single" w:sz="4" w:space="0" w:color="000000"/>
+            </w:tcBorders>
+          </w:tcPr>
+          <w:p>
+            <w:pPr>
+              <w:pStyle w:val="ReportCode"/>
+              <w:rPr/>
+            </w:pPr>
+            <w:r>
+              <w:rPr/>
+              <w:t xml:space="preserve">    </w:t>
+            </w:r>
+            <w:r>
+              <w:rPr/>
+              <w:t>def backward(self, cache: dict, label: np.ndarray, sample_weight: np.ndarray | None = None):</w:t>
+            </w:r>
+          </w:p>
+          <w:p>
+            <w:pPr>
+              <w:pStyle w:val="ReportCode"/>
+              <w:rPr/>
+            </w:pPr>
+            <w:r>
+              <w:rPr/>
+              <w:t xml:space="preserve">        </w:t>
+            </w:r>
+            <w:r>
+              <w:rPr/>
+              <w:t>X, z, a, Wb = cache["X"], cache["z"], cache["a"], cache["Wb"]</w:t>
+            </w:r>
+          </w:p>
+          <w:p>
+            <w:pPr>
+              <w:pStyle w:val="ReportCode"/>
+              <w:rPr/>
+            </w:pPr>
+            <w:r>
+              <w:rPr/>
+              <w:t xml:space="preserve">        </w:t>
+            </w:r>
+            <w:r>
+              <w:rPr/>
+              <w:t>N = X.shape[0]</w:t>
+            </w:r>
+          </w:p>
+          <w:p>
+            <w:pPr>
+              <w:pStyle w:val="ReportCode"/>
+              <w:rPr/>
+            </w:pPr>
+            <w:r>
+              <w:rPr/>
+              <w:t xml:space="preserve">        </w:t>
+            </w:r>
+            <w:r>
+              <w:rPr/>
+              <w:t>p = sigmoid(cache["y"])</w:t>
+            </w:r>
+          </w:p>
+          <w:p>
+            <w:pPr>
+              <w:pStyle w:val="ReportCode"/>
+              <w:rPr/>
+            </w:pPr>
+            <w:r>
+              <w:rPr/>
+              <w:t xml:space="preserve">        </w:t>
+            </w:r>
+            <w:r>
+              <w:rPr/>
+              <w:t>w = np.ones(N) if sample_weight is None else sample_weight</w:t>
+            </w:r>
+          </w:p>
+          <w:p>
+            <w:pPr>
+              <w:pStyle w:val="ReportCode"/>
+              <w:rPr/>
+            </w:pPr>
+            <w:r>
+              <w:rPr/>
+              <w:t xml:space="preserve">        </w:t>
+            </w:r>
+            <w:r>
+              <w:rPr/>
+              <w:t>w = w / w.sum()  # нормировка, чтобы масштаб градиента не зависел от размера батча</w:t>
+            </w:r>
+          </w:p>
+          <w:p>
+            <w:pPr>
+              <w:pStyle w:val="ReportCode"/>
+              <w:rPr/>
+            </w:pPr>
+            <w:r>
+              <w:rPr/>
+            </w:r>
+          </w:p>
+          <w:p>
+            <w:pPr>
+              <w:pStyle w:val="ReportCode"/>
+              <w:rPr/>
+            </w:pPr>
+            <w:r>
+              <w:rPr/>
+              <w:t xml:space="preserve">        </w:t>
+            </w:r>
+            <w:r>
+              <w:rPr/>
+              <w:t>dLdy = (p - label) * w                    # (N,)  d(BCE)/dy при y = логит</w:t>
+            </w:r>
+          </w:p>
+          <w:p>
+            <w:pPr>
+              <w:pStyle w:val="ReportCode"/>
+              <w:rPr/>
+            </w:pPr>
+            <w:r>
+              <w:rPr/>
+              <w:t xml:space="preserve">        </w:t>
+            </w:r>
+            <w:r>
+              <w:rPr/>
+              <w:t>dLdb_B = np.sum(dLdy)</w:t>
+            </w:r>
+          </w:p>
+          <w:p>
+            <w:pPr>
+              <w:pStyle w:val="ReportCode"/>
+              <w:rPr/>
+            </w:pPr>
+            <w:r>
+              <w:rPr/>
+              <w:t xml:space="preserve">        </w:t>
+            </w:r>
+            <w:r>
+              <w:rPr/>
+              <w:t>dLdWb = a.T @ dLdy                         # (H,)</w:t>
+            </w:r>
+          </w:p>
+          <w:p>
+            <w:pPr>
+              <w:pStyle w:val="ReportCode"/>
+              <w:rPr/>
+            </w:pPr>
+            <w:r>
+              <w:rPr/>
+              <w:t xml:space="preserve">        </w:t>
+            </w:r>
+            <w:r>
+              <w:rPr/>
+              <w:t>dLdW_B = dLdWb * (np.abs(self.W_B) &lt;= 1.0)   # STE-клип</w:t>
+            </w:r>
+          </w:p>
+          <w:p>
+            <w:pPr>
+              <w:pStyle w:val="ReportCode"/>
+              <w:rPr/>
+            </w:pPr>
+            <w:r>
+              <w:rPr/>
+            </w:r>
+          </w:p>
+          <w:p>
+            <w:pPr>
+              <w:pStyle w:val="ReportCode"/>
+              <w:rPr/>
+            </w:pPr>
+            <w:r>
+              <w:rPr/>
+              <w:t xml:space="preserve">        </w:t>
+            </w:r>
+            <w:r>
+              <w:rPr/>
+              <w:t>dLda = np.outer(dLdy, Wb)                    # (N, H)</w:t>
+            </w:r>
+          </w:p>
+          <w:p>
+            <w:pPr>
+              <w:pStyle w:val="ReportCode"/>
+              <w:rPr/>
+            </w:pPr>
+            <w:r>
+              <w:rPr/>
+              <w:t xml:space="preserve">        </w:t>
+            </w:r>
+            <w:r>
+              <w:rPr/>
+              <w:t>dLdz = dLda * (np.abs(z) &lt;= 1.0)                # STE-клип по предактивации слоя A</w:t>
+            </w:r>
+          </w:p>
+          <w:p>
+            <w:pPr>
+              <w:pStyle w:val="ReportCode"/>
+              <w:rPr/>
+            </w:pPr>
+            <w:r>
+              <w:rPr/>
+            </w:r>
+          </w:p>
+          <w:p>
+            <w:pPr>
+              <w:pStyle w:val="ReportCode"/>
+              <w:rPr/>
+            </w:pPr>
+            <w:r>
+              <w:rPr/>
+              <w:t xml:space="preserve">        </w:t>
+            </w:r>
+            <w:r>
+              <w:rPr/>
+              <w:t>dLdW_A = X.T @ dLdz                              # (n_in, H)</w:t>
+            </w:r>
+          </w:p>
+          <w:p>
+            <w:pPr>
+              <w:pStyle w:val="ReportCode"/>
+              <w:rPr/>
+            </w:pPr>
+            <w:r>
+              <w:rPr/>
+              <w:t xml:space="preserve">        </w:t>
+            </w:r>
+            <w:r>
+              <w:rPr/>
+              <w:t>dLdb_A = np.sum(dLdz, axis=0)</w:t>
+            </w:r>
+          </w:p>
+          <w:p>
+            <w:pPr>
+              <w:pStyle w:val="ReportCode"/>
+              <w:rPr/>
+            </w:pPr>
+            <w:r>
+              <w:rPr/>
+            </w:r>
+          </w:p>
+          <w:p>
+            <w:pPr>
+              <w:pStyle w:val="ReportCode"/>
+              <w:rPr/>
+            </w:pPr>
+            <w:r>
+              <w:rPr/>
+              <w:t xml:space="preserve">        </w:t>
+            </w:r>
+            <w:r>
+              <w:rPr/>
+              <w:t>return dict(W_A=dLdW_A, b_A=dLdb_A, W_B=dLdW_B, b_B=dLdb_B)</w:t>
+            </w:r>
+          </w:p>
+        </w:tc>
+      </w:tr>
+    </w:tbl>
+    <w:p>
+      <w:pPr>
+        <w:pStyle w:val="ReportAfterTable"/>
+        <w:rPr/>
+      </w:pPr>
+      <w:r>
+        <w:rPr/>
+      </w:r>
+    </w:p>
+    <w:p>
+      <w:pPr>
+        <w:pStyle w:val="ReportListingCaption"/>
+        <w:rPr/>
+      </w:pPr>
+      <w:r>
+        <w:rPr/>
+        <w:t>Листинг А.7 — Квантование обученной модели в int8 / бинарные веса</w:t>
+      </w:r>
+    </w:p>
+    <w:tbl>
+      <w:tblPr>
+        <w:tblW w:w="9638" w:type="dxa"/>
+        <w:jc w:val="left"/>
+        <w:tblInd w:w="108" w:type="dxa"/>
+        <w:tblLayout w:type="fixed"/>
+        <w:tblCellMar>
+          <w:top w:w="60" w:type="dxa"/>
+          <w:left w:w="113" w:type="dxa"/>
+          <w:bottom w:w="60" w:type="dxa"/>
+          <w:right w:w="113" w:type="dxa"/>
+        </w:tblCellMar>
+      </w:tblPr>
+      <w:tblGrid>
+        <w:gridCol w:w="9638"/>
+      </w:tblGrid>
+      <w:tr>
+        <w:trPr>
+          <w:cantSplit w:val="true"/>
+        </w:trPr>
+        <w:tc>
+          <w:tcPr>
+            <w:tcW w:w="9638" w:type="dxa"/>
+            <w:tcBorders>
+              <w:top w:val="single" w:sz="4" w:space="0" w:color="000000"/>
+              <w:left w:val="single" w:sz="4" w:space="0" w:color="000000"/>
+              <w:bottom w:val="single" w:sz="4" w:space="0" w:color="000000"/>
+              <w:right w:val="single" w:sz="4" w:space="0" w:color="000000"/>
+            </w:tcBorders>
+          </w:tcPr>
+          <w:p>
+            <w:pPr>
+              <w:pStyle w:val="ReportCode"/>
+              <w:rPr/>
+            </w:pPr>
+            <w:r>
+              <w:rPr/>
+              <w:t>def quantize_model(W_A: np.ndarray, b_A: np.ndarray, W_B: np.ndarray, b_B: float,</w:t>
+            </w:r>
+          </w:p>
+          <w:p>
+            <w:pPr>
+              <w:pStyle w:val="ReportCode"/>
+              <w:rPr/>
+            </w:pPr>
+            <w:r>
+              <w:rPr/>
+              <w:t xml:space="preserve">                    </w:t>
+            </w:r>
+            <w:r>
+              <w:rPr/>
+              <w:t>in_scale: np.ndarray) -&gt; GoldenWeights:</w:t>
+            </w:r>
+          </w:p>
+          <w:p>
+            <w:pPr>
+              <w:pStyle w:val="ReportCode"/>
+              <w:rPr/>
+            </w:pPr>
+            <w:r>
+              <w:rPr/>
+              <w:t xml:space="preserve">    </w:t>
+            </w:r>
+            <w:r>
+              <w:rPr/>
+              <w:t>w_scale_A = max(float(np.max(np.abs(W_A))) / INT8_MAX, 1e-8)</w:t>
+            </w:r>
+          </w:p>
+          <w:p>
+            <w:pPr>
+              <w:pStyle w:val="ReportCode"/>
+              <w:rPr/>
+            </w:pPr>
+            <w:r>
+              <w:rPr/>
+              <w:t xml:space="preserve">    </w:t>
+            </w:r>
+            <w:r>
+              <w:rPr/>
+              <w:t>W_A_i8 = np.clip(np.round(W_A / w_scale_A), INT8_MIN, INT8_MAX).astype(np.int32)</w:t>
+            </w:r>
+          </w:p>
+          <w:p>
+            <w:pPr>
+              <w:pStyle w:val="ReportCode"/>
+              <w:rPr/>
+            </w:pPr>
+            <w:r>
+              <w:rPr/>
+              <w:t xml:space="preserve">    </w:t>
+            </w:r>
+            <w:r>
+              <w:rPr/>
+              <w:t>b_A_i32 = np.round(b_A / (w_scale_A / INT8_MAX)).astype(np.int64)</w:t>
+            </w:r>
+          </w:p>
+          <w:p>
+            <w:pPr>
+              <w:pStyle w:val="ReportCode"/>
+              <w:rPr/>
+            </w:pPr>
+            <w:r>
+              <w:rPr/>
+            </w:r>
+          </w:p>
+          <w:p>
+            <w:pPr>
+              <w:pStyle w:val="ReportCode"/>
+              <w:rPr/>
+            </w:pPr>
+            <w:r>
+              <w:rPr/>
+              <w:t xml:space="preserve">    </w:t>
+            </w:r>
+            <w:r>
+              <w:rPr/>
+              <w:t>W_B_sign = np.where(W_B &gt;= 0, 1, -1)</w:t>
+            </w:r>
+          </w:p>
+          <w:p>
+            <w:pPr>
+              <w:pStyle w:val="ReportCode"/>
+              <w:rPr/>
+            </w:pPr>
+            <w:r>
+              <w:rPr/>
+              <w:t xml:space="preserve">    </w:t>
+            </w:r>
+            <w:r>
+              <w:rPr/>
+              <w:t>W_B_bit = (W_B_sign &gt; 0).astype(np.int8)</w:t>
+            </w:r>
+          </w:p>
+          <w:p>
+            <w:pPr>
+              <w:pStyle w:val="ReportCode"/>
+              <w:rPr/>
+            </w:pPr>
+            <w:r>
+              <w:rPr/>
+              <w:t xml:space="preserve">    </w:t>
+            </w:r>
+            <w:r>
+              <w:rPr/>
+              <w:t>b_B_i32 = int(np.round(b_B))</w:t>
+            </w:r>
+          </w:p>
+          <w:p>
+            <w:pPr>
+              <w:pStyle w:val="ReportCode"/>
+              <w:rPr/>
+            </w:pPr>
+            <w:r>
+              <w:rPr/>
+            </w:r>
+          </w:p>
+          <w:p>
+            <w:pPr>
+              <w:pStyle w:val="ReportCode"/>
+              <w:rPr/>
+            </w:pPr>
+            <w:r>
+              <w:rPr/>
+              <w:t xml:space="preserve">    </w:t>
+            </w:r>
+            <w:r>
+              <w:rPr/>
+              <w:t>return GoldenWeights(</w:t>
+            </w:r>
+          </w:p>
+          <w:p>
+            <w:pPr>
+              <w:pStyle w:val="ReportCode"/>
+              <w:rPr/>
+            </w:pPr>
+            <w:r>
+              <w:rPr/>
+              <w:t xml:space="preserve">        </w:t>
+            </w:r>
+            <w:r>
+              <w:rPr/>
+              <w:t>in_scale=in_scale.astype(np.float64),</w:t>
+            </w:r>
+          </w:p>
+          <w:p>
+            <w:pPr>
+              <w:pStyle w:val="ReportCode"/>
+              <w:rPr/>
+            </w:pPr>
+            <w:r>
+              <w:rPr/>
+              <w:t xml:space="preserve">        </w:t>
+            </w:r>
+            <w:r>
+              <w:rPr/>
+              <w:t>W_A_i8=W_A_i8.astype(np.int32),</w:t>
+            </w:r>
+          </w:p>
+          <w:p>
+            <w:pPr>
+              <w:pStyle w:val="ReportCode"/>
+              <w:rPr/>
+            </w:pPr>
+            <w:r>
+              <w:rPr/>
+              <w:t xml:space="preserve">        </w:t>
+            </w:r>
+            <w:r>
+              <w:rPr/>
+              <w:t>b_A_i32=b_A_i32.astype(np.int64),</w:t>
+            </w:r>
+          </w:p>
+          <w:p>
+            <w:pPr>
+              <w:pStyle w:val="ReportCode"/>
+              <w:rPr/>
+            </w:pPr>
+            <w:r>
+              <w:rPr/>
+              <w:t xml:space="preserve">        </w:t>
+            </w:r>
+            <w:r>
+              <w:rPr/>
+              <w:t>w_scale_A=w_scale_A,</w:t>
+            </w:r>
+          </w:p>
+          <w:p>
+            <w:pPr>
+              <w:pStyle w:val="ReportCode"/>
+              <w:rPr/>
+            </w:pPr>
+            <w:r>
+              <w:rPr/>
+              <w:t xml:space="preserve">        </w:t>
+            </w:r>
+            <w:r>
+              <w:rPr/>
+              <w:t>W_B_bit=W_B_bit,</w:t>
+            </w:r>
+          </w:p>
+          <w:p>
+            <w:pPr>
+              <w:pStyle w:val="ReportCode"/>
+              <w:rPr/>
+            </w:pPr>
+            <w:r>
+              <w:rPr/>
+              <w:t xml:space="preserve">        </w:t>
+            </w:r>
+            <w:r>
+              <w:rPr/>
+              <w:t>b_B_i32=b_B_i32,</w:t>
+            </w:r>
+          </w:p>
+          <w:p>
+            <w:pPr>
+              <w:pStyle w:val="ReportCode"/>
+              <w:rPr/>
+            </w:pPr>
+            <w:r>
+              <w:rPr/>
+              <w:t xml:space="preserve">    </w:t>
+            </w:r>
+            <w:r>
+              <w:rPr/>
+              <w:t>)</w:t>
+            </w:r>
+          </w:p>
+        </w:tc>
+      </w:tr>
+    </w:tbl>
+    <w:p>
+      <w:pPr>
+        <w:pStyle w:val="ReportAfterTable"/>
+        <w:rPr/>
+      </w:pPr>
+      <w:r>
+        <w:rPr/>
+      </w:r>
+    </w:p>
+    <w:p>
+      <w:pPr>
+        <w:pStyle w:val="ReportListingCaption"/>
+        <w:rPr/>
+      </w:pPr>
+      <w:r>
+        <w:rPr/>
+        <w:t>Листинг А.8 — Целочисленный прямой проход эталонной модели</w:t>
+      </w:r>
+    </w:p>
+    <w:tbl>
+      <w:tblPr>
+        <w:tblW w:w="9638" w:type="dxa"/>
+        <w:jc w:val="left"/>
+        <w:tblInd w:w="108" w:type="dxa"/>
+        <w:tblLayout w:type="fixed"/>
+        <w:tblCellMar>
+          <w:top w:w="60" w:type="dxa"/>
+          <w:left w:w="113" w:type="dxa"/>
+          <w:bottom w:w="60" w:type="dxa"/>
+          <w:right w:w="113" w:type="dxa"/>
+        </w:tblCellMar>
+      </w:tblPr>
+      <w:tblGrid>
+        <w:gridCol w:w="9638"/>
+      </w:tblGrid>
+      <w:tr>
+        <w:trPr>
+          <w:cantSplit w:val="true"/>
+        </w:trPr>
+        <w:tc>
+          <w:tcPr>
+            <w:tcW w:w="9638" w:type="dxa"/>
+            <w:tcBorders>
+              <w:top w:val="single" w:sz="4" w:space="0" w:color="000000"/>
+              <w:left w:val="single" w:sz="4" w:space="0" w:color="000000"/>
+              <w:bottom w:val="single" w:sz="4" w:space="0" w:color="000000"/>
+              <w:right w:val="single" w:sz="4" w:space="0" w:color="000000"/>
+            </w:tcBorders>
+          </w:tcPr>
+          <w:p>
+            <w:pPr>
+              <w:pStyle w:val="ReportCode"/>
+              <w:rPr/>
+            </w:pPr>
+            <w:r>
+              <w:rPr/>
+              <w:t>def forward_int(gw: GoldenWeights, X_i8: np.ndarray):</w:t>
+            </w:r>
+          </w:p>
+          <w:p>
+            <w:pPr>
+              <w:pStyle w:val="ReportCode"/>
+              <w:rPr/>
+            </w:pPr>
+            <w:r>
+              <w:rPr/>
+              <w:t xml:space="preserve">    </w:t>
+            </w:r>
+            <w:r>
+              <w:rPr/>
+              <w:t>"""X_i8: (N, n_in) int. Возвращает (z_i32, a_bit, y_i32, label)."""</w:t>
+            </w:r>
+          </w:p>
+          <w:p>
+            <w:pPr>
+              <w:pStyle w:val="ReportCode"/>
+              <w:rPr/>
+            </w:pPr>
+            <w:r>
+              <w:rPr/>
+              <w:t xml:space="preserve">    </w:t>
+            </w:r>
+            <w:r>
+              <w:rPr/>
+              <w:t>X_i8 = np.atleast_2d(X_i8).astype(np.int64)</w:t>
+            </w:r>
+          </w:p>
+          <w:p>
+            <w:pPr>
+              <w:pStyle w:val="ReportCode"/>
+              <w:rPr/>
+            </w:pPr>
+            <w:r>
+              <w:rPr/>
+              <w:t xml:space="preserve">    </w:t>
+            </w:r>
+            <w:r>
+              <w:rPr/>
+              <w:t>z_i32 = X_i8 @ gw.W_A_i8.astype(np.int64) + gw.b_A_i32   # (N, H)</w:t>
+            </w:r>
+          </w:p>
+          <w:p>
+            <w:pPr>
+              <w:pStyle w:val="ReportCode"/>
+              <w:rPr/>
+            </w:pPr>
+            <w:r>
+              <w:rPr/>
+              <w:t xml:space="preserve">    </w:t>
+            </w:r>
+            <w:r>
+              <w:rPr/>
+              <w:t>a_bit = (z_i32 &gt;= 0).astype(np.int8)                        # (N, H)</w:t>
+            </w:r>
+          </w:p>
+          <w:p>
+            <w:pPr>
+              <w:pStyle w:val="ReportCode"/>
+              <w:rPr/>
+            </w:pPr>
+            <w:r>
+              <w:rPr/>
+            </w:r>
+          </w:p>
+          <w:p>
+            <w:pPr>
+              <w:pStyle w:val="ReportCode"/>
+              <w:rPr/>
+            </w:pPr>
+            <w:r>
+              <w:rPr/>
+              <w:t xml:space="preserve">    </w:t>
+            </w:r>
+            <w:r>
+              <w:rPr/>
+              <w:t>y_i32 = xnor_popcount_dot(a_bit, np.broadcast_to(gw.W_B_bit, a_bit.shape)) + gw.b_B_i32</w:t>
+            </w:r>
+          </w:p>
+          <w:p>
+            <w:pPr>
+              <w:pStyle w:val="ReportCode"/>
+              <w:rPr/>
+            </w:pPr>
+            <w:r>
+              <w:rPr/>
+              <w:t xml:space="preserve">    </w:t>
+            </w:r>
+            <w:r>
+              <w:rPr/>
+              <w:t>label = (y_i32 &gt;= 0).astype(np.int32)</w:t>
+            </w:r>
+          </w:p>
+          <w:p>
+            <w:pPr>
+              <w:pStyle w:val="ReportCode"/>
+              <w:rPr/>
+            </w:pPr>
+            <w:r>
+              <w:rPr/>
+              <w:t xml:space="preserve">    </w:t>
+            </w:r>
+            <w:r>
+              <w:rPr/>
+              <w:t>return z_i32, a_bit, y_i32, label</w:t>
+            </w:r>
+          </w:p>
+        </w:tc>
+      </w:tr>
+    </w:tbl>
+    <w:p>
+      <w:pPr>
+        <w:pStyle w:val="ReportAfterTable"/>
+        <w:rPr/>
+      </w:pPr>
+      <w:r>
+        <w:rPr/>
+      </w:r>
+    </w:p>
+    <w:p>
+      <w:pPr>
+        <w:pStyle w:val="ReportListingCaption"/>
+        <w:rPr/>
+      </w:pPr>
+      <w:r>
+        <w:rPr/>
+        <w:t>Листинг А.9 — Тождество XNOR + popcount для ±1-векторов</w:t>
+      </w:r>
+    </w:p>
+    <w:tbl>
+      <w:tblPr>
+        <w:tblW w:w="9638" w:type="dxa"/>
+        <w:jc w:val="left"/>
+        <w:tblInd w:w="108" w:type="dxa"/>
+        <w:tblLayout w:type="fixed"/>
+        <w:tblCellMar>
+          <w:top w:w="60" w:type="dxa"/>
+          <w:left w:w="113" w:type="dxa"/>
+          <w:bottom w:w="60" w:type="dxa"/>
+          <w:right w:w="113" w:type="dxa"/>
+        </w:tblCellMar>
+      </w:tblPr>
+      <w:tblGrid>
+        <w:gridCol w:w="9638"/>
+      </w:tblGrid>
+      <w:tr>
+        <w:trPr>
+          <w:cantSplit w:val="true"/>
+        </w:trPr>
+        <w:tc>
+          <w:tcPr>
+            <w:tcW w:w="9638" w:type="dxa"/>
+            <w:tcBorders>
+              <w:top w:val="single" w:sz="4" w:space="0" w:color="000000"/>
+              <w:left w:val="single" w:sz="4" w:space="0" w:color="000000"/>
+              <w:bottom w:val="single" w:sz="4" w:space="0" w:color="000000"/>
+              <w:right w:val="single" w:sz="4" w:space="0" w:color="000000"/>
+            </w:tcBorders>
+          </w:tcPr>
+          <w:p>
+            <w:pPr>
+              <w:pStyle w:val="ReportCode"/>
+              <w:rPr/>
+            </w:pPr>
+            <w:r>
+              <w:rPr/>
+              <w:t>def xnor_popcount_dot(a_bit: np.ndarray, w_bit: np.ndarray) -&gt; np.ndarray:</w:t>
+            </w:r>
+          </w:p>
+          <w:p>
+            <w:pPr>
+              <w:pStyle w:val="ReportCode"/>
+              <w:rPr/>
+            </w:pPr>
+            <w:r>
+              <w:rPr/>
+              <w:t xml:space="preserve">    </w:t>
+            </w:r>
+            <w:r>
+              <w:rPr/>
+              <w:t>"""dot(a_pm1, w_pm1) через XNOR + popcount, a_bit/w_bit in {0,1}."""</w:t>
+            </w:r>
+          </w:p>
+          <w:p>
+            <w:pPr>
+              <w:pStyle w:val="ReportCode"/>
+              <w:rPr/>
+            </w:pPr>
+            <w:r>
+              <w:rPr/>
+              <w:t xml:space="preserve">    </w:t>
+            </w:r>
+            <w:r>
+              <w:rPr/>
+              <w:t>xnor = 1 - (a_bit ^ w_bit)              # 1, если биты совпали (оба +1 или оба -1)</w:t>
+            </w:r>
+          </w:p>
+          <w:p>
+            <w:pPr>
+              <w:pStyle w:val="ReportCode"/>
+              <w:rPr/>
+            </w:pPr>
+            <w:r>
+              <w:rPr/>
+              <w:t xml:space="preserve">    </w:t>
+            </w:r>
+            <w:r>
+              <w:rPr/>
+              <w:t>H = w_bit.shape[-1]</w:t>
+            </w:r>
+          </w:p>
+          <w:p>
+            <w:pPr>
+              <w:pStyle w:val="ReportCode"/>
+              <w:rPr/>
+            </w:pPr>
+            <w:r>
+              <w:rPr/>
+              <w:t xml:space="preserve">    </w:t>
+            </w:r>
+            <w:r>
+              <w:rPr/>
+              <w:t>popcount = np.sum(xnor, axis=-1)</w:t>
+            </w:r>
+          </w:p>
+          <w:p>
+            <w:pPr>
+              <w:pStyle w:val="ReportCode"/>
+              <w:rPr/>
+            </w:pPr>
+            <w:r>
+              <w:rPr/>
+              <w:t xml:space="preserve">    </w:t>
+            </w:r>
+            <w:r>
+              <w:rPr/>
+              <w:t>return 2 * popcount - H</w:t>
+            </w:r>
+          </w:p>
+        </w:tc>
+      </w:tr>
+    </w:tbl>
+    <w:p>
+      <w:pPr>
+        <w:pStyle w:val="ReportAfterTable"/>
+        <w:rPr/>
+      </w:pPr>
+      <w:r>
+        <w:rPr/>
+      </w:r>
+    </w:p>
+    <w:p>
+      <w:pPr>
+        <w:pStyle w:val="ReportAppendix"/>
+      </w:pPr>
+      <w:r>
+        <w:t>Приложение Б</w:t>
+      </w:r>
+    </w:p>
+    <w:p>
+      <w:pPr>
+        <w:pStyle w:val="ReportAppendixTitle"/>
+      </w:pPr>
+      <w:r>
+        <w:t>Ключевые фрагменты RTL-модели и тестбенча</w:t>
+      </w:r>
+    </w:p>
+    <w:p>
+      <w:pPr>
+        <w:pStyle w:val="ReportBody"/>
+      </w:pPr>
+      <w:r>
+        <w:t>Ниже приведены операции, определяющие совпадение RTL-модели с целочисленным эталоном.</w:t>
+      </w:r>
+    </w:p>
+    <w:p>
+      <w:pPr>
+        <w:pStyle w:val="ReportListingCaption"/>
+      </w:pPr>
+      <w:r>
+        <w:t>Листинг Б.1 — Знаковое накопление и бинаризация слоя A</w:t>
+      </w:r>
+    </w:p>
+    <w:p>
+      <w:pPr>
+        <w:pStyle w:val="ReportCode"/>
+      </w:pPr>
+      <w:r>
+        <w:t>accumulator = $signed(b_a[h]);</w:t>
+        <w:br/>
+        <w:t>for (j = 0; j &lt; 5; j = j + 1) begin</w:t>
+        <w:br/>
+        <w:t xml:space="preserve">    product = $signed(input_features[39 - 8*j -: 8])</w:t>
+        <w:br/>
+        <w:t xml:space="preserve">            * $signed(w_a[j*8 + h]);</w:t>
+        <w:br/>
+        <w:t xml:space="preserve">    accumulator = accumulator + {{16{product[15]}}, product};</w:t>
+        <w:br/>
+        <w:t>end</w:t>
+        <w:br/>
+        <w:t>hidden_bits[h] = (accumulator &gt;= 32'sd0);</w:t>
+      </w:r>
+    </w:p>
+    <w:p>
+      <w:pPr>
+        <w:pStyle w:val="ReportListingCaption"/>
+      </w:pPr>
+      <w:r>
+        <w:t>Листинг Б.2 — XNOR, popcount и пороговое решение</w:t>
+      </w:r>
+    </w:p>
+    <w:p>
+      <w:pPr>
+        <w:pStyle w:val="ReportCode"/>
+      </w:pPr>
+      <w:r>
+        <w:rPr>
+          <w:sz w:val="18"/>
+        </w:rPr>
+        <w:t>for (h = 0; h &lt; 8; h = h + 1)</w:t>
+        <w:br/>
+        <w:t xml:space="preserve">    matching_bits = matching_bits + (hidden_bits[h] ~^ w_b[h]);</w:t>
+        <w:br/>
+        <w:t>score = ($signed({28'b0, matching_bits}) &lt;&lt;&lt; 1)</w:t>
+        <w:br/>
+        <w:t xml:space="preserve">      - 32'sd8 + $signed(b_b[0]);</w:t>
+        <w:br/>
+        <w:t>prediction_next = (score &gt;= 32'sd0);</w:t>
       </w:r>
     </w:p>
     <w:sectPr>

--- a/report/Отчет_ПР1_ПР2_Рябец_Головин_Гришин.docx
+++ b/report/Отчет_ПР1_ПР2_Рябец_Головин_Гришин.docx
@@ -7977,7 +7977,7 @@
         <w:pStyle w:val="ReportAppendixTitle"/>
       </w:pPr>
       <w:r>
-        <w:t>Ключевые фрагменты RTL-модели и тестбенча</w:t>
+        <w:t>Ключевые фрагменты RTL-модели</w:t>
       </w:r>
     </w:p>
     <w:p>

--- a/report/Отчет_ПР1_ПР2_Рябец_Головин_Гришин.docx
+++ b/report/Отчет_ПР1_ПР2_Рябец_Головин_Гришин.docx
@@ -824,7 +824,7 @@
         <w:rPr/>
       </w:pPr>
       <w:r>
-        <w:t>ПРИЛОЖЕНИЕ Б ФРАГМЕНТЫ RTL-МОДЕЛИ</w:t>
+        <w:t>ПРИЛОЖЕНИЕ Б ИСХОДНЫЙ КОД RTL-МОДЕЛИ</w:t>
         <w:tab/>
         <w:t>28</w:t>
       </w:r>
@@ -7977,7 +7977,7 @@
         <w:pStyle w:val="ReportAppendixTitle"/>
       </w:pPr>
       <w:r>
-        <w:t>Ключевые фрагменты RTL-модели</w:t>
+        <w:t>Исходный код RTL-модели</w:t>
       </w:r>
     </w:p>
     <w:p>
@@ -7985,7 +7985,7 @@
         <w:pStyle w:val="ReportBody"/>
       </w:pPr>
       <w:r>
-        <w:t>Ниже приведены операции, определяющие совпадение RTL-модели с целочисленным эталоном.</w:t>
+        <w:t>Приведён полный код классификатора и самопроверяющегося тестбенча, использованных в симуляции. Комментарии опущены.</w:t>
       </w:r>
     </w:p>
     <w:p>
@@ -7993,35 +7993,7 @@
         <w:pStyle w:val="ReportListingCaption"/>
       </w:pPr>
       <w:r>
-        <w:t>Листинг Б.1 — Знаковое накопление и бинаризация слоя A</w:t>
-      </w:r>
-    </w:p>
-    <w:p>
-      <w:pPr>
-        <w:pStyle w:val="ReportCode"/>
-      </w:pPr>
-      <w:r>
-        <w:t>accumulator = $signed(b_a[h]);</w:t>
-        <w:br/>
-        <w:t>for (j = 0; j &lt; 5; j = j + 1) begin</w:t>
-        <w:br/>
-        <w:t xml:space="preserve">    product = $signed(input_features[39 - 8*j -: 8])</w:t>
-        <w:br/>
-        <w:t xml:space="preserve">            * $signed(w_a[j*8 + h]);</w:t>
-        <w:br/>
-        <w:t xml:space="preserve">    accumulator = accumulator + {{16{product[15]}}, product};</w:t>
-        <w:br/>
-        <w:t>end</w:t>
-        <w:br/>
-        <w:t>hidden_bits[h] = (accumulator &gt;= 32'sd0);</w:t>
-      </w:r>
-    </w:p>
-    <w:p>
-      <w:pPr>
-        <w:pStyle w:val="ReportListingCaption"/>
-      </w:pPr>
-      <w:r>
-        <w:t>Листинг Б.2 — XNOR, popcount и пороговое решение</w:t>
+        <w:t>Листинг Б.1 — RTL-модуль классификатора</w:t>
       </w:r>
     </w:p>
     <w:p>
@@ -8032,15 +8004,381 @@
         <w:rPr>
           <w:sz w:val="18"/>
         </w:rPr>
-        <w:t>for (h = 0; h &lt; 8; h = h + 1)</w:t>
-        <w:br/>
-        <w:t xml:space="preserve">    matching_bits = matching_bits + (hidden_bits[h] ~^ w_b[h]);</w:t>
-        <w:br/>
-        <w:t>score = ($signed({28'b0, matching_bits}) &lt;&lt;&lt; 1)</w:t>
-        <w:br/>
-        <w:t xml:space="preserve">      - 32'sd8 + $signed(b_b[0]);</w:t>
-        <w:br/>
-        <w:t>prediction_next = (score &gt;= 32'sd0);</w:t>
+        <w:t>`timescale 1ns / 1ps</w:t>
+        <w:br/>
+        <w:br/>
+        <w:t>module bnn_classifier #(</w:t>
+        <w:br/>
+        <w:t xml:space="preserve">    parameter W_A_FILE = "weights_layerA_W.mem",</w:t>
+        <w:br/>
+        <w:t xml:space="preserve">    parameter B_A_FILE = "weights_layerA_b.mem",</w:t>
+        <w:br/>
+        <w:t xml:space="preserve">    parameter W_B_FILE = "weights_layerB_W.mem",</w:t>
+        <w:br/>
+        <w:t xml:space="preserve">    parameter B_B_FILE = "weights_layerB_b.mem"</w:t>
+        <w:br/>
+        <w:t>) (</w:t>
+        <w:br/>
+        <w:t xml:space="preserve">    input  wire        clk,</w:t>
+        <w:br/>
+        <w:t xml:space="preserve">    input  wire        rst_n,</w:t>
+        <w:br/>
+        <w:t xml:space="preserve">    input  wire        valid_in,</w:t>
+        <w:br/>
+        <w:t xml:space="preserve">    input  wire [39:0] input_features,</w:t>
+        <w:br/>
+        <w:t xml:space="preserve">    output reg         valid_out,</w:t>
+        <w:br/>
+        <w:t xml:space="preserve">    output reg         fall_detected</w:t>
+        <w:br/>
+        <w:t>);</w:t>
+        <w:br/>
+        <w:t xml:space="preserve">    reg [7:0]  w_a [0:39];</w:t>
+        <w:br/>
+        <w:t xml:space="preserve">    reg [31:0] b_a [0:7];</w:t>
+        <w:br/>
+        <w:t xml:space="preserve">    reg        w_b [0:7];</w:t>
+        <w:br/>
+        <w:t xml:space="preserve">    reg [31:0] b_b [0:0];</w:t>
+        <w:br/>
+        <w:br/>
+        <w:t xml:space="preserve">    initial begin</w:t>
+        <w:br/>
+        <w:t xml:space="preserve">        $readmemh(W_A_FILE, w_a);</w:t>
+        <w:br/>
+        <w:t xml:space="preserve">        $readmemh(B_A_FILE, b_a);</w:t>
+        <w:br/>
+        <w:t xml:space="preserve">        $readmemh(W_B_FILE, w_b);</w:t>
+        <w:br/>
+        <w:t xml:space="preserve">        $readmemh(B_B_FILE, b_b);</w:t>
+        <w:br/>
+        <w:t xml:space="preserve">    end</w:t>
+        <w:br/>
+        <w:br/>
+        <w:t xml:space="preserve">    reg signed [15:0] product;</w:t>
+        <w:br/>
+        <w:t xml:space="preserve">    reg signed [31:0] accumulator;</w:t>
+        <w:br/>
+        <w:t xml:space="preserve">    reg [7:0] hidden_bits;</w:t>
+        <w:br/>
+        <w:t xml:space="preserve">    reg [3:0] matching_bits;</w:t>
+        <w:br/>
+        <w:t xml:space="preserve">    reg signed [31:0] score;</w:t>
+        <w:br/>
+        <w:t xml:space="preserve">    reg prediction_next;</w:t>
+        <w:br/>
+        <w:t xml:space="preserve">    integer h;</w:t>
+        <w:br/>
+        <w:t xml:space="preserve">    integer j;</w:t>
+        <w:br/>
+        <w:br/>
+        <w:t xml:space="preserve">    always @* begin</w:t>
+        <w:br/>
+        <w:t xml:space="preserve">        product = 16'sd0;</w:t>
+        <w:br/>
+        <w:t xml:space="preserve">        accumulator = 32'sd0;</w:t>
+        <w:br/>
+        <w:t xml:space="preserve">        hidden_bits = 8'b0;</w:t>
+        <w:br/>
+        <w:t xml:space="preserve">        matching_bits = 4'b0;</w:t>
+        <w:br/>
+        <w:t xml:space="preserve">        score = 32'sd0;</w:t>
+        <w:br/>
+        <w:t xml:space="preserve">        prediction_next = 1'b0;</w:t>
+        <w:br/>
+        <w:br/>
+        <w:t xml:space="preserve">        for (h = 0; h &lt; 8; h = h + 1) begin</w:t>
+        <w:br/>
+        <w:t xml:space="preserve">            accumulator = $signed(b_a[h]);</w:t>
+        <w:br/>
+        <w:t xml:space="preserve">            for (j = 0; j &lt; 5; j = j + 1) begin</w:t>
+        <w:br/>
+        <w:t xml:space="preserve">                product = $signed(input_features[39 - 8*j -: 8])</w:t>
+        <w:br/>
+        <w:t xml:space="preserve">                        * $signed(w_a[j*8 + h]);</w:t>
+        <w:br/>
+        <w:t xml:space="preserve">                accumulator = accumulator + {{16{product[15]}}, product};</w:t>
+        <w:br/>
+        <w:t xml:space="preserve">            end</w:t>
+        <w:br/>
+        <w:t xml:space="preserve">            hidden_bits[h] = (accumulator &gt;= 32'sd0);</w:t>
+        <w:br/>
+        <w:t xml:space="preserve">        end</w:t>
+        <w:br/>
+        <w:br/>
+        <w:t xml:space="preserve">        for (h = 0; h &lt; 8; h = h + 1)</w:t>
+        <w:br/>
+        <w:t xml:space="preserve">            matching_bits = matching_bits + (hidden_bits[h] ~^ w_b[h]);</w:t>
+        <w:br/>
+        <w:br/>
+        <w:t xml:space="preserve">        score = ($signed({28'b0, matching_bits}) &lt;&lt;&lt; 1)</w:t>
+        <w:br/>
+        <w:t xml:space="preserve">              - 32'sd8 + $signed(b_b[0]);</w:t>
+        <w:br/>
+        <w:t xml:space="preserve">        prediction_next = (score &gt;= 32'sd0);</w:t>
+        <w:br/>
+        <w:t xml:space="preserve">    end</w:t>
+        <w:br/>
+        <w:br/>
+        <w:t xml:space="preserve">    always @(posedge clk) begin</w:t>
+        <w:br/>
+        <w:t xml:space="preserve">        if (!rst_n) begin</w:t>
+        <w:br/>
+        <w:t xml:space="preserve">            valid_out &lt;= 1'b0;</w:t>
+        <w:br/>
+        <w:t xml:space="preserve">            fall_detected &lt;= 1'b0;</w:t>
+        <w:br/>
+        <w:t xml:space="preserve">        end else begin</w:t>
+        <w:br/>
+        <w:t xml:space="preserve">            valid_out &lt;= valid_in;</w:t>
+        <w:br/>
+        <w:t xml:space="preserve">            if (valid_in)</w:t>
+        <w:br/>
+        <w:t xml:space="preserve">                fall_detected &lt;= prediction_next;</w:t>
+        <w:br/>
+        <w:t xml:space="preserve">        end</w:t>
+        <w:br/>
+        <w:t xml:space="preserve">    end</w:t>
+        <w:br/>
+        <w:t>endmodule</w:t>
+      </w:r>
+    </w:p>
+    <w:p>
+      <w:pPr>
+        <w:pStyle w:val="ReportListingCaption"/>
+      </w:pPr>
+      <w:r>
+        <w:t>Листинг Б.2 — Самопроверяющийся тестбенч</w:t>
+      </w:r>
+    </w:p>
+    <w:p>
+      <w:pPr>
+        <w:pStyle w:val="ReportCode"/>
+      </w:pPr>
+      <w:r>
+        <w:rPr>
+          <w:sz w:val="18"/>
+        </w:rPr>
+        <w:t>`timescale 1ns / 1ps</w:t>
+        <w:br/>
+        <w:br/>
+        <w:t>module tb_bnn_classifier;</w:t>
+        <w:br/>
+        <w:t>`ifdef FULL_TEST</w:t>
+        <w:br/>
+        <w:t xml:space="preserve">    localparam VECTOR_COUNT = 2331;</w:t>
+        <w:br/>
+        <w:t>`elsif EDGE_TEST</w:t>
+        <w:br/>
+        <w:t xml:space="preserve">    localparam VECTOR_COUNT = 14;</w:t>
+        <w:br/>
+        <w:t>`else</w:t>
+        <w:br/>
+        <w:t xml:space="preserve">    localparam VECTOR_COUNT = 64;</w:t>
+        <w:br/>
+        <w:t>`endif</w:t>
+        <w:br/>
+        <w:br/>
+        <w:t xml:space="preserve">    reg clk = 1'b0;</w:t>
+        <w:br/>
+        <w:t xml:space="preserve">    always #5 clk = ~clk;</w:t>
+        <w:br/>
+        <w:br/>
+        <w:t xml:space="preserve">    reg rst_n = 1'b0;</w:t>
+        <w:br/>
+        <w:t xml:space="preserve">    reg valid_in = 1'b0;</w:t>
+        <w:br/>
+        <w:t xml:space="preserve">    reg [39:0] input_features = 40'b0;</w:t>
+        <w:br/>
+        <w:t xml:space="preserve">    wire valid_out;</w:t>
+        <w:br/>
+        <w:t xml:space="preserve">    wire fall_detected;</w:t>
+        <w:br/>
+        <w:br/>
+        <w:t xml:space="preserve">    reg [39:0] vectors [0:VECTOR_COUNT-1];</w:t>
+        <w:br/>
+        <w:t xml:space="preserve">    reg expected [0:VECTOR_COUNT-1];</w:t>
+        <w:br/>
+        <w:t>`ifdef FULL_TEST</w:t>
+        <w:br/>
+        <w:t xml:space="preserve">    reg [7:0] expected_hidden [0:VECTOR_COUNT-1];</w:t>
+        <w:br/>
+        <w:t xml:space="preserve">    reg [31:0] expected_score [0:VECTOR_COUNT-1];</w:t>
+        <w:br/>
+        <w:t>`elsif EDGE_TEST</w:t>
+        <w:br/>
+        <w:t xml:space="preserve">    reg [7:0] expected_hidden [0:VECTOR_COUNT-1];</w:t>
+        <w:br/>
+        <w:t xml:space="preserve">    reg [31:0] expected_score [0:VECTOR_COUNT-1];</w:t>
+        <w:br/>
+        <w:t>`endif</w:t>
+        <w:br/>
+        <w:br/>
+        <w:t xml:space="preserve">    integer i;</w:t>
+        <w:br/>
+        <w:t xml:space="preserve">    integer errors;</w:t>
+        <w:br/>
+        <w:br/>
+        <w:t xml:space="preserve">    bnn_classifier dut (</w:t>
+        <w:br/>
+        <w:t xml:space="preserve">        .clk(clk),</w:t>
+        <w:br/>
+        <w:t xml:space="preserve">        .rst_n(rst_n),</w:t>
+        <w:br/>
+        <w:t xml:space="preserve">        .valid_in(valid_in),</w:t>
+        <w:br/>
+        <w:t xml:space="preserve">        .input_features(input_features),</w:t>
+        <w:br/>
+        <w:t xml:space="preserve">        .valid_out(valid_out),</w:t>
+        <w:br/>
+        <w:t xml:space="preserve">        .fall_detected(fall_detected)</w:t>
+        <w:br/>
+        <w:t xml:space="preserve">    );</w:t>
+        <w:br/>
+        <w:br/>
+        <w:t xml:space="preserve">    initial begin</w:t>
+        <w:br/>
+        <w:t>`ifdef FULL_TEST</w:t>
+        <w:br/>
+        <w:t xml:space="preserve">        $readmemh("tb_inputs_full.mem", vectors);</w:t>
+        <w:br/>
+        <w:t xml:space="preserve">        $readmemh("tb_expected_full.mem", expected);</w:t>
+        <w:br/>
+        <w:t xml:space="preserve">        $readmemh("tb_hidden_full.mem", expected_hidden);</w:t>
+        <w:br/>
+        <w:t xml:space="preserve">        $readmemh("tb_score_full.mem", expected_score);</w:t>
+        <w:br/>
+        <w:t>`elsif EDGE_TEST</w:t>
+        <w:br/>
+        <w:t xml:space="preserve">        $readmemh("tb_inputs_edge.mem", vectors);</w:t>
+        <w:br/>
+        <w:t xml:space="preserve">        $readmemh("tb_expected_edge.mem", expected);</w:t>
+        <w:br/>
+        <w:t xml:space="preserve">        $readmemh("tb_hidden_edge.mem", expected_hidden);</w:t>
+        <w:br/>
+        <w:t xml:space="preserve">        $readmemh("tb_score_edge.mem", expected_score);</w:t>
+        <w:br/>
+        <w:t>`else</w:t>
+        <w:br/>
+        <w:t xml:space="preserve">        $readmemh("tb_inputs_64.mem", vectors);</w:t>
+        <w:br/>
+        <w:t xml:space="preserve">        $readmemh("tb_expected_64.mem", expected);</w:t>
+        <w:br/>
+        <w:t>`endif</w:t>
+        <w:br/>
+        <w:br/>
+        <w:t xml:space="preserve">        errors = 0;</w:t>
+        <w:br/>
+        <w:t xml:space="preserve">        repeat (2) @(negedge clk);</w:t>
+        <w:br/>
+        <w:t xml:space="preserve">        if (valid_out !== 1'b0 || fall_detected !== 1'b0)</w:t>
+        <w:br/>
+        <w:t xml:space="preserve">            $fatal(1, "synchronous reset did not clear outputs");</w:t>
+        <w:br/>
+        <w:t xml:space="preserve">        rst_n = 1'b1;</w:t>
+        <w:br/>
+        <w:br/>
+        <w:t xml:space="preserve">        for (i = 0; i &lt; VECTOR_COUNT; i = i + 1) begin</w:t>
+        <w:br/>
+        <w:t xml:space="preserve">            @(negedge clk);</w:t>
+        <w:br/>
+        <w:t xml:space="preserve">            input_features = vectors[i];</w:t>
+        <w:br/>
+        <w:t xml:space="preserve">            valid_in = 1'b1;</w:t>
+        <w:br/>
+        <w:t xml:space="preserve">            #1;</w:t>
+        <w:br/>
+        <w:t>`ifdef FULL_TEST</w:t>
+        <w:br/>
+        <w:t xml:space="preserve">            if (dut.hidden_bits !== expected_hidden[i]) begin</w:t>
+        <w:br/>
+        <w:t xml:space="preserve">                $display("FAIL vector %0d: hidden=%02h expected=%02h",</w:t>
+        <w:br/>
+        <w:t xml:space="preserve">                         i, dut.hidden_bits, expected_hidden[i]);</w:t>
+        <w:br/>
+        <w:t xml:space="preserve">                errors = errors + 1;</w:t>
+        <w:br/>
+        <w:t xml:space="preserve">            end</w:t>
+        <w:br/>
+        <w:t xml:space="preserve">            if (dut.score !== $signed(expected_score[i])) begin</w:t>
+        <w:br/>
+        <w:t xml:space="preserve">                $display("FAIL vector %0d: score=%0d expected=%0d",</w:t>
+        <w:br/>
+        <w:t xml:space="preserve">                         i, dut.score, $signed(expected_score[i]));</w:t>
+        <w:br/>
+        <w:t xml:space="preserve">                errors = errors + 1;</w:t>
+        <w:br/>
+        <w:t xml:space="preserve">            end</w:t>
+        <w:br/>
+        <w:t>`elsif EDGE_TEST</w:t>
+        <w:br/>
+        <w:t xml:space="preserve">            if (dut.hidden_bits !== expected_hidden[i]) begin</w:t>
+        <w:br/>
+        <w:t xml:space="preserve">                $display("FAIL edge %0d: hidden=%02h expected=%02h",</w:t>
+        <w:br/>
+        <w:t xml:space="preserve">                         i, dut.hidden_bits, expected_hidden[i]);</w:t>
+        <w:br/>
+        <w:t xml:space="preserve">                errors = errors + 1;</w:t>
+        <w:br/>
+        <w:t xml:space="preserve">            end</w:t>
+        <w:br/>
+        <w:t xml:space="preserve">            if (dut.score !== $signed(expected_score[i])) begin</w:t>
+        <w:br/>
+        <w:t xml:space="preserve">                $display("FAIL edge %0d: score=%0d expected=%0d",</w:t>
+        <w:br/>
+        <w:t xml:space="preserve">                         i, dut.score, $signed(expected_score[i]));</w:t>
+        <w:br/>
+        <w:t xml:space="preserve">                errors = errors + 1;</w:t>
+        <w:br/>
+        <w:t xml:space="preserve">            end</w:t>
+        <w:br/>
+        <w:t>`endif</w:t>
+        <w:br/>
+        <w:t xml:space="preserve">            @(posedge clk);</w:t>
+        <w:br/>
+        <w:t xml:space="preserve">            #1;</w:t>
+        <w:br/>
+        <w:t xml:space="preserve">            if (valid_out !== 1'b1 || fall_detected !== expected[i]) begin</w:t>
+        <w:br/>
+        <w:t xml:space="preserve">                $display("FAIL vector %0d: valid=%b output=%b expected=%b",</w:t>
+        <w:br/>
+        <w:t xml:space="preserve">                         i, valid_out, fall_detected, expected[i]);</w:t>
+        <w:br/>
+        <w:t xml:space="preserve">                errors = errors + 1;</w:t>
+        <w:br/>
+        <w:t xml:space="preserve">            end</w:t>
+        <w:br/>
+        <w:t xml:space="preserve">        end</w:t>
+        <w:br/>
+        <w:br/>
+        <w:t xml:space="preserve">        @(negedge clk);</w:t>
+        <w:br/>
+        <w:t xml:space="preserve">        valid_in = 1'b0;</w:t>
+        <w:br/>
+        <w:t xml:space="preserve">        @(posedge clk);</w:t>
+        <w:br/>
+        <w:t xml:space="preserve">        #1;</w:t>
+        <w:br/>
+        <w:t xml:space="preserve">        if (valid_out !== 1'b0) begin</w:t>
+        <w:br/>
+        <w:t xml:space="preserve">            $display("FAIL: valid_out did not clear after valid_in");</w:t>
+        <w:br/>
+        <w:t xml:space="preserve">            errors = errors + 1;</w:t>
+        <w:br/>
+        <w:t xml:space="preserve">        end</w:t>
+        <w:br/>
+        <w:br/>
+        <w:t xml:space="preserve">        if (errors != 0)</w:t>
+        <w:br/>
+        <w:t xml:space="preserve">            $fatal(1, "%0d failures in %0d vectors", errors, VECTOR_COUNT);</w:t>
+        <w:br/>
+        <w:t xml:space="preserve">        $display("PASS: %0d vectors; output, valid signal and golden model agree", VECTOR_COUNT);</w:t>
+        <w:br/>
+        <w:t xml:space="preserve">        $finish;</w:t>
+        <w:br/>
+        <w:t xml:space="preserve">    end</w:t>
+        <w:br/>
+        <w:t>endmodule</w:t>
       </w:r>
     </w:p>
     <w:sectPr>

--- a/report/Отчет_ПР1_ПР2_Рябец_Головин_Гришин.docx
+++ b/report/Отчет_ПР1_ПР2_Рябец_Головин_Гришин.docx
@@ -654,7 +654,7 @@
         <w:rPr/>
         <w:t>1 ПОСТАНОВКА ЗАДАЧИ И ДАТАСЕТ SISFALL</w:t>
         <w:tab/>
-        <w:t>5</w:t>
+        <w:t>4</w:t>
       </w:r>
     </w:p>
     <w:p>
@@ -670,7 +670,7 @@
         <w:rPr/>
         <w:t>2 ИЗВЛЕЧЕНИЕ ПРИЗНАКОВ И ФОРМИРОВАНИЕ ВЫБОРОК</w:t>
         <w:tab/>
-        <w:t>6</w:t>
+        <w:t>5</w:t>
       </w:r>
     </w:p>
     <w:p>
@@ -686,7 +686,7 @@
         <w:rPr/>
         <w:t>3 АРХИТЕКТУРА СЕТИ И КВАНТОВАНИЕ</w:t>
         <w:tab/>
-        <w:t>8</w:t>
+        <w:t>7</w:t>
       </w:r>
     </w:p>
     <w:p>
@@ -702,7 +702,7 @@
         <w:rPr/>
         <w:t>4 ОБУЧЕНИЕ И ПРОГРАММНАЯ РЕАЛИЗАЦИЯ</w:t>
         <w:tab/>
-        <w:t>10</w:t>
+        <w:t>8</w:t>
       </w:r>
     </w:p>
     <w:p>
@@ -718,7 +718,7 @@
         <w:rPr/>
         <w:t>5 РЕЗУЛЬТАТЫ И ЭТАЛОННЫЙ ОТКЛИК</w:t>
         <w:tab/>
-        <w:t>12</w:t>
+        <w:t>9</w:t>
       </w:r>
     </w:p>
     <w:p>
@@ -733,7 +733,7 @@
       <w:r>
         <w:t>6 ПОСТАНОВКА ЗАДАЧИ ПРАКТИЧЕСКОЙ РАБОТЫ № 2</w:t>
         <w:tab/>
-        <w:t>15</w:t>
+        <w:t>11</w:t>
       </w:r>
     </w:p>
     <w:p>
@@ -748,7 +748,7 @@
       <w:r>
         <w:t>7 РЕАЛИЗАЦИЯ RTL-МОДЕЛИ</w:t>
         <w:tab/>
-        <w:t>17</w:t>
+        <w:t>12</w:t>
       </w:r>
     </w:p>
     <w:p>
@@ -763,7 +763,7 @@
       <w:r>
         <w:t>8 СИМУЛЯЦИЯ И СВЕРКА С ЭТАЛОНОМ</w:t>
         <w:tab/>
-        <w:t>18</w:t>
+        <w:t>13</w:t>
       </w:r>
     </w:p>
     <w:p>
@@ -779,7 +779,7 @@
         <w:rPr/>
         <w:t>ЗАКЛЮЧЕНИЕ</w:t>
         <w:tab/>
-        <w:t>21</w:t>
+        <w:t>15</w:t>
       </w:r>
     </w:p>
     <w:p>
@@ -795,7 +795,7 @@
         <w:rPr/>
         <w:t>СПИСОК ИСПОЛЬЗОВАННЫХ ИСТОЧНИКОВ</w:t>
         <w:tab/>
-        <w:t>22</w:t>
+        <w:t>16</w:t>
       </w:r>
     </w:p>
     <w:p>
@@ -811,7 +811,7 @@
         <w:rPr/>
         <w:t>ПРИЛОЖЕНИЕ А КЛЮЧЕВЫЕ ФРАГМЕНТЫ ПРОГРАММЫ</w:t>
         <w:tab/>
-        <w:t>23</w:t>
+        <w:t>17</w:t>
       </w:r>
     </w:p>
     <w:p>
@@ -826,7 +826,7 @@
       <w:r>
         <w:t>ПРИЛОЖЕНИЕ Б ИСХОДНЫЙ КОД RTL-МОДЕЛИ</w:t>
         <w:tab/>
-        <w:t>28</w:t>
+        <w:t>22</w:t>
       </w:r>
     </w:p>
     <w:p>
@@ -973,6 +973,8 @@
     <w:p>
       <w:pPr>
         <w:pStyle w:val="ReportHeading1"/>
+        <w:keepNext/>
+        <w:pageBreakBefore w:val="0"/>
         <w:rPr/>
       </w:pPr>
       <w:r>
@@ -1255,6 +1257,8 @@
     <w:p>
       <w:pPr>
         <w:pStyle w:val="ReportHeading1"/>
+        <w:keepNext/>
+        <w:pageBreakBefore w:val="0"/>
         <w:rPr/>
       </w:pPr>
       <w:r>
@@ -2722,6 +2726,8 @@
     <w:p>
       <w:pPr>
         <w:pStyle w:val="ReportHeading1"/>
+        <w:keepNext/>
+        <w:pageBreakBefore w:val="0"/>
         <w:rPr/>
       </w:pPr>
       <w:r>
@@ -3240,6 +3246,8 @@
     <w:p>
       <w:pPr>
         <w:pStyle w:val="ReportHeading1"/>
+        <w:keepNext/>
+        <w:pageBreakBefore w:val="0"/>
         <w:rPr/>
       </w:pPr>
       <w:r>
@@ -3264,7 +3272,7 @@
       </w:pPr>
       <w:r>
         <w:rPr/>
-        <w:t>Прямое распространение сигнала через sign() не дифференцируемо, поэтому обучение выполнено методом BinaryConnect / Straight-Through Estimator (Courbariaux et al., 2016) — реализовано вручную на NumPy без сторонних ML-библиотек (PyTorch недоступен в окружении). Хранятся вещественные «теневые» веса W_A, W_B; на прямом проходе W_B и активации после слоя A бинаризуются знаком; на обратном проходе производная sign(t) заменяется производной hard tanh:</w:t>
+        <w:t>Прямое распространение сигнала через sign() не дифференцируемо, поэтому обучение выполнено методом BinaryConnect / Straight-Through Estimator (Courbariaux et al., 2016) — реализовано вручную на NumPy без сторонних ML-библиотек. Хранятся вещественные «теневые» веса W_A, W_B; на прямом проходе W_B и активации после слоя A бинаризуются знаком; на обратном проходе производная sign(t) заменяется производной hard tanh:</w:t>
       </w:r>
     </w:p>
     <w:tbl>
@@ -3635,6 +3643,8 @@
     <w:p>
       <w:pPr>
         <w:pStyle w:val="ReportHeading1"/>
+        <w:keepNext/>
+        <w:pageBreakBefore w:val="0"/>
         <w:rPr/>
       </w:pPr>
       <w:r>
@@ -4326,6 +4336,8 @@
     <w:p>
       <w:pPr>
         <w:pStyle w:val="ReportHeading1"/>
+        <w:keepNext/>
+        <w:pageBreakBefore w:val="0"/>
       </w:pPr>
       <w:r>
         <w:t>6 ПОСТАНОВКА ЗАДАЧИ ПРАКТИЧЕСКОЙ РАБОТЫ № 2</w:t>
@@ -4696,168 +4708,72 @@
         <w:spacing w:before="120"/>
       </w:pPr>
       <w:r>
-        <w:t>Проект bnn_pr2 создан в Vivado 2022.2 для кристалла Xilinx Artix-7 xc7a100tcsg324-1. В его состав входят RTL-модуль, тестбенч и файлы памяти с параметрами и тестовыми данными (рисунки 6.1 и 6.2).</w:t>
-      </w:r>
-    </w:p>
-    <w:p>
-      <w:pPr>
+        <w:t>Единый проект ПР2–ПР3 создан в Vivado 2022.2 для кристалла Xilinx Artix-7 xc7a100tcsg324-1. В него включены RTL-модули, тестбенчи и файлы памяти с параметрами и контрольными данными.</w:t>
+      </w:r>
+    </w:p>
+    <w:p>
+      <w:pPr>
+        <w:pStyle w:val="ReportHeading1"/>
         <w:keepNext/>
-        <w:jc w:val="center"/>
-      </w:pPr>
-      <w:r>
-        <w:drawing>
-          <wp:inline xmlns:a="http://schemas.openxmlformats.org/drawingml/2006/main">
-            <wp:extent cx="5580000" cy="3487500"/>
-            <wp:docPr id="5" name="Picture 5"/>
-            <wp:cNvGraphicFramePr>
-              <a:graphicFrameLocks noChangeAspect="1"/>
-            </wp:cNvGraphicFramePr>
-            <a:graphic>
-              <a:graphicData uri="http://schemas.openxmlformats.org/drawingml/2006/picture">
-                <pic:pic>
-                  <pic:nvPicPr>
-                    <pic:cNvPr id="0" name="vivado_project.jpg"/>
-                    <pic:cNvPicPr/>
-                  </pic:nvPicPr>
-                  <pic:blipFill>
-                    <a:blip r:embed="rId12"/>
-                    <a:stretch>
-                      <a:fillRect/>
-                    </a:stretch>
-                  </pic:blipFill>
-                  <pic:spPr>
-                    <a:xfrm>
-                      <a:off x="0" y="0"/>
-                      <a:ext cx="5580000" cy="3487500"/>
-                    </a:xfrm>
-                    <a:prstGeom prst="rect"/>
-                  </pic:spPr>
-                </pic:pic>
-              </a:graphicData>
-            </a:graphic>
-          </wp:inline>
-        </w:drawing>
+        <w:pageBreakBefore w:val="0"/>
+      </w:pPr>
+      <w:r>
+        <w:t>7 РЕАЛИЗАЦИЯ RTL-МОДЕЛИ</w:t>
+      </w:r>
+    </w:p>
+    <w:p>
+      <w:pPr>
+        <w:pStyle w:val="ReportHeading2"/>
+      </w:pPr>
+      <w:r>
+        <w:t>7.1 Слой A: знаковое умножение и накопление</w:t>
       </w:r>
     </w:p>
     <w:p>
       <w:pPr>
         <w:pStyle w:val="ReportBody"/>
-        <w:spacing w:after="240"/>
-        <w:jc w:val="center"/>
-      </w:pPr>
-      <w:r>
-        <w:t>Рисунок 6.1 — Проект RTL-модели в Vivado 2022.2</w:t>
-      </w:r>
-    </w:p>
-    <w:p>
-      <w:pPr>
+      </w:pPr>
+      <w:r>
+        <w:t>Восемь нейронов слоя A вычисляют z_h = b_A[h] + Σ_j x_j·W_A[j,h] для j=0…4. Веса W_A загружаются в порядке j·8+h. Операнды int8 явно трактуются как знаковые; произведение хранится в 16 битах и расширяется до 32 бит перед сложением со смещением int32. Промежуточный бит a_h равен 1 тогда и только тогда, когда z_h≥0. При нулевой сумме бит также равен 1, как и в программном эталоне.</w:t>
+      </w:r>
+    </w:p>
+    <w:p>
+      <w:pPr>
+        <w:pStyle w:val="ReportHeading2"/>
+      </w:pPr>
+      <w:r>
+        <w:t>7.2 Слой B: XNOR и popcount</w:t>
+      </w:r>
+    </w:p>
+    <w:p>
+      <w:pPr>
+        <w:pStyle w:val="ReportBody"/>
+      </w:pPr>
+      <w:r>
+        <w:t>Восемь бинарных весов W_B сравниваются с битами a_h операцией XNOR. Четырёхбитный счётчик определяет число совпадений от 0 до 8. Итоговая сумма вычисляется как y = 2·popcount(XNOR(a,W_B)) − 8 + b_B; выход fall_detected равен 1 при y≥0. Эта формула бит в бит соответствует программной модели и не требует вещественной арифметики во время вывода.</w:t>
+      </w:r>
+    </w:p>
+    <w:p>
+      <w:pPr>
+        <w:pStyle w:val="ReportHeading2"/>
+      </w:pPr>
+      <w:r>
+        <w:t>7.3 Регистры, сброс и загрузка параметров</w:t>
+      </w:r>
+    </w:p>
+    <w:p>
+      <w:pPr>
+        <w:pStyle w:val="ReportBody"/>
+      </w:pPr>
+      <w:r>
+        <w:t>Комбинационная часть рассчитывает оба слоя для текущего входа. На ближайшем фронте clk при valid_in=1 сохраняются выходной бит и valid_out=1; при отсутствии входа valid_out=0, а последний бит остаётся неизменным. Синхронный сброс обнуляет оба регистра. Веса и смещения загружаются из четырёх .mem-файлов через $readmemh: 40 весов W_A идут в порядке j·8+h, за ними отдельно хранятся 8 смещений b_A, 8 бинарных весов W_B и смещение b_B. Каждая строка файла памяти задаёт одно значение в hex-формате.</w:t>
+      </w:r>
+    </w:p>
+    <w:p>
+      <w:pPr>
+        <w:pStyle w:val="ReportHeading1"/>
         <w:keepNext/>
-        <w:jc w:val="center"/>
-      </w:pPr>
-      <w:r>
-        <w:drawing>
-          <wp:inline xmlns:a="http://schemas.openxmlformats.org/drawingml/2006/main">
-            <wp:extent cx="5580000" cy="3487500"/>
-            <wp:docPr id="6" name="Picture 6"/>
-            <wp:cNvGraphicFramePr>
-              <a:graphicFrameLocks noChangeAspect="1"/>
-            </wp:cNvGraphicFramePr>
-            <a:graphic>
-              <a:graphicData uri="http://schemas.openxmlformats.org/drawingml/2006/picture">
-                <pic:pic>
-                  <pic:nvPicPr>
-                    <pic:cNvPr id="0" name="vivado_rtl_code_interface.jpg"/>
-                    <pic:cNvPicPr/>
-                  </pic:nvPicPr>
-                  <pic:blipFill>
-                    <a:blip r:embed="rId13"/>
-                    <a:stretch>
-                      <a:fillRect/>
-                    </a:stretch>
-                  </pic:blipFill>
-                  <pic:spPr>
-                    <a:xfrm>
-                      <a:off x="0" y="0"/>
-                      <a:ext cx="5580000" cy="3487500"/>
-                    </a:xfrm>
-                    <a:prstGeom prst="rect"/>
-                  </pic:spPr>
-                </pic:pic>
-              </a:graphicData>
-            </a:graphic>
-          </wp:inline>
-        </w:drawing>
-      </w:r>
-    </w:p>
-    <w:p>
-      <w:pPr>
-        <w:pStyle w:val="ReportBody"/>
-        <w:spacing w:after="240"/>
-        <w:jc w:val="center"/>
-      </w:pPr>
-      <w:r>
-        <w:t>Рисунок 6.2 — Интерфейс и загрузка параметров в коде Verilog</w:t>
-      </w:r>
-    </w:p>
-    <w:p>
-      <w:pPr>
-        <w:pStyle w:val="ReportHeading1"/>
-      </w:pPr>
-      <w:r>
-        <w:t>7 РЕАЛИЗАЦИЯ RTL-МОДЕЛИ</w:t>
-      </w:r>
-    </w:p>
-    <w:p>
-      <w:pPr>
-        <w:pStyle w:val="ReportHeading2"/>
-      </w:pPr>
-      <w:r>
-        <w:t>7.1 Слой A: знаковое умножение и накопление</w:t>
-      </w:r>
-    </w:p>
-    <w:p>
-      <w:pPr>
-        <w:pStyle w:val="ReportBody"/>
-      </w:pPr>
-      <w:r>
-        <w:t>Восемь нейронов слоя A вычисляют z_h = b_A[h] + Σ_j x_j·W_A[j,h] для j=0…4. Веса W_A загружаются в порядке j·8+h. Операнды int8 явно трактуются как знаковые; произведение хранится в 16 битах и расширяется до 32 бит перед сложением со смещением int32. Промежуточный бит a_h равен 1 тогда и только тогда, когда z_h≥0. При нулевой сумме бит также равен 1, как и в программном эталоне.</w:t>
-      </w:r>
-    </w:p>
-    <w:p>
-      <w:pPr>
-        <w:pStyle w:val="ReportHeading2"/>
-      </w:pPr>
-      <w:r>
-        <w:t>7.2 Слой B: XNOR и popcount</w:t>
-      </w:r>
-    </w:p>
-    <w:p>
-      <w:pPr>
-        <w:pStyle w:val="ReportBody"/>
-      </w:pPr>
-      <w:r>
-        <w:t>Восемь бинарных весов W_B сравниваются с битами a_h операцией XNOR. Четырёхбитный счётчик определяет число совпадений от 0 до 8. Итоговая сумма вычисляется как y = 2·popcount(XNOR(a,W_B)) − 8 + b_B; выход fall_detected равен 1 при y≥0. Эта формула бит в бит соответствует программной модели и не требует вещественной арифметики во время вывода.</w:t>
-      </w:r>
-    </w:p>
-    <w:p>
-      <w:pPr>
-        <w:pStyle w:val="ReportHeading2"/>
-      </w:pPr>
-      <w:r>
-        <w:t>7.3 Регистры, сброс и загрузка параметров</w:t>
-      </w:r>
-    </w:p>
-    <w:p>
-      <w:pPr>
-        <w:pStyle w:val="ReportBody"/>
-      </w:pPr>
-      <w:r>
-        <w:t>Комбинационная часть рассчитывает оба слоя для текущего входа. На ближайшем фронте clk при valid_in=1 сохраняются выходной бит и valid_out=1; при отсутствии входа valid_out=0, а последний бит остаётся неизменным. Синхронный сброс обнуляет оба регистра. Веса и смещения загружаются из четырёх .mem-файлов через $readmemh: 40 весов W_A идут в порядке j·8+h, за ними отдельно хранятся 8 смещений b_A, 8 бинарных весов W_B и смещение b_B. Каждая строка файла памяти задаёт одно значение в hex-формате.</w:t>
-      </w:r>
-    </w:p>
-    <w:p>
-      <w:pPr>
-        <w:pStyle w:val="ReportHeading1"/>
+        <w:pageBreakBefore w:val="0"/>
       </w:pPr>
       <w:r>
         <w:t>8 СИМУЛЯЦИЯ И СВЕРКА С ЭТАЛОНОМ</w:t>
@@ -5062,9 +4978,184 @@
         <w:pStyle w:val="ReportBody"/>
       </w:pPr>
       <w:r>
-        <w:t>В Vivado 2022.2 создан проект bnn_pr2 для xc7a100tcsg324-1. Поведенческая симуляция XSim завершилась сообщением PASS: 2331 vectors (рисунок 8.1). Временные диаграммы показаны на рисунке 8.2. Синтез успешно завершился; получена логическая схема из 960 ячеек (рисунок 8.3). Согласно отчёту ресурсов (рисунок 8.4), использовано 629 Slice LUT, 2 Slice Register, 45 Bonded IOB и 1 BUFGCTRL. Оценка ресурсов относится только к синтезу; размещение, трассировка и анализ таймингов не выполнялись.</w:t>
-      </w:r>
-    </w:p>
+        <w:t>В Vivado 2022.2 создан проект для xc7a100tcsg324-1. Поведенческая симуляция XSim завершилась сообщением PASS: 2331 vectors. Синтез успешно завершился; получена логическая схема классификатора (рисунок 8.1). Согласно отчёту ресурсов, использовано 595 Slice LUT, 2 Slice Register, 45 Bonded IOB и 1 BUFGCTRL. Эти показатели относятся к отдельному ядру после синтеза. Размещение и сравнение вариантов выполнены в ПР3.</w:t>
+      </w:r>
+    </w:p>
+    <w:p>
+      <w:pPr>
+        <w:pStyle w:val="ReportTableCaption"/>
+      </w:pPr>
+      <w:r>
+        <w:t>Таблица 8.2 — Ресурсы отдельного классификатора после синтеза</w:t>
+      </w:r>
+    </w:p>
+    <w:tbl>
+      <w:tblPr>
+        <w:tblW w:type="auto" w:w="0"/>
+        <w:tblLayout w:type="fixed"/>
+        <w:tblLook w:firstColumn="1" w:firstRow="1" w:lastColumn="0" w:lastRow="0" w:noHBand="0" w:noVBand="1" w:val="04A0"/>
+        <w:tblBorders>
+          <w:top w:val="single" w:sz="4" w:color="000000"/>
+          <w:left w:val="single" w:sz="4" w:color="000000"/>
+          <w:bottom w:val="single" w:sz="4" w:color="000000"/>
+          <w:right w:val="single" w:sz="4" w:color="000000"/>
+          <w:insideH w:val="single" w:sz="4" w:color="000000"/>
+          <w:insideV w:val="single" w:sz="4" w:color="000000"/>
+        </w:tblBorders>
+      </w:tblPr>
+      <w:tblGrid>
+        <w:gridCol w:w="4535"/>
+        <w:gridCol w:w="4252"/>
+      </w:tblGrid>
+      <w:tr>
+        <w:tc>
+          <w:tcPr>
+            <w:tcW w:type="dxa" w:w="4535"/>
+          </w:tcPr>
+          <w:p>
+            <w:pPr>
+              <w:pStyle w:val="ReportTableText"/>
+              <w:jc w:val="center"/>
+            </w:pPr>
+            <w:r>
+              <w:rPr>
+                <w:b/>
+              </w:rPr>
+              <w:t>Ресурс</w:t>
+            </w:r>
+          </w:p>
+        </w:tc>
+        <w:tc>
+          <w:tcPr>
+            <w:tcW w:type="dxa" w:w="4252"/>
+          </w:tcPr>
+          <w:p>
+            <w:pPr>
+              <w:pStyle w:val="ReportTableText"/>
+              <w:jc w:val="center"/>
+            </w:pPr>
+            <w:r>
+              <w:rPr>
+                <w:b/>
+              </w:rPr>
+              <w:t>Количество</w:t>
+            </w:r>
+          </w:p>
+        </w:tc>
+      </w:tr>
+      <w:tr>
+        <w:tc>
+          <w:tcPr>
+            <w:tcW w:type="dxa" w:w="4535"/>
+          </w:tcPr>
+          <w:p>
+            <w:pPr>
+              <w:pStyle w:val="ReportTableText"/>
+            </w:pPr>
+            <w:r>
+              <w:t>Slice LUT</w:t>
+            </w:r>
+          </w:p>
+        </w:tc>
+        <w:tc>
+          <w:tcPr>
+            <w:tcW w:type="dxa" w:w="4252"/>
+          </w:tcPr>
+          <w:p>
+            <w:pPr>
+              <w:pStyle w:val="ReportTableText"/>
+            </w:pPr>
+            <w:r>
+              <w:t>595</w:t>
+            </w:r>
+          </w:p>
+        </w:tc>
+      </w:tr>
+      <w:tr>
+        <w:tc>
+          <w:tcPr>
+            <w:tcW w:type="dxa" w:w="4535"/>
+          </w:tcPr>
+          <w:p>
+            <w:pPr>
+              <w:pStyle w:val="ReportTableText"/>
+            </w:pPr>
+            <w:r>
+              <w:t>Slice Register</w:t>
+            </w:r>
+          </w:p>
+        </w:tc>
+        <w:tc>
+          <w:tcPr>
+            <w:tcW w:type="dxa" w:w="4252"/>
+          </w:tcPr>
+          <w:p>
+            <w:pPr>
+              <w:pStyle w:val="ReportTableText"/>
+            </w:pPr>
+            <w:r>
+              <w:t>2</w:t>
+            </w:r>
+          </w:p>
+        </w:tc>
+      </w:tr>
+      <w:tr>
+        <w:tc>
+          <w:tcPr>
+            <w:tcW w:type="dxa" w:w="4535"/>
+          </w:tcPr>
+          <w:p>
+            <w:pPr>
+              <w:pStyle w:val="ReportTableText"/>
+            </w:pPr>
+            <w:r>
+              <w:t>Bonded IOB</w:t>
+            </w:r>
+          </w:p>
+        </w:tc>
+        <w:tc>
+          <w:tcPr>
+            <w:tcW w:type="dxa" w:w="4252"/>
+          </w:tcPr>
+          <w:p>
+            <w:pPr>
+              <w:pStyle w:val="ReportTableText"/>
+            </w:pPr>
+            <w:r>
+              <w:t>45</w:t>
+            </w:r>
+          </w:p>
+        </w:tc>
+      </w:tr>
+      <w:tr>
+        <w:tc>
+          <w:tcPr>
+            <w:tcW w:type="dxa" w:w="4535"/>
+          </w:tcPr>
+          <w:p>
+            <w:pPr>
+              <w:pStyle w:val="ReportTableText"/>
+            </w:pPr>
+            <w:r>
+              <w:t>BUFGCTRL</w:t>
+            </w:r>
+          </w:p>
+        </w:tc>
+        <w:tc>
+          <w:tcPr>
+            <w:tcW w:type="dxa" w:w="4252"/>
+          </w:tcPr>
+          <w:p>
+            <w:pPr>
+              <w:pStyle w:val="ReportTableText"/>
+            </w:pPr>
+            <w:r>
+              <w:t>1</w:t>
+            </w:r>
+          </w:p>
+        </w:tc>
+      </w:tr>
+    </w:tbl>
     <w:p>
       <w:pPr>
         <w:keepNext/>
@@ -5074,7 +5165,7 @@
         <w:drawing>
           <wp:inline xmlns:a="http://schemas.openxmlformats.org/drawingml/2006/main">
             <wp:extent cx="5580000" cy="3487500"/>
-            <wp:docPr id="7" name="Picture 7"/>
+            <wp:docPr id="5" name="Picture 5"/>
             <wp:cNvGraphicFramePr>
               <a:graphicFrameLocks noChangeAspect="1"/>
             </wp:cNvGraphicFramePr>
@@ -5082,11 +5173,11 @@
               <a:graphicData uri="http://schemas.openxmlformats.org/drawingml/2006/picture">
                 <pic:pic>
                   <pic:nvPicPr>
-                    <pic:cNvPr id="0" name="vivado_simulation_pass.jpg"/>
+                    <pic:cNvPr id="0" name="vivado_pr23_pr2_schematic.jpg"/>
                     <pic:cNvPicPr/>
                   </pic:nvPicPr>
                   <pic:blipFill>
-                    <a:blip r:embed="rId14"/>
+                    <a:blip r:embed="rId12"/>
                     <a:stretch>
                       <a:fillRect/>
                     </a:stretch>
@@ -5112,157 +5203,7 @@
         <w:jc w:val="center"/>
       </w:pPr>
       <w:r>
-        <w:t>Рисунок 8.1 — Результат проверки 2331 эталонного вектора в XSim</w:t>
-      </w:r>
-    </w:p>
-    <w:p>
-      <w:pPr>
-        <w:keepNext/>
-        <w:jc w:val="center"/>
-      </w:pPr>
-      <w:r>
-        <w:drawing>
-          <wp:inline xmlns:a="http://schemas.openxmlformats.org/drawingml/2006/main">
-            <wp:extent cx="5580000" cy="3487500"/>
-            <wp:docPr id="8" name="Picture 8"/>
-            <wp:cNvGraphicFramePr>
-              <a:graphicFrameLocks noChangeAspect="1"/>
-            </wp:cNvGraphicFramePr>
-            <a:graphic>
-              <a:graphicData uri="http://schemas.openxmlformats.org/drawingml/2006/picture">
-                <pic:pic>
-                  <pic:nvPicPr>
-                    <pic:cNvPr id="0" name="vivado_waveform.jpg"/>
-                    <pic:cNvPicPr/>
-                  </pic:nvPicPr>
-                  <pic:blipFill>
-                    <a:blip r:embed="rId15"/>
-                    <a:stretch>
-                      <a:fillRect/>
-                    </a:stretch>
-                  </pic:blipFill>
-                  <pic:spPr>
-                    <a:xfrm>
-                      <a:off x="0" y="0"/>
-                      <a:ext cx="5580000" cy="3487500"/>
-                    </a:xfrm>
-                    <a:prstGeom prst="rect"/>
-                  </pic:spPr>
-                </pic:pic>
-              </a:graphicData>
-            </a:graphic>
-          </wp:inline>
-        </w:drawing>
-      </w:r>
-    </w:p>
-    <w:p>
-      <w:pPr>
-        <w:pStyle w:val="ReportBody"/>
-        <w:spacing w:after="240"/>
-        <w:jc w:val="center"/>
-      </w:pPr>
-      <w:r>
-        <w:t>Рисунок 8.2 — Временные диаграммы входов и выходов классификатора</w:t>
-      </w:r>
-    </w:p>
-    <w:p>
-      <w:pPr>
-        <w:keepNext/>
-        <w:jc w:val="center"/>
-      </w:pPr>
-      <w:r>
-        <w:drawing>
-          <wp:inline xmlns:a="http://schemas.openxmlformats.org/drawingml/2006/main">
-            <wp:extent cx="5580000" cy="3487500"/>
-            <wp:docPr id="9" name="Picture 9"/>
-            <wp:cNvGraphicFramePr>
-              <a:graphicFrameLocks noChangeAspect="1"/>
-            </wp:cNvGraphicFramePr>
-            <a:graphic>
-              <a:graphicData uri="http://schemas.openxmlformats.org/drawingml/2006/picture">
-                <pic:pic>
-                  <pic:nvPicPr>
-                    <pic:cNvPr id="0" name="vivado_synthesized_schematic.jpg"/>
-                    <pic:cNvPicPr/>
-                  </pic:nvPicPr>
-                  <pic:blipFill>
-                    <a:blip r:embed="rId16"/>
-                    <a:stretch>
-                      <a:fillRect/>
-                    </a:stretch>
-                  </pic:blipFill>
-                  <pic:spPr>
-                    <a:xfrm>
-                      <a:off x="0" y="0"/>
-                      <a:ext cx="5580000" cy="3487500"/>
-                    </a:xfrm>
-                    <a:prstGeom prst="rect"/>
-                  </pic:spPr>
-                </pic:pic>
-              </a:graphicData>
-            </a:graphic>
-          </wp:inline>
-        </w:drawing>
-      </w:r>
-    </w:p>
-    <w:p>
-      <w:pPr>
-        <w:pStyle w:val="ReportBody"/>
-        <w:spacing w:after="240"/>
-        <w:jc w:val="center"/>
-      </w:pPr>
-      <w:r>
-        <w:t>Рисунок 8.3 — Синтезированная логическая схема классификатора</w:t>
-      </w:r>
-    </w:p>
-    <w:p>
-      <w:pPr>
-        <w:keepNext/>
-        <w:jc w:val="center"/>
-      </w:pPr>
-      <w:r>
-        <w:drawing>
-          <wp:inline xmlns:a="http://schemas.openxmlformats.org/drawingml/2006/main">
-            <wp:extent cx="5580000" cy="3487500"/>
-            <wp:docPr id="10" name="Picture 10"/>
-            <wp:cNvGraphicFramePr>
-              <a:graphicFrameLocks noChangeAspect="1"/>
-            </wp:cNvGraphicFramePr>
-            <a:graphic>
-              <a:graphicData uri="http://schemas.openxmlformats.org/drawingml/2006/picture">
-                <pic:pic>
-                  <pic:nvPicPr>
-                    <pic:cNvPr id="0" name="vivado_utilization.jpg"/>
-                    <pic:cNvPicPr/>
-                  </pic:nvPicPr>
-                  <pic:blipFill>
-                    <a:blip r:embed="rId17"/>
-                    <a:stretch>
-                      <a:fillRect/>
-                    </a:stretch>
-                  </pic:blipFill>
-                  <pic:spPr>
-                    <a:xfrm>
-                      <a:off x="0" y="0"/>
-                      <a:ext cx="5580000" cy="3487500"/>
-                    </a:xfrm>
-                    <a:prstGeom prst="rect"/>
-                  </pic:spPr>
-                </pic:pic>
-              </a:graphicData>
-            </a:graphic>
-          </wp:inline>
-        </w:drawing>
-      </w:r>
-    </w:p>
-    <w:p>
-      <w:pPr>
-        <w:pStyle w:val="ReportBody"/>
-        <w:spacing w:after="240"/>
-        <w:jc w:val="center"/>
-      </w:pPr>
-      <w:r>
-        <w:t>Рисунок 8.4 — Фрагмент схемы и ресурсы после синтеза</w:t>
+        <w:t>Рисунок 8.1 — Синтезированная схема классификатора</w:t>
       </w:r>
     </w:p>
     <w:p>
@@ -8037,7 +7978,7 @@
         <w:br/>
         <w:t xml:space="preserve">    reg [31:0] b_a [0:7];</w:t>
         <w:br/>
-        <w:t xml:space="preserve">    reg        w_b [0:7];</w:t>
+        <w:t xml:space="preserve">    reg [0:0]  w_b [0:7];</w:t>
         <w:br/>
         <w:t xml:space="preserve">    reg [31:0] b_b [0:0];</w:t>
         <w:br/>
@@ -8108,7 +8049,7 @@
         <w:br/>
         <w:t xml:space="preserve">        for (h = 0; h &lt; 8; h = h + 1)</w:t>
         <w:br/>
-        <w:t xml:space="preserve">            matching_bits = matching_bits + (hidden_bits[h] ~^ w_b[h]);</w:t>
+        <w:t xml:space="preserve">            matching_bits = matching_bits + (hidden_bits[h] ~^ w_b[h][0]);</w:t>
         <w:br/>
         <w:br/>
         <w:t xml:space="preserve">        score = ($signed({28'b0, matching_bits}) &lt;&lt;&lt; 1)</w:t>
